--- a/chapters/14-g-estimation-structural-nested-models.docx
+++ b/chapters/14-g-estimation-structural-nested-models.docx
@@ -115,7 +115,7 @@
         <w:t xml:space="preserve">: G-estimation is based on the idea that if we correctly remove the causal effect of treatment, the residuals should be independent of treatment conditional on confounders. This leads to estimating equations that do not require full specification of treatment or outcome models.</w:t>
       </w:r>
     </w:p>
-    <w:bookmarkStart w:id="22" w:name="Xa295eca09babeb4d8684091412be788d7ad1601"/>
+    <w:bookmarkStart w:id="11" w:name="Xa295eca09babeb4d8684091412be788d7ad1601"/>
     <w:p>
       <w:pPr>
         <w:pStyle w:val="Heading2"/>
@@ -139,7 +139,7 @@
         <w:t xml:space="preserve">Structural nested models directly parameterize the causal effect rather than the mean outcome or treatment probability.</w:t>
       </w:r>
     </w:p>
-    <w:bookmarkStart w:id="20" w:name="def-snm"/>
+    <w:bookmarkStart w:id="9" w:name="def-snm"/>
     <w:p>
       <w:pPr>
         <w:pStyle w:val="BodyText"/>
@@ -207,15 +207,21 @@
             </m:r>
           </m:e>
           <m:sup>
-            <m:r>
-              <m:t>a</m:t>
-            </m:r>
-            <m:r>
-              <m:rPr>
-                <m:sty m:val="p"/>
-              </m:rPr>
-              <m:t>′</m:t>
-            </m:r>
+            <m:sSup>
+              <m:e>
+                <m:r>
+                  <m:t>a</m:t>
+                </m:r>
+              </m:e>
+              <m:sup>
+                <m:r>
+                  <m:rPr>
+                    <m:sty m:val="p"/>
+                  </m:rPr>
+                  <m:t>′</m:t>
+                </m:r>
+              </m:sup>
+            </m:sSup>
           </m:sup>
         </m:sSup>
       </m:oMath>
@@ -238,42 +244,44 @@
           <m:r>
             <m:t>E</m:t>
           </m:r>
-          <m:d>
-            <m:dPr>
-              <m:begChr m:val="["/>
-              <m:sepChr m:val=""/>
-              <m:endChr m:val="]"/>
-              <m:grow/>
-            </m:dPr>
-            <m:e>
+          <m:r>
+            <m:rPr>
+              <m:sty m:val="p"/>
+            </m:rPr>
+            <m:t>[</m:t>
+          </m:r>
+          <m:sSup>
+            <m:e>
+              <m:r>
+                <m:t>Y</m:t>
+              </m:r>
+            </m:e>
+            <m:sup>
+              <m:r>
+                <m:t>a</m:t>
+              </m:r>
+            </m:sup>
+          </m:sSup>
+          <m:r>
+            <m:rPr>
+              <m:sty m:val="p"/>
+            </m:rPr>
+            <m:t>−</m:t>
+          </m:r>
+          <m:sSup>
+            <m:e>
+              <m:r>
+                <m:t>Y</m:t>
+              </m:r>
+            </m:e>
+            <m:sup>
               <m:sSup>
                 <m:e>
                   <m:r>
-                    <m:t>Y</m:t>
+                    <m:t>a</m:t>
                   </m:r>
                 </m:e>
                 <m:sup>
-                  <m:r>
-                    <m:t>a</m:t>
-                  </m:r>
-                </m:sup>
-              </m:sSup>
-              <m:r>
-                <m:rPr>
-                  <m:sty m:val="p"/>
-                </m:rPr>
-                <m:t>−</m:t>
-              </m:r>
-              <m:sSup>
-                <m:e>
-                  <m:r>
-                    <m:t>Y</m:t>
-                  </m:r>
-                </m:e>
-                <m:sup>
-                  <m:r>
-                    <m:t>a</m:t>
-                  </m:r>
                   <m:r>
                     <m:rPr>
                       <m:sty m:val="p"/>
@@ -282,17 +290,23 @@
                   </m:r>
                 </m:sup>
               </m:sSup>
-              <m:r>
-                <m:rPr>
-                  <m:sty m:val="p"/>
-                </m:rPr>
-                <m:t>∣</m:t>
-              </m:r>
-              <m:r>
-                <m:t>L</m:t>
-              </m:r>
-            </m:e>
-          </m:d>
+            </m:sup>
+          </m:sSup>
+          <m:r>
+            <m:rPr>
+              <m:sty m:val="p"/>
+            </m:rPr>
+            <m:t>∣</m:t>
+          </m:r>
+          <m:r>
+            <m:t>L</m:t>
+          </m:r>
+          <m:r>
+            <m:rPr>
+              <m:sty m:val="p"/>
+            </m:rPr>
+            <m:t>]</m:t>
+          </m:r>
           <m:r>
             <m:rPr>
               <m:sty m:val="p"/>
@@ -302,52 +316,60 @@
           <m:r>
             <m:t>γ</m:t>
           </m:r>
-          <m:d>
-            <m:dPr>
-              <m:begChr m:val="("/>
-              <m:sepChr m:val=""/>
-              <m:endChr m:val=")"/>
-              <m:grow/>
-            </m:dPr>
+          <m:r>
+            <m:rPr>
+              <m:sty m:val="p"/>
+            </m:rPr>
+            <m:t>(</m:t>
+          </m:r>
+          <m:r>
+            <m:t>a</m:t>
+          </m:r>
+          <m:r>
+            <m:rPr>
+              <m:sty m:val="p"/>
+            </m:rPr>
+            <m:t>,</m:t>
+          </m:r>
+          <m:sSup>
             <m:e>
               <m:r>
                 <m:t>a</m:t>
               </m:r>
-              <m:r>
-                <m:rPr>
-                  <m:sty m:val="p"/>
-                </m:rPr>
-                <m:t>,</m:t>
-              </m:r>
-              <m:r>
-                <m:t>a</m:t>
-              </m:r>
+            </m:e>
+            <m:sup>
               <m:r>
                 <m:rPr>
                   <m:sty m:val="p"/>
                 </m:rPr>
                 <m:t>′</m:t>
               </m:r>
-              <m:r>
-                <m:rPr>
-                  <m:sty m:val="p"/>
-                </m:rPr>
-                <m:t>;</m:t>
-              </m:r>
-              <m:r>
-                <m:t>ψ</m:t>
-              </m:r>
-              <m:r>
-                <m:rPr>
-                  <m:sty m:val="p"/>
-                </m:rPr>
-                <m:t>,</m:t>
-              </m:r>
-              <m:r>
-                <m:t>L</m:t>
-              </m:r>
-            </m:e>
-          </m:d>
+            </m:sup>
+          </m:sSup>
+          <m:r>
+            <m:rPr>
+              <m:sty m:val="p"/>
+            </m:rPr>
+            <m:t>;</m:t>
+          </m:r>
+          <m:r>
+            <m:t>ψ</m:t>
+          </m:r>
+          <m:r>
+            <m:rPr>
+              <m:sty m:val="p"/>
+            </m:rPr>
+            <m:t>,</m:t>
+          </m:r>
+          <m:r>
+            <m:t>L</m:t>
+          </m:r>
+          <m:r>
+            <m:rPr>
+              <m:sty m:val="p"/>
+            </m:rPr>
+            <m:t>)</m:t>
+          </m:r>
         </m:oMath>
       </m:oMathPara>
     </w:p>
@@ -385,15 +407,21 @@
         <w:t xml:space="preserve"> </w:t>
       </w:r>
       <m:oMath>
-        <m:r>
-          <m:t>a</m:t>
-        </m:r>
-        <m:r>
-          <m:rPr>
-            <m:sty m:val="p"/>
-          </m:rPr>
-          <m:t>′</m:t>
-        </m:r>
+        <m:sSup>
+          <m:e>
+            <m:r>
+              <m:t>a</m:t>
+            </m:r>
+          </m:e>
+          <m:sup>
+            <m:r>
+              <m:rPr>
+                <m:sty m:val="p"/>
+              </m:rPr>
+              <m:t>′</m:t>
+            </m:r>
+          </m:sup>
+        </m:sSup>
         <m:r>
           <m:rPr>
             <m:sty m:val="p"/>
@@ -420,55 +448,57 @@
           <m:r>
             <m:t>E</m:t>
           </m:r>
-          <m:d>
-            <m:dPr>
-              <m:begChr m:val="["/>
-              <m:sepChr m:val=""/>
-              <m:endChr m:val="]"/>
-              <m:grow/>
-            </m:dPr>
-            <m:e>
-              <m:sSup>
-                <m:e>
-                  <m:r>
-                    <m:t>Y</m:t>
-                  </m:r>
-                </m:e>
-                <m:sup>
-                  <m:r>
-                    <m:t>1</m:t>
-                  </m:r>
-                </m:sup>
-              </m:sSup>
-              <m:r>
-                <m:rPr>
-                  <m:sty m:val="p"/>
-                </m:rPr>
-                <m:t>−</m:t>
-              </m:r>
-              <m:sSup>
-                <m:e>
-                  <m:r>
-                    <m:t>Y</m:t>
-                  </m:r>
-                </m:e>
-                <m:sup>
-                  <m:r>
-                    <m:t>0</m:t>
-                  </m:r>
-                </m:sup>
-              </m:sSup>
-              <m:r>
-                <m:rPr>
-                  <m:sty m:val="p"/>
-                </m:rPr>
-                <m:t>∣</m:t>
-              </m:r>
-              <m:r>
-                <m:t>L</m:t>
-              </m:r>
-            </m:e>
-          </m:d>
+          <m:r>
+            <m:rPr>
+              <m:sty m:val="p"/>
+            </m:rPr>
+            <m:t>[</m:t>
+          </m:r>
+          <m:sSup>
+            <m:e>
+              <m:r>
+                <m:t>Y</m:t>
+              </m:r>
+            </m:e>
+            <m:sup>
+              <m:r>
+                <m:t>1</m:t>
+              </m:r>
+            </m:sup>
+          </m:sSup>
+          <m:r>
+            <m:rPr>
+              <m:sty m:val="p"/>
+            </m:rPr>
+            <m:t>−</m:t>
+          </m:r>
+          <m:sSup>
+            <m:e>
+              <m:r>
+                <m:t>Y</m:t>
+              </m:r>
+            </m:e>
+            <m:sup>
+              <m:r>
+                <m:t>0</m:t>
+              </m:r>
+            </m:sup>
+          </m:sSup>
+          <m:r>
+            <m:rPr>
+              <m:sty m:val="p"/>
+            </m:rPr>
+            <m:t>∣</m:t>
+          </m:r>
+          <m:r>
+            <m:t>L</m:t>
+          </m:r>
+          <m:r>
+            <m:rPr>
+              <m:sty m:val="p"/>
+            </m:rPr>
+            <m:t>]</m:t>
+          </m:r>
           <m:r>
             <m:rPr>
               <m:sty m:val="p"/>
@@ -539,46 +569,48 @@
           </m:rPr>
           <m:t>=</m:t>
         </m:r>
-        <m:d>
-          <m:dPr>
-            <m:begChr m:val="("/>
-            <m:sepChr m:val=""/>
-            <m:endChr m:val=")"/>
-            <m:grow/>
-          </m:dPr>
+        <m:r>
+          <m:rPr>
+            <m:sty m:val="p"/>
+          </m:rPr>
+          <m:t>(</m:t>
+        </m:r>
+        <m:sSub>
           <m:e>
-            <m:sSub>
-              <m:e>
-                <m:r>
-                  <m:t>ψ</m:t>
-                </m:r>
-              </m:e>
-              <m:sub>
-                <m:r>
-                  <m:t>0</m:t>
-                </m:r>
-              </m:sub>
-            </m:sSub>
-            <m:r>
-              <m:rPr>
-                <m:sty m:val="p"/>
-              </m:rPr>
-              <m:t>,</m:t>
-            </m:r>
-            <m:sSub>
-              <m:e>
-                <m:r>
-                  <m:t>ψ</m:t>
-                </m:r>
-              </m:e>
-              <m:sub>
-                <m:r>
-                  <m:t>1</m:t>
-                </m:r>
-              </m:sub>
-            </m:sSub>
+            <m:r>
+              <m:t>ψ</m:t>
+            </m:r>
           </m:e>
-        </m:d>
+          <m:sub>
+            <m:r>
+              <m:t>0</m:t>
+            </m:r>
+          </m:sub>
+        </m:sSub>
+        <m:r>
+          <m:rPr>
+            <m:sty m:val="p"/>
+          </m:rPr>
+          <m:t>,</m:t>
+        </m:r>
+        <m:sSub>
+          <m:e>
+            <m:r>
+              <m:t>ψ</m:t>
+            </m:r>
+          </m:e>
+          <m:sub>
+            <m:r>
+              <m:t>1</m:t>
+            </m:r>
+          </m:sub>
+        </m:sSub>
+        <m:r>
+          <m:rPr>
+            <m:sty m:val="p"/>
+          </m:rPr>
+          <m:t>)</m:t>
+        </m:r>
       </m:oMath>
       <w:r>
         <w:t xml:space="preserve"> </w:t>
@@ -587,8 +619,8 @@
         <w:t xml:space="preserve">are the parameters of interest.</w:t>
       </w:r>
     </w:p>
-    <w:bookmarkEnd w:id="20"/>
-    <w:bookmarkStart w:id="21" w:name="comparison-to-previous-approaches"/>
+    <w:bookmarkEnd w:id="9"/>
+    <w:bookmarkStart w:id="10" w:name="comparison-to-previous-approaches"/>
     <w:p>
       <w:pPr>
         <w:pStyle w:val="Heading3"/>
@@ -627,28 +659,30 @@
           <m:r>
             <m:t>E</m:t>
           </m:r>
-          <m:d>
-            <m:dPr>
-              <m:begChr m:val="["/>
-              <m:sepChr m:val=""/>
-              <m:endChr m:val="]"/>
-              <m:grow/>
-            </m:dPr>
-            <m:e>
-              <m:sSup>
-                <m:e>
-                  <m:r>
-                    <m:t>Y</m:t>
-                  </m:r>
-                </m:e>
-                <m:sup>
-                  <m:r>
-                    <m:t>a</m:t>
-                  </m:r>
-                </m:sup>
-              </m:sSup>
-            </m:e>
-          </m:d>
+          <m:r>
+            <m:rPr>
+              <m:sty m:val="p"/>
+            </m:rPr>
+            <m:t>[</m:t>
+          </m:r>
+          <m:sSup>
+            <m:e>
+              <m:r>
+                <m:t>Y</m:t>
+              </m:r>
+            </m:e>
+            <m:sup>
+              <m:r>
+                <m:t>a</m:t>
+              </m:r>
+            </m:sup>
+          </m:sSup>
+          <m:r>
+            <m:rPr>
+              <m:sty m:val="p"/>
+            </m:rPr>
+            <m:t>]</m:t>
+          </m:r>
           <m:r>
             <m:rPr>
               <m:sty m:val="p"/>
@@ -740,37 +774,39 @@
           <m:r>
             <m:t>E</m:t>
           </m:r>
-          <m:d>
-            <m:dPr>
-              <m:begChr m:val="["/>
-              <m:sepChr m:val=""/>
-              <m:endChr m:val="]"/>
-              <m:grow/>
-            </m:dPr>
-            <m:e>
-              <m:r>
-                <m:t>Y</m:t>
-              </m:r>
-              <m:r>
-                <m:rPr>
-                  <m:sty m:val="p"/>
-                </m:rPr>
-                <m:t>∣</m:t>
-              </m:r>
-              <m:r>
-                <m:t>A</m:t>
-              </m:r>
-              <m:r>
-                <m:rPr>
-                  <m:sty m:val="p"/>
-                </m:rPr>
-                <m:t>,</m:t>
-              </m:r>
-              <m:r>
-                <m:t>L</m:t>
-              </m:r>
-            </m:e>
-          </m:d>
+          <m:r>
+            <m:rPr>
+              <m:sty m:val="p"/>
+            </m:rPr>
+            <m:t>[</m:t>
+          </m:r>
+          <m:r>
+            <m:t>Y</m:t>
+          </m:r>
+          <m:r>
+            <m:rPr>
+              <m:sty m:val="p"/>
+            </m:rPr>
+            <m:t>∣</m:t>
+          </m:r>
+          <m:r>
+            <m:t>A</m:t>
+          </m:r>
+          <m:r>
+            <m:rPr>
+              <m:sty m:val="p"/>
+            </m:rPr>
+            <m:t>,</m:t>
+          </m:r>
+          <m:r>
+            <m:t>L</m:t>
+          </m:r>
+          <m:r>
+            <m:rPr>
+              <m:sty m:val="p"/>
+            </m:rPr>
+            <m:t>]</m:t>
+          </m:r>
           <m:r>
             <m:rPr>
               <m:sty m:val="p"/>
@@ -865,28 +901,30 @@
               </m:r>
             </m:sup>
           </m:sSubSup>
-          <m:d>
-            <m:dPr>
-              <m:begChr m:val="("/>
-              <m:sepChr m:val=""/>
-              <m:endChr m:val=")"/>
-              <m:grow/>
-            </m:dPr>
-            <m:e>
-              <m:r>
-                <m:t>A</m:t>
-              </m:r>
-              <m:r>
-                <m:rPr>
-                  <m:sty m:val="p"/>
-                </m:rPr>
-                <m:t>×</m:t>
-              </m:r>
-              <m:r>
-                <m:t>L</m:t>
-              </m:r>
-            </m:e>
-          </m:d>
+          <m:r>
+            <m:rPr>
+              <m:sty m:val="p"/>
+            </m:rPr>
+            <m:t>(</m:t>
+          </m:r>
+          <m:r>
+            <m:t>A</m:t>
+          </m:r>
+          <m:r>
+            <m:rPr>
+              <m:sty m:val="p"/>
+            </m:rPr>
+            <m:t>×</m:t>
+          </m:r>
+          <m:r>
+            <m:t>L</m:t>
+          </m:r>
+          <m:r>
+            <m:rPr>
+              <m:sty m:val="p"/>
+            </m:rPr>
+            <m:t>)</m:t>
+          </m:r>
         </m:oMath>
       </m:oMathPara>
     </w:p>
@@ -928,55 +966,57 @@
           <m:r>
             <m:t>E</m:t>
           </m:r>
-          <m:d>
-            <m:dPr>
-              <m:begChr m:val="["/>
-              <m:sepChr m:val=""/>
-              <m:endChr m:val="]"/>
-              <m:grow/>
-            </m:dPr>
-            <m:e>
-              <m:sSup>
-                <m:e>
-                  <m:r>
-                    <m:t>Y</m:t>
-                  </m:r>
-                </m:e>
-                <m:sup>
-                  <m:r>
-                    <m:t>1</m:t>
-                  </m:r>
-                </m:sup>
-              </m:sSup>
-              <m:r>
-                <m:rPr>
-                  <m:sty m:val="p"/>
-                </m:rPr>
-                <m:t>−</m:t>
-              </m:r>
-              <m:sSup>
-                <m:e>
-                  <m:r>
-                    <m:t>Y</m:t>
-                  </m:r>
-                </m:e>
-                <m:sup>
-                  <m:r>
-                    <m:t>0</m:t>
-                  </m:r>
-                </m:sup>
-              </m:sSup>
-              <m:r>
-                <m:rPr>
-                  <m:sty m:val="p"/>
-                </m:rPr>
-                <m:t>∣</m:t>
-              </m:r>
-              <m:r>
-                <m:t>L</m:t>
-              </m:r>
-            </m:e>
-          </m:d>
+          <m:r>
+            <m:rPr>
+              <m:sty m:val="p"/>
+            </m:rPr>
+            <m:t>[</m:t>
+          </m:r>
+          <m:sSup>
+            <m:e>
+              <m:r>
+                <m:t>Y</m:t>
+              </m:r>
+            </m:e>
+            <m:sup>
+              <m:r>
+                <m:t>1</m:t>
+              </m:r>
+            </m:sup>
+          </m:sSup>
+          <m:r>
+            <m:rPr>
+              <m:sty m:val="p"/>
+            </m:rPr>
+            <m:t>−</m:t>
+          </m:r>
+          <m:sSup>
+            <m:e>
+              <m:r>
+                <m:t>Y</m:t>
+              </m:r>
+            </m:e>
+            <m:sup>
+              <m:r>
+                <m:t>0</m:t>
+              </m:r>
+            </m:sup>
+          </m:sSup>
+          <m:r>
+            <m:rPr>
+              <m:sty m:val="p"/>
+            </m:rPr>
+            <m:t>∣</m:t>
+          </m:r>
+          <m:r>
+            <m:t>L</m:t>
+          </m:r>
+          <m:r>
+            <m:rPr>
+              <m:sty m:val="p"/>
+            </m:rPr>
+            <m:t>]</m:t>
+          </m:r>
           <m:r>
             <m:rPr>
               <m:sty m:val="p"/>
@@ -1183,9 +1223,9 @@
         <w:t xml:space="preserve">: If the effect model is correct, we get consistent estimates even if we don’t correctly specify the full outcome distribution.</w:t>
       </w:r>
     </w:p>
-    <w:bookmarkEnd w:id="21"/>
-    <w:bookmarkEnd w:id="22"/>
-    <w:bookmarkStart w:id="26" w:name="rank-preservation-pp.-192-194"/>
+    <w:bookmarkEnd w:id="10"/>
+    <w:bookmarkEnd w:id="11"/>
+    <w:bookmarkStart w:id="15" w:name="rank-preservation-pp.-192-194"/>
     <w:p>
       <w:pPr>
         <w:pStyle w:val="Heading2"/>
@@ -1209,7 +1249,7 @@
         <w:t xml:space="preserve">G-estimation relies on the assumption that treatment affects everyone in the same direction (though possibly by different amounts).</w:t>
       </w:r>
     </w:p>
-    <w:bookmarkStart w:id="23" w:name="def-rank-preservation"/>
+    <w:bookmarkStart w:id="12" w:name="def-rank-preservation"/>
     <w:p>
       <w:pPr>
         <w:pStyle w:val="BodyText"/>
@@ -1402,8 +1442,8 @@
         <w:t xml:space="preserve">Equivalently: Treatment does not reverse the ranking of individuals with respect to the outcome.</w:t>
       </w:r>
     </w:p>
-    <w:bookmarkEnd w:id="23"/>
-    <w:bookmarkStart w:id="24" w:name="implications"/>
+    <w:bookmarkEnd w:id="12"/>
+    <w:bookmarkStart w:id="13" w:name="implications"/>
     <w:p>
       <w:pPr>
         <w:pStyle w:val="Heading3"/>
@@ -1621,8 +1661,8 @@
         <w:t xml:space="preserve">- Qualitative interactions where treatment reverses rankings</w:t>
       </w:r>
     </w:p>
-    <w:bookmarkEnd w:id="24"/>
-    <w:bookmarkStart w:id="25" w:name="example-smoking-cessation-and-weight"/>
+    <w:bookmarkEnd w:id="13"/>
+    <w:bookmarkStart w:id="14" w:name="example-smoking-cessation-and-weight"/>
     <w:p>
       <w:pPr>
         <w:pStyle w:val="Heading3"/>
@@ -1708,28 +1748,30 @@
         <m:r>
           <m:t>E</m:t>
         </m:r>
-        <m:d>
-          <m:dPr>
-            <m:begChr m:val="["/>
-            <m:sepChr m:val=""/>
-            <m:endChr m:val="]"/>
-            <m:grow/>
-          </m:dPr>
+        <m:r>
+          <m:rPr>
+            <m:sty m:val="p"/>
+          </m:rPr>
+          <m:t>[</m:t>
+        </m:r>
+        <m:sSup>
           <m:e>
-            <m:sSup>
-              <m:e>
-                <m:r>
-                  <m:t>Y</m:t>
-                </m:r>
-              </m:e>
-              <m:sup>
-                <m:r>
-                  <m:t>1</m:t>
-                </m:r>
-              </m:sup>
-            </m:sSup>
+            <m:r>
+              <m:t>Y</m:t>
+            </m:r>
           </m:e>
-        </m:d>
+          <m:sup>
+            <m:r>
+              <m:t>1</m:t>
+            </m:r>
+          </m:sup>
+        </m:sSup>
+        <m:r>
+          <m:rPr>
+            <m:sty m:val="p"/>
+          </m:rPr>
+          <m:t>]</m:t>
+        </m:r>
         <m:r>
           <m:rPr>
             <m:sty m:val="p"/>
@@ -1739,28 +1781,30 @@
         <m:r>
           <m:t>E</m:t>
         </m:r>
-        <m:d>
-          <m:dPr>
-            <m:begChr m:val="["/>
-            <m:sepChr m:val=""/>
-            <m:endChr m:val="]"/>
-            <m:grow/>
-          </m:dPr>
+        <m:r>
+          <m:rPr>
+            <m:sty m:val="p"/>
+          </m:rPr>
+          <m:t>[</m:t>
+        </m:r>
+        <m:sSup>
           <m:e>
-            <m:sSup>
-              <m:e>
-                <m:r>
-                  <m:t>Y</m:t>
-                </m:r>
-              </m:e>
-              <m:sup>
-                <m:r>
-                  <m:t>0</m:t>
-                </m:r>
-              </m:sup>
-            </m:sSup>
+            <m:r>
+              <m:t>Y</m:t>
+            </m:r>
           </m:e>
-        </m:d>
+          <m:sup>
+            <m:r>
+              <m:t>0</m:t>
+            </m:r>
+          </m:sup>
+        </m:sSup>
+        <m:r>
+          <m:rPr>
+            <m:sty m:val="p"/>
+          </m:rPr>
+          <m:t>]</m:t>
+        </m:r>
       </m:oMath>
       <w:r>
         <w:t xml:space="preserve">. It’s closer to the sharp null hypothesis</w:t>
@@ -1836,9 +1880,9 @@
         <w:t xml:space="preserve">While strong, rank preservation is often plausible for outcomes where we expect treatment to affect everyone in the same direction (even if by different amounts).</w:t>
       </w:r>
     </w:p>
-    <w:bookmarkEnd w:id="25"/>
-    <w:bookmarkEnd w:id="26"/>
-    <w:bookmarkStart w:id="29" w:name="the-g-null-hypothesis-pp.-194-196"/>
+    <w:bookmarkEnd w:id="14"/>
+    <w:bookmarkEnd w:id="15"/>
+    <w:bookmarkStart w:id="18" w:name="the-g-null-hypothesis-pp.-194-196"/>
     <w:p>
       <w:pPr>
         <w:pStyle w:val="Heading2"/>
@@ -1862,7 +1906,7 @@
         <w:t xml:space="preserve">The key idea of G-estimation: under the null hypothesis of no causal effect with specific parameters, we can construct a pseudo-outcome that is independent of treatment.</w:t>
       </w:r>
     </w:p>
-    <w:bookmarkStart w:id="27" w:name="def-g-null"/>
+    <w:bookmarkStart w:id="16" w:name="def-g-null"/>
     <w:p>
       <w:pPr>
         <w:pStyle w:val="BodyText"/>
@@ -1917,19 +1961,21 @@
             </m:r>
           </m:sub>
         </m:sSub>
-        <m:d>
-          <m:dPr>
-            <m:begChr m:val="("/>
-            <m:sepChr m:val=""/>
-            <m:endChr m:val=")"/>
-            <m:grow/>
-          </m:dPr>
-          <m:e>
-            <m:r>
-              <m:t>ψ</m:t>
-            </m:r>
-          </m:e>
-        </m:d>
+        <m:r>
+          <m:rPr>
+            <m:sty m:val="p"/>
+          </m:rPr>
+          <m:t>(</m:t>
+        </m:r>
+        <m:r>
+          <m:t>ψ</m:t>
+        </m:r>
+        <m:r>
+          <m:rPr>
+            <m:sty m:val="p"/>
+          </m:rPr>
+          <m:t>)</m:t>
+        </m:r>
       </m:oMath>
       <w:r>
         <w:t xml:space="preserve">:</w:t>
@@ -1956,19 +2002,21 @@
               </m:r>
             </m:sub>
           </m:sSub>
-          <m:d>
-            <m:dPr>
-              <m:begChr m:val="("/>
-              <m:sepChr m:val=""/>
-              <m:endChr m:val=")"/>
-              <m:grow/>
-            </m:dPr>
-            <m:e>
-              <m:r>
-                <m:t>ψ</m:t>
-              </m:r>
-            </m:e>
-          </m:d>
+          <m:r>
+            <m:rPr>
+              <m:sty m:val="p"/>
+            </m:rPr>
+            <m:t>(</m:t>
+          </m:r>
+          <m:r>
+            <m:t>ψ</m:t>
+          </m:r>
+          <m:r>
+            <m:rPr>
+              <m:sty m:val="p"/>
+            </m:rPr>
+            <m:t>)</m:t>
+          </m:r>
           <m:r>
             <m:rPr>
               <m:sty m:val="p"/>
@@ -2091,19 +2139,21 @@
               </m:r>
             </m:sub>
           </m:sSub>
-          <m:d>
-            <m:dPr>
-              <m:begChr m:val="("/>
-              <m:sepChr m:val=""/>
-              <m:endChr m:val=")"/>
-              <m:grow/>
-            </m:dPr>
-            <m:e>
-              <m:r>
-                <m:t>ψ</m:t>
-              </m:r>
-            </m:e>
-          </m:d>
+          <m:r>
+            <m:rPr>
+              <m:sty m:val="p"/>
+            </m:rPr>
+            <m:t>(</m:t>
+          </m:r>
+          <m:r>
+            <m:t>ψ</m:t>
+          </m:r>
+          <m:r>
+            <m:rPr>
+              <m:sty m:val="p"/>
+            </m:rPr>
+            <m:t>)</m:t>
+          </m:r>
           <m:r>
             <m:rPr>
               <m:sty m:val="p"/>
@@ -2219,8 +2269,8 @@
         </m:oMath>
       </m:oMathPara>
     </w:p>
-    <w:bookmarkEnd w:id="27"/>
-    <w:bookmarkStart w:id="28" w:name="creating-the-pseudo-outcome"/>
+    <w:bookmarkEnd w:id="16"/>
+    <w:bookmarkStart w:id="17" w:name="creating-the-pseudo-outcome"/>
     <w:p>
       <w:pPr>
         <w:pStyle w:val="Heading3"/>
@@ -2252,19 +2302,21 @@
             </m:r>
           </m:sub>
         </m:sSub>
-        <m:d>
-          <m:dPr>
-            <m:begChr m:val="("/>
-            <m:sepChr m:val=""/>
-            <m:endChr m:val=")"/>
-            <m:grow/>
-          </m:dPr>
-          <m:e>
-            <m:r>
-              <m:t>ψ</m:t>
-            </m:r>
-          </m:e>
-        </m:d>
+        <m:r>
+          <m:rPr>
+            <m:sty m:val="p"/>
+          </m:rPr>
+          <m:t>(</m:t>
+        </m:r>
+        <m:r>
+          <m:t>ψ</m:t>
+        </m:r>
+        <m:r>
+          <m:rPr>
+            <m:sty m:val="p"/>
+          </m:rPr>
+          <m:t>)</m:t>
+        </m:r>
       </m:oMath>
       <w:r>
         <w:t xml:space="preserve">, we can construct:</w:t>
@@ -2282,88 +2334,92 @@
           <m:r>
             <m:t>H</m:t>
           </m:r>
-          <m:d>
-            <m:dPr>
-              <m:begChr m:val="("/>
-              <m:sepChr m:val=""/>
-              <m:endChr m:val=")"/>
-              <m:grow/>
-            </m:dPr>
+          <m:r>
+            <m:rPr>
+              <m:sty m:val="p"/>
+            </m:rPr>
+            <m:t>(</m:t>
+          </m:r>
+          <m:r>
+            <m:t>ψ</m:t>
+          </m:r>
+          <m:r>
+            <m:rPr>
+              <m:sty m:val="p"/>
+            </m:rPr>
+            <m:t>)</m:t>
+          </m:r>
+          <m:r>
+            <m:rPr>
+              <m:sty m:val="p"/>
+            </m:rPr>
+            <m:t>=</m:t>
+          </m:r>
+          <m:r>
+            <m:t>Y</m:t>
+          </m:r>
+          <m:r>
+            <m:rPr>
+              <m:sty m:val="p"/>
+            </m:rPr>
+            <m:t>−</m:t>
+          </m:r>
+          <m:r>
+            <m:t>A</m:t>
+          </m:r>
+          <m:r>
+            <m:rPr>
+              <m:sty m:val="p"/>
+            </m:rPr>
+            <m:t>(</m:t>
+          </m:r>
+          <m:sSub>
             <m:e>
               <m:r>
                 <m:t>ψ</m:t>
               </m:r>
             </m:e>
-          </m:d>
-          <m:r>
-            <m:rPr>
-              <m:sty m:val="p"/>
-            </m:rPr>
-            <m:t>=</m:t>
-          </m:r>
-          <m:r>
-            <m:t>Y</m:t>
-          </m:r>
-          <m:r>
-            <m:rPr>
-              <m:sty m:val="p"/>
-            </m:rPr>
-            <m:t>−</m:t>
-          </m:r>
-          <m:r>
-            <m:t>A</m:t>
-          </m:r>
-          <m:d>
-            <m:dPr>
-              <m:begChr m:val="("/>
-              <m:sepChr m:val=""/>
-              <m:endChr m:val=")"/>
-              <m:grow/>
-            </m:dPr>
-            <m:e>
-              <m:sSub>
-                <m:e>
-                  <m:r>
-                    <m:t>ψ</m:t>
-                  </m:r>
-                </m:e>
-                <m:sub>
-                  <m:r>
-                    <m:t>0</m:t>
-                  </m:r>
-                </m:sub>
-              </m:sSub>
+            <m:sub>
+              <m:r>
+                <m:t>0</m:t>
+              </m:r>
+            </m:sub>
+          </m:sSub>
+          <m:r>
+            <m:rPr>
+              <m:sty m:val="p"/>
+            </m:rPr>
+            <m:t>+</m:t>
+          </m:r>
+          <m:sSubSup>
+            <m:e>
+              <m:r>
+                <m:t>ψ</m:t>
+              </m:r>
+            </m:e>
+            <m:sub>
+              <m:r>
+                <m:t>1</m:t>
+              </m:r>
+            </m:sub>
+            <m:sup>
               <m:r>
                 <m:rPr>
                   <m:sty m:val="p"/>
                 </m:rPr>
-                <m:t>+</m:t>
-              </m:r>
-              <m:sSubSup>
-                <m:e>
-                  <m:r>
-                    <m:t>ψ</m:t>
-                  </m:r>
-                </m:e>
-                <m:sub>
-                  <m:r>
-                    <m:t>1</m:t>
-                  </m:r>
-                </m:sub>
-                <m:sup>
-                  <m:r>
-                    <m:rPr>
-                      <m:sty m:val="p"/>
-                    </m:rPr>
-                    <m:t>⊤</m:t>
-                  </m:r>
-                </m:sup>
-              </m:sSubSup>
-              <m:r>
-                <m:t>L</m:t>
-              </m:r>
-            </m:e>
-          </m:d>
+                <m:t>⊤</m:t>
+              </m:r>
+            </m:sup>
+          </m:sSubSup>
+          <m:r>
+            <m:t>L</m:t>
+          </m:r>
+          <m:r>
+            <m:rPr>
+              <m:sty m:val="p"/>
+            </m:rPr>
+            <m:t>)</m:t>
+          </m:r>
         </m:oMath>
       </m:oMathPara>
     </w:p>
@@ -2397,19 +2453,21 @@
             </m:r>
           </m:sub>
         </m:sSub>
-        <m:d>
-          <m:dPr>
-            <m:begChr m:val="("/>
-            <m:sepChr m:val=""/>
-            <m:endChr m:val=")"/>
-            <m:grow/>
-          </m:dPr>
-          <m:e>
-            <m:r>
-              <m:t>ψ</m:t>
-            </m:r>
-          </m:e>
-        </m:d>
+        <m:r>
+          <m:rPr>
+            <m:sty m:val="p"/>
+          </m:rPr>
+          <m:t>(</m:t>
+        </m:r>
+        <m:r>
+          <m:t>ψ</m:t>
+        </m:r>
+        <m:r>
+          <m:rPr>
+            <m:sty m:val="p"/>
+          </m:rPr>
+          <m:t>)</m:t>
+        </m:r>
       </m:oMath>
       <w:r>
         <w:t xml:space="preserve"> </w:t>
@@ -2430,19 +2488,21 @@
           <m:r>
             <m:t>H</m:t>
           </m:r>
-          <m:d>
-            <m:dPr>
-              <m:begChr m:val="("/>
-              <m:sepChr m:val=""/>
-              <m:endChr m:val=")"/>
-              <m:grow/>
-            </m:dPr>
-            <m:e>
-              <m:r>
-                <m:t>ψ</m:t>
-              </m:r>
-            </m:e>
-          </m:d>
+          <m:r>
+            <m:rPr>
+              <m:sty m:val="p"/>
+            </m:rPr>
+            <m:t>(</m:t>
+          </m:r>
+          <m:r>
+            <m:t>ψ</m:t>
+          </m:r>
+          <m:r>
+            <m:rPr>
+              <m:sty m:val="p"/>
+            </m:rPr>
+            <m:t>)</m:t>
+          </m:r>
           <m:r>
             <m:rPr>
               <m:sty m:val="p"/>
@@ -2539,19 +2599,21 @@
           <m:r>
             <m:t>H</m:t>
           </m:r>
-          <m:d>
-            <m:dPr>
-              <m:begChr m:val="("/>
-              <m:sepChr m:val=""/>
-              <m:endChr m:val=")"/>
-              <m:grow/>
-            </m:dPr>
-            <m:e>
-              <m:r>
-                <m:t>ψ</m:t>
-              </m:r>
-            </m:e>
-          </m:d>
+          <m:r>
+            <m:rPr>
+              <m:sty m:val="p"/>
+            </m:rPr>
+            <m:t>(</m:t>
+          </m:r>
+          <m:r>
+            <m:t>ψ</m:t>
+          </m:r>
+          <m:r>
+            <m:rPr>
+              <m:sty m:val="p"/>
+            </m:rPr>
+            <m:t>)</m:t>
+          </m:r>
           <m:r>
             <m:rPr>
               <m:sty m:val="p"/>
@@ -2615,19 +2677,21 @@
         <m:r>
           <m:t>H</m:t>
         </m:r>
-        <m:d>
-          <m:dPr>
-            <m:begChr m:val="("/>
-            <m:sepChr m:val=""/>
-            <m:endChr m:val=")"/>
-            <m:grow/>
-          </m:dPr>
-          <m:e>
-            <m:r>
-              <m:t>ψ</m:t>
-            </m:r>
-          </m:e>
-        </m:d>
+        <m:r>
+          <m:rPr>
+            <m:sty m:val="p"/>
+          </m:rPr>
+          <m:t>(</m:t>
+        </m:r>
+        <m:r>
+          <m:t>ψ</m:t>
+        </m:r>
+        <m:r>
+          <m:rPr>
+            <m:sty m:val="p"/>
+          </m:rPr>
+          <m:t>)</m:t>
+        </m:r>
       </m:oMath>
       <w:r>
         <w:t xml:space="preserve"> </w:t>
@@ -2787,19 +2851,21 @@
         <m:r>
           <m:t>H</m:t>
         </m:r>
-        <m:d>
-          <m:dPr>
-            <m:begChr m:val="("/>
-            <m:sepChr m:val=""/>
-            <m:endChr m:val=")"/>
-            <m:grow/>
-          </m:dPr>
-          <m:e>
-            <m:r>
-              <m:t>ψ</m:t>
-            </m:r>
-          </m:e>
-        </m:d>
+        <m:r>
+          <m:rPr>
+            <m:sty m:val="p"/>
+          </m:rPr>
+          <m:t>(</m:t>
+        </m:r>
+        <m:r>
+          <m:t>ψ</m:t>
+        </m:r>
+        <m:r>
+          <m:rPr>
+            <m:sty m:val="p"/>
+          </m:rPr>
+          <m:t>)</m:t>
+        </m:r>
       </m:oMath>
       <w:r>
         <w:t xml:space="preserve"> </w:t>
@@ -2871,19 +2937,21 @@
         <m:r>
           <m:t>H</m:t>
         </m:r>
-        <m:d>
-          <m:dPr>
-            <m:begChr m:val="("/>
-            <m:sepChr m:val=""/>
-            <m:endChr m:val=")"/>
-            <m:grow/>
-          </m:dPr>
-          <m:e>
-            <m:r>
-              <m:t>ψ</m:t>
-            </m:r>
-          </m:e>
-        </m:d>
+        <m:r>
+          <m:rPr>
+            <m:sty m:val="p"/>
+          </m:rPr>
+          <m:t>(</m:t>
+        </m:r>
+        <m:r>
+          <m:t>ψ</m:t>
+        </m:r>
+        <m:r>
+          <m:rPr>
+            <m:sty m:val="p"/>
+          </m:rPr>
+          <m:t>)</m:t>
+        </m:r>
         <m:r>
           <m:rPr>
             <m:sty m:val="p"/>
@@ -2922,9 +2990,9 @@
         <w:t xml:space="preserve">.</w:t>
       </w:r>
     </w:p>
-    <w:bookmarkEnd w:id="28"/>
-    <w:bookmarkEnd w:id="29"/>
-    <w:bookmarkStart w:id="32" w:name="estimating-the-causal-effect-pp.-196-199"/>
+    <w:bookmarkEnd w:id="17"/>
+    <w:bookmarkEnd w:id="18"/>
+    <w:bookmarkStart w:id="21" w:name="estimating-the-causal-effect-pp.-196-199"/>
     <w:p>
       <w:pPr>
         <w:pStyle w:val="Heading2"/>
@@ -2968,19 +3036,21 @@
         <m:r>
           <m:t>H</m:t>
         </m:r>
-        <m:d>
-          <m:dPr>
-            <m:begChr m:val="("/>
-            <m:sepChr m:val=""/>
-            <m:endChr m:val=")"/>
-            <m:grow/>
-          </m:dPr>
-          <m:e>
-            <m:r>
-              <m:t>ψ</m:t>
-            </m:r>
-          </m:e>
-        </m:d>
+        <m:r>
+          <m:rPr>
+            <m:sty m:val="p"/>
+          </m:rPr>
+          <m:t>(</m:t>
+        </m:r>
+        <m:r>
+          <m:t>ψ</m:t>
+        </m:r>
+        <m:r>
+          <m:rPr>
+            <m:sty m:val="p"/>
+          </m:rPr>
+          <m:t>)</m:t>
+        </m:r>
       </m:oMath>
       <w:r>
         <w:t xml:space="preserve"> </w:t>
@@ -3014,7 +3084,7 @@
         <w:t xml:space="preserve">.</w:t>
       </w:r>
     </w:p>
-    <w:bookmarkStart w:id="30" w:name="g-estimation-algorithm"/>
+    <w:bookmarkStart w:id="19" w:name="g-estimation-algorithm"/>
     <w:p>
       <w:pPr>
         <w:pStyle w:val="Heading3"/>
@@ -3050,55 +3120,57 @@
           <m:r>
             <m:t>E</m:t>
           </m:r>
-          <m:d>
-            <m:dPr>
-              <m:begChr m:val="["/>
-              <m:sepChr m:val=""/>
-              <m:endChr m:val="]"/>
-              <m:grow/>
-            </m:dPr>
-            <m:e>
-              <m:sSup>
-                <m:e>
-                  <m:r>
-                    <m:t>Y</m:t>
-                  </m:r>
-                </m:e>
-                <m:sup>
-                  <m:r>
-                    <m:t>1</m:t>
-                  </m:r>
-                </m:sup>
-              </m:sSup>
-              <m:r>
-                <m:rPr>
-                  <m:sty m:val="p"/>
-                </m:rPr>
-                <m:t>−</m:t>
-              </m:r>
-              <m:sSup>
-                <m:e>
-                  <m:r>
-                    <m:t>Y</m:t>
-                  </m:r>
-                </m:e>
-                <m:sup>
-                  <m:r>
-                    <m:t>0</m:t>
-                  </m:r>
-                </m:sup>
-              </m:sSup>
-              <m:r>
-                <m:rPr>
-                  <m:sty m:val="p"/>
-                </m:rPr>
-                <m:t>∣</m:t>
-              </m:r>
-              <m:r>
-                <m:t>L</m:t>
-              </m:r>
-            </m:e>
-          </m:d>
+          <m:r>
+            <m:rPr>
+              <m:sty m:val="p"/>
+            </m:rPr>
+            <m:t>[</m:t>
+          </m:r>
+          <m:sSup>
+            <m:e>
+              <m:r>
+                <m:t>Y</m:t>
+              </m:r>
+            </m:e>
+            <m:sup>
+              <m:r>
+                <m:t>1</m:t>
+              </m:r>
+            </m:sup>
+          </m:sSup>
+          <m:r>
+            <m:rPr>
+              <m:sty m:val="p"/>
+            </m:rPr>
+            <m:t>−</m:t>
+          </m:r>
+          <m:sSup>
+            <m:e>
+              <m:r>
+                <m:t>Y</m:t>
+              </m:r>
+            </m:e>
+            <m:sup>
+              <m:r>
+                <m:t>0</m:t>
+              </m:r>
+            </m:sup>
+          </m:sSup>
+          <m:r>
+            <m:rPr>
+              <m:sty m:val="p"/>
+            </m:rPr>
+            <m:t>∣</m:t>
+          </m:r>
+          <m:r>
+            <m:t>L</m:t>
+          </m:r>
+          <m:r>
+            <m:rPr>
+              <m:sty m:val="p"/>
+            </m:rPr>
+            <m:t>]</m:t>
+          </m:r>
           <m:r>
             <m:rPr>
               <m:sty m:val="p"/>
@@ -3187,88 +3259,92 @@
           <m:r>
             <m:t>H</m:t>
           </m:r>
-          <m:d>
-            <m:dPr>
-              <m:begChr m:val="("/>
-              <m:sepChr m:val=""/>
-              <m:endChr m:val=")"/>
-              <m:grow/>
-            </m:dPr>
+          <m:r>
+            <m:rPr>
+              <m:sty m:val="p"/>
+            </m:rPr>
+            <m:t>(</m:t>
+          </m:r>
+          <m:r>
+            <m:t>ψ</m:t>
+          </m:r>
+          <m:r>
+            <m:rPr>
+              <m:sty m:val="p"/>
+            </m:rPr>
+            <m:t>)</m:t>
+          </m:r>
+          <m:r>
+            <m:rPr>
+              <m:sty m:val="p"/>
+            </m:rPr>
+            <m:t>=</m:t>
+          </m:r>
+          <m:r>
+            <m:t>Y</m:t>
+          </m:r>
+          <m:r>
+            <m:rPr>
+              <m:sty m:val="p"/>
+            </m:rPr>
+            <m:t>−</m:t>
+          </m:r>
+          <m:r>
+            <m:t>A</m:t>
+          </m:r>
+          <m:r>
+            <m:rPr>
+              <m:sty m:val="p"/>
+            </m:rPr>
+            <m:t>(</m:t>
+          </m:r>
+          <m:sSub>
             <m:e>
               <m:r>
                 <m:t>ψ</m:t>
               </m:r>
             </m:e>
-          </m:d>
-          <m:r>
-            <m:rPr>
-              <m:sty m:val="p"/>
-            </m:rPr>
-            <m:t>=</m:t>
-          </m:r>
-          <m:r>
-            <m:t>Y</m:t>
-          </m:r>
-          <m:r>
-            <m:rPr>
-              <m:sty m:val="p"/>
-            </m:rPr>
-            <m:t>−</m:t>
-          </m:r>
-          <m:r>
-            <m:t>A</m:t>
-          </m:r>
-          <m:d>
-            <m:dPr>
-              <m:begChr m:val="("/>
-              <m:sepChr m:val=""/>
-              <m:endChr m:val=")"/>
-              <m:grow/>
-            </m:dPr>
-            <m:e>
-              <m:sSub>
-                <m:e>
-                  <m:r>
-                    <m:t>ψ</m:t>
-                  </m:r>
-                </m:e>
-                <m:sub>
-                  <m:r>
-                    <m:t>0</m:t>
-                  </m:r>
-                </m:sub>
-              </m:sSub>
+            <m:sub>
+              <m:r>
+                <m:t>0</m:t>
+              </m:r>
+            </m:sub>
+          </m:sSub>
+          <m:r>
+            <m:rPr>
+              <m:sty m:val="p"/>
+            </m:rPr>
+            <m:t>+</m:t>
+          </m:r>
+          <m:sSubSup>
+            <m:e>
+              <m:r>
+                <m:t>ψ</m:t>
+              </m:r>
+            </m:e>
+            <m:sub>
+              <m:r>
+                <m:t>1</m:t>
+              </m:r>
+            </m:sub>
+            <m:sup>
               <m:r>
                 <m:rPr>
                   <m:sty m:val="p"/>
                 </m:rPr>
-                <m:t>+</m:t>
-              </m:r>
-              <m:sSubSup>
-                <m:e>
-                  <m:r>
-                    <m:t>ψ</m:t>
-                  </m:r>
-                </m:e>
-                <m:sub>
-                  <m:r>
-                    <m:t>1</m:t>
-                  </m:r>
-                </m:sub>
-                <m:sup>
-                  <m:r>
-                    <m:rPr>
-                      <m:sty m:val="p"/>
-                    </m:rPr>
-                    <m:t>⊤</m:t>
-                  </m:r>
-                </m:sup>
-              </m:sSubSup>
-              <m:r>
-                <m:t>L</m:t>
-              </m:r>
-            </m:e>
-          </m:d>
+                <m:t>⊤</m:t>
+              </m:r>
+            </m:sup>
+          </m:sSubSup>
+          <m:r>
+            <m:t>L</m:t>
+          </m:r>
+          <m:r>
+            <m:rPr>
+              <m:sty m:val="p"/>
+            </m:rPr>
+            <m:t>)</m:t>
+          </m:r>
         </m:oMath>
       </m:oMathPara>
     </w:p>
@@ -3293,19 +3369,21 @@
         <m:r>
           <m:t>H</m:t>
         </m:r>
-        <m:d>
-          <m:dPr>
-            <m:begChr m:val="("/>
-            <m:sepChr m:val=""/>
-            <m:endChr m:val=")"/>
-            <m:grow/>
-          </m:dPr>
-          <m:e>
-            <m:r>
-              <m:t>ψ</m:t>
-            </m:r>
-          </m:e>
-        </m:d>
+        <m:r>
+          <m:rPr>
+            <m:sty m:val="p"/>
+          </m:rPr>
+          <m:t>(</m:t>
+        </m:r>
+        <m:r>
+          <m:t>ψ</m:t>
+        </m:r>
+        <m:r>
+          <m:rPr>
+            <m:sty m:val="p"/>
+          </m:rPr>
+          <m:t>)</m:t>
+        </m:r>
         <m:r>
           <m:rPr>
             <m:sty m:val="p"/>
@@ -3359,50 +3437,54 @@
           <m:r>
             <m:t>E</m:t>
           </m:r>
-          <m:d>
-            <m:dPr>
-              <m:begChr m:val="["/>
-              <m:sepChr m:val=""/>
-              <m:endChr m:val="]"/>
-              <m:grow/>
-            </m:dPr>
-            <m:e>
-              <m:r>
-                <m:t>H</m:t>
-              </m:r>
-              <m:d>
-                <m:dPr>
-                  <m:begChr m:val="("/>
-                  <m:sepChr m:val=""/>
-                  <m:endChr m:val=")"/>
-                  <m:grow/>
-                </m:dPr>
-                <m:e>
-                  <m:r>
-                    <m:t>ψ</m:t>
-                  </m:r>
-                </m:e>
-              </m:d>
-              <m:r>
-                <m:rPr>
-                  <m:sty m:val="p"/>
-                </m:rPr>
-                <m:t>∣</m:t>
-              </m:r>
-              <m:r>
-                <m:t>A</m:t>
-              </m:r>
-              <m:r>
-                <m:rPr>
-                  <m:sty m:val="p"/>
-                </m:rPr>
-                <m:t>,</m:t>
-              </m:r>
-              <m:r>
-                <m:t>L</m:t>
-              </m:r>
-            </m:e>
-          </m:d>
+          <m:r>
+            <m:rPr>
+              <m:sty m:val="p"/>
+            </m:rPr>
+            <m:t>[</m:t>
+          </m:r>
+          <m:r>
+            <m:t>H</m:t>
+          </m:r>
+          <m:r>
+            <m:rPr>
+              <m:sty m:val="p"/>
+            </m:rPr>
+            <m:t>(</m:t>
+          </m:r>
+          <m:r>
+            <m:t>ψ</m:t>
+          </m:r>
+          <m:r>
+            <m:rPr>
+              <m:sty m:val="p"/>
+            </m:rPr>
+            <m:t>)</m:t>
+          </m:r>
+          <m:r>
+            <m:rPr>
+              <m:sty m:val="p"/>
+            </m:rPr>
+            <m:t>∣</m:t>
+          </m:r>
+          <m:r>
+            <m:t>A</m:t>
+          </m:r>
+          <m:r>
+            <m:rPr>
+              <m:sty m:val="p"/>
+            </m:rPr>
+            <m:t>,</m:t>
+          </m:r>
+          <m:r>
+            <m:t>L</m:t>
+          </m:r>
+          <m:r>
+            <m:rPr>
+              <m:sty m:val="p"/>
+            </m:rPr>
+            <m:t>]</m:t>
+          </m:r>
           <m:r>
             <m:rPr>
               <m:sty m:val="p"/>
@@ -3594,106 +3676,110 @@
               </m:sSub>
             </m:e>
           </m:nary>
-          <m:d>
-            <m:dPr>
-              <m:begChr m:val="["/>
-              <m:sepChr m:val=""/>
-              <m:endChr m:val="]"/>
-              <m:grow/>
-            </m:dPr>
-            <m:e>
-              <m:sSub>
-                <m:e>
-                  <m:r>
-                    <m:t>Y</m:t>
-                  </m:r>
-                </m:e>
-                <m:sub>
-                  <m:r>
-                    <m:t>i</m:t>
-                  </m:r>
-                </m:sub>
-              </m:sSub>
+          <m:r>
+            <m:rPr>
+              <m:sty m:val="p"/>
+            </m:rPr>
+            <m:t>[</m:t>
+          </m:r>
+          <m:sSub>
+            <m:e>
+              <m:r>
+                <m:t>Y</m:t>
+              </m:r>
+            </m:e>
+            <m:sub>
+              <m:r>
+                <m:t>i</m:t>
+              </m:r>
+            </m:sub>
+          </m:sSub>
+          <m:r>
+            <m:rPr>
+              <m:sty m:val="p"/>
+            </m:rPr>
+            <m:t>−</m:t>
+          </m:r>
+          <m:sSub>
+            <m:e>
+              <m:r>
+                <m:t>A</m:t>
+              </m:r>
+            </m:e>
+            <m:sub>
+              <m:r>
+                <m:t>i</m:t>
+              </m:r>
+            </m:sub>
+          </m:sSub>
+          <m:r>
+            <m:rPr>
+              <m:sty m:val="p"/>
+            </m:rPr>
+            <m:t>(</m:t>
+          </m:r>
+          <m:sSub>
+            <m:e>
+              <m:r>
+                <m:t>ψ</m:t>
+              </m:r>
+            </m:e>
+            <m:sub>
+              <m:r>
+                <m:t>0</m:t>
+              </m:r>
+            </m:sub>
+          </m:sSub>
+          <m:r>
+            <m:rPr>
+              <m:sty m:val="p"/>
+            </m:rPr>
+            <m:t>+</m:t>
+          </m:r>
+          <m:sSubSup>
+            <m:e>
+              <m:r>
+                <m:t>ψ</m:t>
+              </m:r>
+            </m:e>
+            <m:sub>
+              <m:r>
+                <m:t>1</m:t>
+              </m:r>
+            </m:sub>
+            <m:sup>
               <m:r>
                 <m:rPr>
                   <m:sty m:val="p"/>
                 </m:rPr>
-                <m:t>−</m:t>
-              </m:r>
-              <m:sSub>
-                <m:e>
-                  <m:r>
-                    <m:t>A</m:t>
-                  </m:r>
-                </m:e>
-                <m:sub>
-                  <m:r>
-                    <m:t>i</m:t>
-                  </m:r>
-                </m:sub>
-              </m:sSub>
-              <m:d>
-                <m:dPr>
-                  <m:begChr m:val="("/>
-                  <m:sepChr m:val=""/>
-                  <m:endChr m:val=")"/>
-                  <m:grow/>
-                </m:dPr>
-                <m:e>
-                  <m:sSub>
-                    <m:e>
-                      <m:r>
-                        <m:t>ψ</m:t>
-                      </m:r>
-                    </m:e>
-                    <m:sub>
-                      <m:r>
-                        <m:t>0</m:t>
-                      </m:r>
-                    </m:sub>
-                  </m:sSub>
-                  <m:r>
-                    <m:rPr>
-                      <m:sty m:val="p"/>
-                    </m:rPr>
-                    <m:t>+</m:t>
-                  </m:r>
-                  <m:sSubSup>
-                    <m:e>
-                      <m:r>
-                        <m:t>ψ</m:t>
-                      </m:r>
-                    </m:e>
-                    <m:sub>
-                      <m:r>
-                        <m:t>1</m:t>
-                      </m:r>
-                    </m:sub>
-                    <m:sup>
-                      <m:r>
-                        <m:rPr>
-                          <m:sty m:val="p"/>
-                        </m:rPr>
-                        <m:t>⊤</m:t>
-                      </m:r>
-                    </m:sup>
-                  </m:sSubSup>
-                  <m:sSub>
-                    <m:e>
-                      <m:r>
-                        <m:t>L</m:t>
-                      </m:r>
-                    </m:e>
-                    <m:sub>
-                      <m:r>
-                        <m:t>i</m:t>
-                      </m:r>
-                    </m:sub>
-                  </m:sSub>
-                </m:e>
-              </m:d>
-            </m:e>
-          </m:d>
+                <m:t>⊤</m:t>
+              </m:r>
+            </m:sup>
+          </m:sSubSup>
+          <m:sSub>
+            <m:e>
+              <m:r>
+                <m:t>L</m:t>
+              </m:r>
+            </m:e>
+            <m:sub>
+              <m:r>
+                <m:t>i</m:t>
+              </m:r>
+            </m:sub>
+          </m:sSub>
+          <m:r>
+            <m:rPr>
+              <m:sty m:val="p"/>
+            </m:rPr>
+            <m:t>)</m:t>
+          </m:r>
+          <m:r>
+            <m:rPr>
+              <m:sty m:val="p"/>
+            </m:rPr>
+            <m:t>]</m:t>
+          </m:r>
           <m:r>
             <m:rPr>
               <m:sty m:val="p"/>
@@ -3764,119 +3850,125 @@
               </m:sSub>
             </m:e>
           </m:nary>
-          <m:d>
-            <m:dPr>
-              <m:begChr m:val="("/>
-              <m:sepChr m:val=""/>
-              <m:endChr m:val=")"/>
-              <m:grow/>
-            </m:dPr>
+          <m:r>
+            <m:rPr>
+              <m:sty m:val="p"/>
+            </m:rPr>
+            <m:t>(</m:t>
+          </m:r>
+          <m:r>
+            <m:t>ψ</m:t>
+          </m:r>
+          <m:r>
+            <m:rPr>
+              <m:sty m:val="p"/>
+            </m:rPr>
+            <m:t>)</m:t>
+          </m:r>
+          <m:r>
+            <m:rPr>
+              <m:sty m:val="p"/>
+            </m:rPr>
+            <m:t>[</m:t>
+          </m:r>
+          <m:sSub>
+            <m:e>
+              <m:r>
+                <m:t>Y</m:t>
+              </m:r>
+            </m:e>
+            <m:sub>
+              <m:r>
+                <m:t>i</m:t>
+              </m:r>
+            </m:sub>
+          </m:sSub>
+          <m:r>
+            <m:rPr>
+              <m:sty m:val="p"/>
+            </m:rPr>
+            <m:t>−</m:t>
+          </m:r>
+          <m:sSub>
+            <m:e>
+              <m:r>
+                <m:t>A</m:t>
+              </m:r>
+            </m:e>
+            <m:sub>
+              <m:r>
+                <m:t>i</m:t>
+              </m:r>
+            </m:sub>
+          </m:sSub>
+          <m:r>
+            <m:rPr>
+              <m:sty m:val="p"/>
+            </m:rPr>
+            <m:t>(</m:t>
+          </m:r>
+          <m:sSub>
             <m:e>
               <m:r>
                 <m:t>ψ</m:t>
               </m:r>
             </m:e>
-          </m:d>
-          <m:d>
-            <m:dPr>
-              <m:begChr m:val="["/>
-              <m:sepChr m:val=""/>
-              <m:endChr m:val="]"/>
-              <m:grow/>
-            </m:dPr>
-            <m:e>
-              <m:sSub>
-                <m:e>
-                  <m:r>
-                    <m:t>Y</m:t>
-                  </m:r>
-                </m:e>
-                <m:sub>
-                  <m:r>
-                    <m:t>i</m:t>
-                  </m:r>
-                </m:sub>
-              </m:sSub>
+            <m:sub>
+              <m:r>
+                <m:t>0</m:t>
+              </m:r>
+            </m:sub>
+          </m:sSub>
+          <m:r>
+            <m:rPr>
+              <m:sty m:val="p"/>
+            </m:rPr>
+            <m:t>+</m:t>
+          </m:r>
+          <m:sSubSup>
+            <m:e>
+              <m:r>
+                <m:t>ψ</m:t>
+              </m:r>
+            </m:e>
+            <m:sub>
+              <m:r>
+                <m:t>1</m:t>
+              </m:r>
+            </m:sub>
+            <m:sup>
               <m:r>
                 <m:rPr>
                   <m:sty m:val="p"/>
                 </m:rPr>
-                <m:t>−</m:t>
-              </m:r>
-              <m:sSub>
-                <m:e>
-                  <m:r>
-                    <m:t>A</m:t>
-                  </m:r>
-                </m:e>
-                <m:sub>
-                  <m:r>
-                    <m:t>i</m:t>
-                  </m:r>
-                </m:sub>
-              </m:sSub>
-              <m:d>
-                <m:dPr>
-                  <m:begChr m:val="("/>
-                  <m:sepChr m:val=""/>
-                  <m:endChr m:val=")"/>
-                  <m:grow/>
-                </m:dPr>
-                <m:e>
-                  <m:sSub>
-                    <m:e>
-                      <m:r>
-                        <m:t>ψ</m:t>
-                      </m:r>
-                    </m:e>
-                    <m:sub>
-                      <m:r>
-                        <m:t>0</m:t>
-                      </m:r>
-                    </m:sub>
-                  </m:sSub>
-                  <m:r>
-                    <m:rPr>
-                      <m:sty m:val="p"/>
-                    </m:rPr>
-                    <m:t>+</m:t>
-                  </m:r>
-                  <m:sSubSup>
-                    <m:e>
-                      <m:r>
-                        <m:t>ψ</m:t>
-                      </m:r>
-                    </m:e>
-                    <m:sub>
-                      <m:r>
-                        <m:t>1</m:t>
-                      </m:r>
-                    </m:sub>
-                    <m:sup>
-                      <m:r>
-                        <m:rPr>
-                          <m:sty m:val="p"/>
-                        </m:rPr>
-                        <m:t>⊤</m:t>
-                      </m:r>
-                    </m:sup>
-                  </m:sSubSup>
-                  <m:sSub>
-                    <m:e>
-                      <m:r>
-                        <m:t>L</m:t>
-                      </m:r>
-                    </m:e>
-                    <m:sub>
-                      <m:r>
-                        <m:t>i</m:t>
-                      </m:r>
-                    </m:sub>
-                  </m:sSub>
-                </m:e>
-              </m:d>
-            </m:e>
-          </m:d>
+                <m:t>⊤</m:t>
+              </m:r>
+            </m:sup>
+          </m:sSubSup>
+          <m:sSub>
+            <m:e>
+              <m:r>
+                <m:t>L</m:t>
+              </m:r>
+            </m:e>
+            <m:sub>
+              <m:r>
+                <m:t>i</m:t>
+              </m:r>
+            </m:sub>
+          </m:sSub>
+          <m:r>
+            <m:rPr>
+              <m:sty m:val="p"/>
+            </m:rPr>
+            <m:t>)</m:t>
+          </m:r>
+          <m:r>
+            <m:rPr>
+              <m:sty m:val="p"/>
+            </m:rPr>
+            <m:t>]</m:t>
+          </m:r>
           <m:r>
             <m:rPr>
               <m:sty m:val="p"/>
@@ -3912,19 +4004,21 @@
             </m:r>
           </m:sub>
         </m:sSub>
-        <m:d>
-          <m:dPr>
-            <m:begChr m:val="("/>
-            <m:sepChr m:val=""/>
-            <m:endChr m:val=")"/>
-            <m:grow/>
-          </m:dPr>
-          <m:e>
-            <m:r>
-              <m:t>ψ</m:t>
-            </m:r>
-          </m:e>
-        </m:d>
+        <m:r>
+          <m:rPr>
+            <m:sty m:val="p"/>
+          </m:rPr>
+          <m:t>(</m:t>
+        </m:r>
+        <m:r>
+          <m:t>ψ</m:t>
+        </m:r>
+        <m:r>
+          <m:rPr>
+            <m:sty m:val="p"/>
+          </m:rPr>
+          <m:t>)</m:t>
+        </m:r>
       </m:oMath>
       <w:r>
         <w:t xml:space="preserve"> </w:t>
@@ -3999,6 +4093,33 @@
           <m:e>
             <m:r>
               <m:t>A</m:t>
+            </m:r>
+          </m:e>
+          <m:sub>
+            <m:r>
+              <m:t>i</m:t>
+            </m:r>
+          </m:sub>
+        </m:sSub>
+        <m:r>
+          <m:rPr>
+            <m:sty m:val="p"/>
+          </m:rPr>
+          <m:t>(</m:t>
+        </m:r>
+        <m:r>
+          <m:t>1</m:t>
+        </m:r>
+        <m:r>
+          <m:rPr>
+            <m:sty m:val="p"/>
+          </m:rPr>
+          <m:t>,</m:t>
+        </m:r>
+        <m:sSub>
+          <m:e>
+            <m:r>
+              <m:t>L</m:t>
             </m:r>
           </m:e>
           <m:sub>
@@ -4009,37 +4130,12 @@
         </m:sSub>
         <m:sSup>
           <m:e>
-            <m:d>
-              <m:dPr>
-                <m:begChr m:val="("/>
-                <m:sepChr m:val=""/>
-                <m:endChr m:val=")"/>
-                <m:grow/>
-              </m:dPr>
-              <m:e>
-                <m:r>
-                  <m:t>1</m:t>
-                </m:r>
-                <m:r>
-                  <m:rPr>
-                    <m:sty m:val="p"/>
-                  </m:rPr>
-                  <m:t>,</m:t>
-                </m:r>
-                <m:sSub>
-                  <m:e>
-                    <m:r>
-                      <m:t>L</m:t>
-                    </m:r>
-                  </m:e>
-                  <m:sub>
-                    <m:r>
-                      <m:t>i</m:t>
-                    </m:r>
-                  </m:sub>
-                </m:sSub>
-              </m:e>
-            </m:d>
+            <m:r>
+              <m:rPr>
+                <m:sty m:val="p"/>
+              </m:rPr>
+              <m:t>)</m:t>
+            </m:r>
           </m:e>
           <m:sup>
             <m:r>
@@ -4055,8 +4151,8 @@
         <w:t xml:space="preserve">).</w:t>
       </w:r>
     </w:p>
-    <w:bookmarkEnd w:id="30"/>
-    <w:bookmarkStart w:id="31" w:name="example-simple-model"/>
+    <w:bookmarkEnd w:id="19"/>
+    <w:bookmarkStart w:id="20" w:name="example-simple-model"/>
     <w:p>
       <w:pPr>
         <w:pStyle w:val="Heading3"/>
@@ -4086,46 +4182,48 @@
         <m:r>
           <m:t>E</m:t>
         </m:r>
-        <m:d>
-          <m:dPr>
-            <m:begChr m:val="["/>
-            <m:sepChr m:val=""/>
-            <m:endChr m:val="]"/>
-            <m:grow/>
-          </m:dPr>
+        <m:r>
+          <m:rPr>
+            <m:sty m:val="p"/>
+          </m:rPr>
+          <m:t>[</m:t>
+        </m:r>
+        <m:sSup>
           <m:e>
-            <m:sSup>
-              <m:e>
-                <m:r>
-                  <m:t>Y</m:t>
-                </m:r>
-              </m:e>
-              <m:sup>
-                <m:r>
-                  <m:t>1</m:t>
-                </m:r>
-              </m:sup>
-            </m:sSup>
-            <m:r>
-              <m:rPr>
-                <m:sty m:val="p"/>
-              </m:rPr>
-              <m:t>−</m:t>
-            </m:r>
-            <m:sSup>
-              <m:e>
-                <m:r>
-                  <m:t>Y</m:t>
-                </m:r>
-              </m:e>
-              <m:sup>
-                <m:r>
-                  <m:t>0</m:t>
-                </m:r>
-              </m:sup>
-            </m:sSup>
+            <m:r>
+              <m:t>Y</m:t>
+            </m:r>
           </m:e>
-        </m:d>
+          <m:sup>
+            <m:r>
+              <m:t>1</m:t>
+            </m:r>
+          </m:sup>
+        </m:sSup>
+        <m:r>
+          <m:rPr>
+            <m:sty m:val="p"/>
+          </m:rPr>
+          <m:t>−</m:t>
+        </m:r>
+        <m:sSup>
+          <m:e>
+            <m:r>
+              <m:t>Y</m:t>
+            </m:r>
+          </m:e>
+          <m:sup>
+            <m:r>
+              <m:t>0</m:t>
+            </m:r>
+          </m:sup>
+        </m:sSup>
+        <m:r>
+          <m:rPr>
+            <m:sty m:val="p"/>
+          </m:rPr>
+          <m:t>]</m:t>
+        </m:r>
         <m:r>
           <m:rPr>
             <m:sty m:val="p"/>
@@ -4217,58 +4315,60 @@
               </m:sSub>
             </m:e>
           </m:nary>
-          <m:d>
-            <m:dPr>
-              <m:begChr m:val="("/>
-              <m:sepChr m:val=""/>
-              <m:endChr m:val=")"/>
-              <m:grow/>
-            </m:dPr>
-            <m:e>
-              <m:sSub>
-                <m:e>
-                  <m:r>
-                    <m:t>Y</m:t>
-                  </m:r>
-                </m:e>
-                <m:sub>
-                  <m:r>
-                    <m:t>i</m:t>
-                  </m:r>
-                </m:sub>
-              </m:sSub>
-              <m:r>
-                <m:rPr>
-                  <m:sty m:val="p"/>
-                </m:rPr>
-                <m:t>−</m:t>
-              </m:r>
-              <m:sSub>
-                <m:e>
-                  <m:r>
-                    <m:t>A</m:t>
-                  </m:r>
-                </m:e>
-                <m:sub>
-                  <m:r>
-                    <m:t>i</m:t>
-                  </m:r>
-                </m:sub>
-              </m:sSub>
-              <m:sSub>
-                <m:e>
-                  <m:r>
-                    <m:t>ψ</m:t>
-                  </m:r>
-                </m:e>
-                <m:sub>
-                  <m:r>
-                    <m:t>0</m:t>
-                  </m:r>
-                </m:sub>
-              </m:sSub>
-            </m:e>
-          </m:d>
+          <m:r>
+            <m:rPr>
+              <m:sty m:val="p"/>
+            </m:rPr>
+            <m:t>(</m:t>
+          </m:r>
+          <m:sSub>
+            <m:e>
+              <m:r>
+                <m:t>Y</m:t>
+              </m:r>
+            </m:e>
+            <m:sub>
+              <m:r>
+                <m:t>i</m:t>
+              </m:r>
+            </m:sub>
+          </m:sSub>
+          <m:r>
+            <m:rPr>
+              <m:sty m:val="p"/>
+            </m:rPr>
+            <m:t>−</m:t>
+          </m:r>
+          <m:sSub>
+            <m:e>
+              <m:r>
+                <m:t>A</m:t>
+              </m:r>
+            </m:e>
+            <m:sub>
+              <m:r>
+                <m:t>i</m:t>
+              </m:r>
+            </m:sub>
+          </m:sSub>
+          <m:sSub>
+            <m:e>
+              <m:r>
+                <m:t>ψ</m:t>
+              </m:r>
+            </m:e>
+            <m:sub>
+              <m:r>
+                <m:t>0</m:t>
+              </m:r>
+            </m:sub>
+          </m:sSub>
+          <m:r>
+            <m:rPr>
+              <m:sty m:val="p"/>
+            </m:rPr>
+            <m:t>)</m:t>
+          </m:r>
           <m:r>
             <m:rPr>
               <m:sty m:val="p"/>
@@ -4622,177 +4722,185 @@
               </m:r>
             </m:sup>
             <m:e>
-              <m:d>
-                <m:dPr>
-                  <m:begChr m:val="["/>
-                  <m:sepChr m:val=""/>
-                  <m:endChr m:val="]"/>
-                  <m:grow/>
-                </m:dPr>
-                <m:e>
-                  <m:sSub>
-                    <m:e>
-                      <m:r>
-                        <m:t>A</m:t>
-                      </m:r>
-                    </m:e>
-                    <m:sub>
-                      <m:r>
-                        <m:t>i</m:t>
-                      </m:r>
-                    </m:sub>
-                  </m:sSub>
-                  <m:r>
-                    <m:rPr>
-                      <m:sty m:val="p"/>
-                    </m:rPr>
-                    <m:t>−</m:t>
-                  </m:r>
-                  <m:acc>
-                    <m:accPr>
-                      <m:chr m:val="̂"/>
-                    </m:accPr>
-                    <m:e>
-                      <m:r>
-                        <m:t>E</m:t>
-                      </m:r>
-                    </m:e>
-                  </m:acc>
-                  <m:d>
-                    <m:dPr>
-                      <m:begChr m:val="["/>
-                      <m:sepChr m:val=""/>
-                      <m:endChr m:val="]"/>
-                      <m:grow/>
-                    </m:dPr>
-                    <m:e>
-                      <m:r>
-                        <m:t>A</m:t>
-                      </m:r>
-                      <m:r>
-                        <m:rPr>
-                          <m:sty m:val="p"/>
-                        </m:rPr>
-                        <m:t>∣</m:t>
-                      </m:r>
-                      <m:sSub>
-                        <m:e>
-                          <m:r>
-                            <m:t>L</m:t>
-                          </m:r>
-                        </m:e>
-                        <m:sub>
-                          <m:r>
-                            <m:t>i</m:t>
-                          </m:r>
-                        </m:sub>
-                      </m:sSub>
-                    </m:e>
-                  </m:d>
-                </m:e>
-              </m:d>
-            </m:e>
-          </m:nary>
-          <m:d>
-            <m:dPr>
-              <m:begChr m:val="["/>
-              <m:sepChr m:val=""/>
-              <m:endChr m:val="]"/>
-              <m:grow/>
-            </m:dPr>
-            <m:e>
-              <m:sSub>
-                <m:e>
-                  <m:r>
-                    <m:t>Y</m:t>
-                  </m:r>
-                </m:e>
-                <m:sub>
-                  <m:r>
-                    <m:t>i</m:t>
-                  </m:r>
-                </m:sub>
-              </m:sSub>
               <m:r>
                 <m:rPr>
                   <m:sty m:val="p"/>
                 </m:rPr>
-                <m:t>−</m:t>
-              </m:r>
-              <m:sSub>
-                <m:e>
-                  <m:r>
-                    <m:t>A</m:t>
-                  </m:r>
-                </m:e>
-                <m:sub>
-                  <m:r>
-                    <m:t>i</m:t>
-                  </m:r>
-                </m:sub>
-              </m:sSub>
-              <m:d>
-                <m:dPr>
-                  <m:begChr m:val="("/>
-                  <m:sepChr m:val=""/>
-                  <m:endChr m:val=")"/>
-                  <m:grow/>
-                </m:dPr>
-                <m:e>
-                  <m:sSub>
-                    <m:e>
-                      <m:r>
-                        <m:t>ψ</m:t>
-                      </m:r>
-                    </m:e>
-                    <m:sub>
-                      <m:r>
-                        <m:t>0</m:t>
-                      </m:r>
-                    </m:sub>
-                  </m:sSub>
-                  <m:r>
-                    <m:rPr>
-                      <m:sty m:val="p"/>
-                    </m:rPr>
-                    <m:t>+</m:t>
-                  </m:r>
-                  <m:sSubSup>
-                    <m:e>
-                      <m:r>
-                        <m:t>ψ</m:t>
-                      </m:r>
-                    </m:e>
-                    <m:sub>
-                      <m:r>
-                        <m:t>1</m:t>
-                      </m:r>
-                    </m:sub>
-                    <m:sup>
-                      <m:r>
-                        <m:rPr>
-                          <m:sty m:val="p"/>
-                        </m:rPr>
-                        <m:t>⊤</m:t>
-                      </m:r>
-                    </m:sup>
-                  </m:sSubSup>
-                  <m:sSub>
-                    <m:e>
-                      <m:r>
-                        <m:t>L</m:t>
-                      </m:r>
-                    </m:e>
-                    <m:sub>
-                      <m:r>
-                        <m:t>i</m:t>
-                      </m:r>
-                    </m:sub>
-                  </m:sSub>
-                </m:e>
-              </m:d>
-            </m:e>
-          </m:d>
+                <m:t>[</m:t>
+              </m:r>
+            </m:e>
+          </m:nary>
+          <m:sSub>
+            <m:e>
+              <m:r>
+                <m:t>A</m:t>
+              </m:r>
+            </m:e>
+            <m:sub>
+              <m:r>
+                <m:t>i</m:t>
+              </m:r>
+            </m:sub>
+          </m:sSub>
+          <m:r>
+            <m:rPr>
+              <m:sty m:val="p"/>
+            </m:rPr>
+            <m:t>−</m:t>
+          </m:r>
+          <m:acc>
+            <m:accPr>
+              <m:chr m:val="̂"/>
+            </m:accPr>
+            <m:e>
+              <m:r>
+                <m:t>E</m:t>
+              </m:r>
+            </m:e>
+          </m:acc>
+          <m:r>
+            <m:rPr>
+              <m:sty m:val="p"/>
+            </m:rPr>
+            <m:t>[</m:t>
+          </m:r>
+          <m:r>
+            <m:t>A</m:t>
+          </m:r>
+          <m:r>
+            <m:rPr>
+              <m:sty m:val="p"/>
+            </m:rPr>
+            <m:t>∣</m:t>
+          </m:r>
+          <m:sSub>
+            <m:e>
+              <m:r>
+                <m:t>L</m:t>
+              </m:r>
+            </m:e>
+            <m:sub>
+              <m:r>
+                <m:t>i</m:t>
+              </m:r>
+            </m:sub>
+          </m:sSub>
+          <m:r>
+            <m:rPr>
+              <m:sty m:val="p"/>
+            </m:rPr>
+            <m:t>]</m:t>
+          </m:r>
+          <m:r>
+            <m:rPr>
+              <m:sty m:val="p"/>
+            </m:rPr>
+            <m:t>]</m:t>
+          </m:r>
+          <m:r>
+            <m:rPr>
+              <m:sty m:val="p"/>
+            </m:rPr>
+            <m:t>[</m:t>
+          </m:r>
+          <m:sSub>
+            <m:e>
+              <m:r>
+                <m:t>Y</m:t>
+              </m:r>
+            </m:e>
+            <m:sub>
+              <m:r>
+                <m:t>i</m:t>
+              </m:r>
+            </m:sub>
+          </m:sSub>
+          <m:r>
+            <m:rPr>
+              <m:sty m:val="p"/>
+            </m:rPr>
+            <m:t>−</m:t>
+          </m:r>
+          <m:sSub>
+            <m:e>
+              <m:r>
+                <m:t>A</m:t>
+              </m:r>
+            </m:e>
+            <m:sub>
+              <m:r>
+                <m:t>i</m:t>
+              </m:r>
+            </m:sub>
+          </m:sSub>
+          <m:r>
+            <m:rPr>
+              <m:sty m:val="p"/>
+            </m:rPr>
+            <m:t>(</m:t>
+          </m:r>
+          <m:sSub>
+            <m:e>
+              <m:r>
+                <m:t>ψ</m:t>
+              </m:r>
+            </m:e>
+            <m:sub>
+              <m:r>
+                <m:t>0</m:t>
+              </m:r>
+            </m:sub>
+          </m:sSub>
+          <m:r>
+            <m:rPr>
+              <m:sty m:val="p"/>
+            </m:rPr>
+            <m:t>+</m:t>
+          </m:r>
+          <m:sSubSup>
+            <m:e>
+              <m:r>
+                <m:t>ψ</m:t>
+              </m:r>
+            </m:e>
+            <m:sub>
+              <m:r>
+                <m:t>1</m:t>
+              </m:r>
+            </m:sub>
+            <m:sup>
+              <m:r>
+                <m:rPr>
+                  <m:sty m:val="p"/>
+                </m:rPr>
+                <m:t>⊤</m:t>
+              </m:r>
+            </m:sup>
+          </m:sSubSup>
+          <m:sSub>
+            <m:e>
+              <m:r>
+                <m:t>L</m:t>
+              </m:r>
+            </m:e>
+            <m:sub>
+              <m:r>
+                <m:t>i</m:t>
+              </m:r>
+            </m:sub>
+          </m:sSub>
+          <m:r>
+            <m:rPr>
+              <m:sty m:val="p"/>
+            </m:rPr>
+            <m:t>)</m:t>
+          </m:r>
+          <m:r>
+            <m:rPr>
+              <m:sty m:val="p"/>
+            </m:rPr>
+            <m:t>]</m:t>
+          </m:r>
           <m:r>
             <m:rPr>
               <m:sty m:val="p"/>
@@ -4825,28 +4933,30 @@
         <m:r>
           <m:t>E</m:t>
         </m:r>
-        <m:d>
-          <m:dPr>
-            <m:begChr m:val="["/>
-            <m:sepChr m:val=""/>
-            <m:endChr m:val="]"/>
-            <m:grow/>
-          </m:dPr>
-          <m:e>
-            <m:r>
-              <m:t>A</m:t>
-            </m:r>
-            <m:r>
-              <m:rPr>
-                <m:sty m:val="p"/>
-              </m:rPr>
-              <m:t>∣</m:t>
-            </m:r>
-            <m:r>
-              <m:t>L</m:t>
-            </m:r>
-          </m:e>
-        </m:d>
+        <m:r>
+          <m:rPr>
+            <m:sty m:val="p"/>
+          </m:rPr>
+          <m:t>[</m:t>
+        </m:r>
+        <m:r>
+          <m:t>A</m:t>
+        </m:r>
+        <m:r>
+          <m:rPr>
+            <m:sty m:val="p"/>
+          </m:rPr>
+          <m:t>∣</m:t>
+        </m:r>
+        <m:r>
+          <m:t>L</m:t>
+        </m:r>
+        <m:r>
+          <m:rPr>
+            <m:sty m:val="p"/>
+          </m:rPr>
+          <m:t>]</m:t>
+        </m:r>
       </m:oMath>
       <w:r>
         <w:t xml:space="preserve"> </w:t>
@@ -4899,9 +5009,9 @@
         <w:t xml:space="preserve">in some cases: consistent if either the effect model or the treatment model is correct.</w:t>
       </w:r>
     </w:p>
-    <w:bookmarkEnd w:id="31"/>
-    <w:bookmarkEnd w:id="32"/>
-    <w:bookmarkStart w:id="35" w:name="Xfb4e3cad2be7222ab43c0e11af198a8d9a4a00f"/>
+    <w:bookmarkEnd w:id="20"/>
+    <w:bookmarkEnd w:id="21"/>
+    <w:bookmarkStart w:id="24" w:name="Xfb4e3cad2be7222ab43c0e11af198a8d9a4a00f"/>
     <w:p>
       <w:pPr>
         <w:pStyle w:val="Heading2"/>
@@ -4925,7 +5035,7 @@
         <w:t xml:space="preserve">G-estimation has robustness properties that differ from IP weighting and standardization.</w:t>
       </w:r>
     </w:p>
-    <w:bookmarkStart w:id="33" w:name="robustness-properties"/>
+    <w:bookmarkStart w:id="22" w:name="robustness-properties"/>
     <w:p>
       <w:pPr>
         <w:pStyle w:val="Heading3"/>
@@ -4961,40 +5071,104 @@
         <m:r>
           <m:t>E</m:t>
         </m:r>
-        <m:d>
-          <m:dPr>
-            <m:begChr m:val="["/>
-            <m:sepChr m:val=""/>
-            <m:endChr m:val="]"/>
-            <m:grow/>
-          </m:dPr>
+        <m:r>
+          <m:rPr>
+            <m:sty m:val="p"/>
+          </m:rPr>
+          <m:t>[</m:t>
+        </m:r>
+        <m:r>
+          <m:t>A</m:t>
+        </m:r>
+        <m:r>
+          <m:rPr>
+            <m:sty m:val="p"/>
+          </m:rPr>
+          <m:t>∣</m:t>
+        </m:r>
+        <m:r>
+          <m:t>L</m:t>
+        </m:r>
+        <m:r>
+          <m:rPr>
+            <m:sty m:val="p"/>
+          </m:rPr>
+          <m:t>]</m:t>
+        </m:r>
+      </m:oMath>
+      <w:r>
+        <w:t xml:space="preserve"> </w:t>
+      </w:r>
+      <w:r>
+        <w:t xml:space="preserve">is misspecified</w:t>
+      </w:r>
+      <w:r>
+        <w:t xml:space="preserve"> </w:t>
+      </w:r>
+      <w:r>
+        <w:t xml:space="preserve">- Need to correctly model the effect</w:t>
+      </w:r>
+      <w:r>
+        <w:t xml:space="preserve"> </w:t>
+      </w:r>
+      <m:oMath>
+        <m:r>
+          <m:t>E</m:t>
+        </m:r>
+        <m:r>
+          <m:rPr>
+            <m:sty m:val="p"/>
+          </m:rPr>
+          <m:t>[</m:t>
+        </m:r>
+        <m:sSup>
           <m:e>
             <m:r>
-              <m:t>A</m:t>
-            </m:r>
-            <m:r>
-              <m:rPr>
-                <m:sty m:val="p"/>
-              </m:rPr>
-              <m:t>∣</m:t>
-            </m:r>
-            <m:r>
-              <m:t>L</m:t>
+              <m:t>Y</m:t>
             </m:r>
           </m:e>
-        </m:d>
+          <m:sup>
+            <m:r>
+              <m:t>1</m:t>
+            </m:r>
+          </m:sup>
+        </m:sSup>
+        <m:r>
+          <m:rPr>
+            <m:sty m:val="p"/>
+          </m:rPr>
+          <m:t>−</m:t>
+        </m:r>
+        <m:sSup>
+          <m:e>
+            <m:r>
+              <m:t>Y</m:t>
+            </m:r>
+          </m:e>
+          <m:sup>
+            <m:r>
+              <m:t>0</m:t>
+            </m:r>
+          </m:sup>
+        </m:sSup>
+        <m:r>
+          <m:rPr>
+            <m:sty m:val="p"/>
+          </m:rPr>
+          <m:t>∣</m:t>
+        </m:r>
+        <m:r>
+          <m:t>L</m:t>
+        </m:r>
+        <m:r>
+          <m:rPr>
+            <m:sty m:val="p"/>
+          </m:rPr>
+          <m:t>]</m:t>
+        </m:r>
       </m:oMath>
       <w:r>
-        <w:t xml:space="preserve"> </w:t>
-      </w:r>
-      <w:r>
-        <w:t xml:space="preserve">is misspecified</w:t>
-      </w:r>
-      <w:r>
-        <w:t xml:space="preserve"> </w:t>
-      </w:r>
-      <w:r>
-        <w:t xml:space="preserve">- Need to correctly model the effect</w:t>
+        <w:t xml:space="preserve">, not the full outcome model</w:t>
       </w:r>
       <w:r>
         <w:t xml:space="preserve"> </w:t>
@@ -5003,97 +5177,39 @@
         <m:r>
           <m:t>E</m:t>
         </m:r>
-        <m:d>
-          <m:dPr>
-            <m:begChr m:val="["/>
-            <m:sepChr m:val=""/>
-            <m:endChr m:val="]"/>
-            <m:grow/>
-          </m:dPr>
-          <m:e>
-            <m:sSup>
-              <m:e>
-                <m:r>
-                  <m:t>Y</m:t>
-                </m:r>
-              </m:e>
-              <m:sup>
-                <m:r>
-                  <m:t>1</m:t>
-                </m:r>
-              </m:sup>
-            </m:sSup>
-            <m:r>
-              <m:rPr>
-                <m:sty m:val="p"/>
-              </m:rPr>
-              <m:t>−</m:t>
-            </m:r>
-            <m:sSup>
-              <m:e>
-                <m:r>
-                  <m:t>Y</m:t>
-                </m:r>
-              </m:e>
-              <m:sup>
-                <m:r>
-                  <m:t>0</m:t>
-                </m:r>
-              </m:sup>
-            </m:sSup>
-            <m:r>
-              <m:rPr>
-                <m:sty m:val="p"/>
-              </m:rPr>
-              <m:t>∣</m:t>
-            </m:r>
-            <m:r>
-              <m:t>L</m:t>
-            </m:r>
-          </m:e>
-        </m:d>
-      </m:oMath>
-      <w:r>
-        <w:t xml:space="preserve">, not the full outcome model</w:t>
-      </w:r>
-      <w:r>
-        <w:t xml:space="preserve"> </w:t>
-      </w:r>
-      <m:oMath>
-        <m:r>
-          <m:t>E</m:t>
-        </m:r>
-        <m:d>
-          <m:dPr>
-            <m:begChr m:val="["/>
-            <m:sepChr m:val=""/>
-            <m:endChr m:val="]"/>
-            <m:grow/>
-          </m:dPr>
-          <m:e>
-            <m:r>
-              <m:t>Y</m:t>
-            </m:r>
-            <m:r>
-              <m:rPr>
-                <m:sty m:val="p"/>
-              </m:rPr>
-              <m:t>∣</m:t>
-            </m:r>
-            <m:r>
-              <m:t>A</m:t>
-            </m:r>
-            <m:r>
-              <m:rPr>
-                <m:sty m:val="p"/>
-              </m:rPr>
-              <m:t>,</m:t>
-            </m:r>
-            <m:r>
-              <m:t>L</m:t>
-            </m:r>
-          </m:e>
-        </m:d>
+        <m:r>
+          <m:rPr>
+            <m:sty m:val="p"/>
+          </m:rPr>
+          <m:t>[</m:t>
+        </m:r>
+        <m:r>
+          <m:t>Y</m:t>
+        </m:r>
+        <m:r>
+          <m:rPr>
+            <m:sty m:val="p"/>
+          </m:rPr>
+          <m:t>∣</m:t>
+        </m:r>
+        <m:r>
+          <m:t>A</m:t>
+        </m:r>
+        <m:r>
+          <m:rPr>
+            <m:sty m:val="p"/>
+          </m:rPr>
+          <m:t>,</m:t>
+        </m:r>
+        <m:r>
+          <m:t>L</m:t>
+        </m:r>
+        <m:r>
+          <m:rPr>
+            <m:sty m:val="p"/>
+          </m:rPr>
+          <m:t>]</m:t>
+        </m:r>
       </m:oMath>
     </w:p>
     <w:p>
@@ -5129,19 +5245,21 @@
         <m:r>
           <m:t>U</m:t>
         </m:r>
-        <m:d>
-          <m:dPr>
-            <m:begChr m:val="("/>
-            <m:sepChr m:val=""/>
-            <m:endChr m:val=")"/>
-            <m:grow/>
-          </m:dPr>
-          <m:e>
-            <m:r>
-              <m:t>ψ</m:t>
-            </m:r>
-          </m:e>
-        </m:d>
+        <m:r>
+          <m:rPr>
+            <m:sty m:val="p"/>
+          </m:rPr>
+          <m:t>(</m:t>
+        </m:r>
+        <m:r>
+          <m:t>ψ</m:t>
+        </m:r>
+        <m:r>
+          <m:rPr>
+            <m:sty m:val="p"/>
+          </m:rPr>
+          <m:t>)</m:t>
+        </m:r>
       </m:oMath>
     </w:p>
     <w:p>
@@ -5171,50 +5289,54 @@
         <m:r>
           <m:t>E</m:t>
         </m:r>
-        <m:d>
-          <m:dPr>
-            <m:begChr m:val="["/>
-            <m:sepChr m:val=""/>
-            <m:endChr m:val="]"/>
-            <m:grow/>
-          </m:dPr>
-          <m:e>
-            <m:r>
-              <m:t>H</m:t>
-            </m:r>
-            <m:d>
-              <m:dPr>
-                <m:begChr m:val="("/>
-                <m:sepChr m:val=""/>
-                <m:endChr m:val=")"/>
-                <m:grow/>
-              </m:dPr>
-              <m:e>
-                <m:r>
-                  <m:t>ψ</m:t>
-                </m:r>
-              </m:e>
-            </m:d>
-            <m:r>
-              <m:rPr>
-                <m:sty m:val="p"/>
-              </m:rPr>
-              <m:t>∣</m:t>
-            </m:r>
-            <m:r>
-              <m:t>A</m:t>
-            </m:r>
-            <m:r>
-              <m:rPr>
-                <m:sty m:val="p"/>
-              </m:rPr>
-              <m:t>,</m:t>
-            </m:r>
-            <m:r>
-              <m:t>L</m:t>
-            </m:r>
-          </m:e>
-        </m:d>
+        <m:r>
+          <m:rPr>
+            <m:sty m:val="p"/>
+          </m:rPr>
+          <m:t>[</m:t>
+        </m:r>
+        <m:r>
+          <m:t>H</m:t>
+        </m:r>
+        <m:r>
+          <m:rPr>
+            <m:sty m:val="p"/>
+          </m:rPr>
+          <m:t>(</m:t>
+        </m:r>
+        <m:r>
+          <m:t>ψ</m:t>
+        </m:r>
+        <m:r>
+          <m:rPr>
+            <m:sty m:val="p"/>
+          </m:rPr>
+          <m:t>)</m:t>
+        </m:r>
+        <m:r>
+          <m:rPr>
+            <m:sty m:val="p"/>
+          </m:rPr>
+          <m:t>∣</m:t>
+        </m:r>
+        <m:r>
+          <m:t>A</m:t>
+        </m:r>
+        <m:r>
+          <m:rPr>
+            <m:sty m:val="p"/>
+          </m:rPr>
+          <m:t>,</m:t>
+        </m:r>
+        <m:r>
+          <m:t>L</m:t>
+        </m:r>
+        <m:r>
+          <m:rPr>
+            <m:sty m:val="p"/>
+          </m:rPr>
+          <m:t>]</m:t>
+        </m:r>
       </m:oMath>
       <w:r>
         <w:t xml:space="preserve"> </w:t>
@@ -5229,8 +5351,8 @@
         <w:t xml:space="preserve">- This is similar to doubly robust IP weighted estimators</w:t>
       </w:r>
     </w:p>
-    <w:bookmarkEnd w:id="33"/>
-    <w:bookmarkStart w:id="34" w:name="comparison-to-other-methods"/>
+    <w:bookmarkEnd w:id="22"/>
+    <w:bookmarkStart w:id="23" w:name="comparison-to-other-methods"/>
     <w:p>
       <w:pPr>
         <w:pStyle w:val="Heading3"/>
@@ -5318,28 +5440,30 @@
                 </m:rPr>
                 <m:t>Pr</m:t>
               </m:r>
-              <m:d>
-                <m:dPr>
-                  <m:begChr m:val="["/>
-                  <m:sepChr m:val=""/>
-                  <m:endChr m:val="]"/>
-                  <m:grow/>
-                </m:dPr>
-                <m:e>
-                  <m:r>
-                    <m:t>A</m:t>
-                  </m:r>
-                  <m:r>
-                    <m:rPr>
-                      <m:sty m:val="p"/>
-                    </m:rPr>
-                    <m:t>∣</m:t>
-                  </m:r>
-                  <m:r>
-                    <m:t>L</m:t>
-                  </m:r>
-                </m:e>
-              </m:d>
+              <m:r>
+                <m:rPr>
+                  <m:sty m:val="p"/>
+                </m:rPr>
+                <m:t>[</m:t>
+              </m:r>
+              <m:r>
+                <m:t>A</m:t>
+              </m:r>
+              <m:r>
+                <m:rPr>
+                  <m:sty m:val="p"/>
+                </m:rPr>
+                <m:t>∣</m:t>
+              </m:r>
+              <m:r>
+                <m:t>L</m:t>
+              </m:r>
+              <m:r>
+                <m:rPr>
+                  <m:sty m:val="p"/>
+                </m:rPr>
+                <m:t>]</m:t>
+              </m:r>
             </m:oMath>
           </w:p>
         </w:tc>
@@ -5381,37 +5505,39 @@
               <m:r>
                 <m:t>E</m:t>
               </m:r>
-              <m:d>
-                <m:dPr>
-                  <m:begChr m:val="["/>
-                  <m:sepChr m:val=""/>
-                  <m:endChr m:val="]"/>
-                  <m:grow/>
-                </m:dPr>
-                <m:e>
-                  <m:r>
-                    <m:t>Y</m:t>
-                  </m:r>
-                  <m:r>
-                    <m:rPr>
-                      <m:sty m:val="p"/>
-                    </m:rPr>
-                    <m:t>∣</m:t>
-                  </m:r>
-                  <m:r>
-                    <m:t>A</m:t>
-                  </m:r>
-                  <m:r>
-                    <m:rPr>
-                      <m:sty m:val="p"/>
-                    </m:rPr>
-                    <m:t>,</m:t>
-                  </m:r>
-                  <m:r>
-                    <m:t>L</m:t>
-                  </m:r>
-                </m:e>
-              </m:d>
+              <m:r>
+                <m:rPr>
+                  <m:sty m:val="p"/>
+                </m:rPr>
+                <m:t>[</m:t>
+              </m:r>
+              <m:r>
+                <m:t>Y</m:t>
+              </m:r>
+              <m:r>
+                <m:rPr>
+                  <m:sty m:val="p"/>
+                </m:rPr>
+                <m:t>∣</m:t>
+              </m:r>
+              <m:r>
+                <m:t>A</m:t>
+              </m:r>
+              <m:r>
+                <m:rPr>
+                  <m:sty m:val="p"/>
+                </m:rPr>
+                <m:t>,</m:t>
+              </m:r>
+              <m:r>
+                <m:t>L</m:t>
+              </m:r>
+              <m:r>
+                <m:rPr>
+                  <m:sty m:val="p"/>
+                </m:rPr>
+                <m:t>]</m:t>
+              </m:r>
             </m:oMath>
           </w:p>
         </w:tc>
@@ -5453,55 +5579,57 @@
               <m:r>
                 <m:t>E</m:t>
               </m:r>
-              <m:d>
-                <m:dPr>
-                  <m:begChr m:val="["/>
-                  <m:sepChr m:val=""/>
-                  <m:endChr m:val="]"/>
-                  <m:grow/>
-                </m:dPr>
+              <m:r>
+                <m:rPr>
+                  <m:sty m:val="p"/>
+                </m:rPr>
+                <m:t>[</m:t>
+              </m:r>
+              <m:sSup>
                 <m:e>
-                  <m:sSup>
-                    <m:e>
-                      <m:r>
-                        <m:t>Y</m:t>
-                      </m:r>
-                    </m:e>
-                    <m:sup>
-                      <m:r>
-                        <m:t>1</m:t>
-                      </m:r>
-                    </m:sup>
-                  </m:sSup>
                   <m:r>
-                    <m:rPr>
-                      <m:sty m:val="p"/>
-                    </m:rPr>
-                    <m:t>−</m:t>
-                  </m:r>
-                  <m:sSup>
-                    <m:e>
-                      <m:r>
-                        <m:t>Y</m:t>
-                      </m:r>
-                    </m:e>
-                    <m:sup>
-                      <m:r>
-                        <m:t>0</m:t>
-                      </m:r>
-                    </m:sup>
-                  </m:sSup>
-                  <m:r>
-                    <m:rPr>
-                      <m:sty m:val="p"/>
-                    </m:rPr>
-                    <m:t>∣</m:t>
-                  </m:r>
-                  <m:r>
-                    <m:t>L</m:t>
+                    <m:t>Y</m:t>
                   </m:r>
                 </m:e>
-              </m:d>
+                <m:sup>
+                  <m:r>
+                    <m:t>1</m:t>
+                  </m:r>
+                </m:sup>
+              </m:sSup>
+              <m:r>
+                <m:rPr>
+                  <m:sty m:val="p"/>
+                </m:rPr>
+                <m:t>−</m:t>
+              </m:r>
+              <m:sSup>
+                <m:e>
+                  <m:r>
+                    <m:t>Y</m:t>
+                  </m:r>
+                </m:e>
+                <m:sup>
+                  <m:r>
+                    <m:t>0</m:t>
+                  </m:r>
+                </m:sup>
+              </m:sSup>
+              <m:r>
+                <m:rPr>
+                  <m:sty m:val="p"/>
+                </m:rPr>
+                <m:t>∣</m:t>
+              </m:r>
+              <m:r>
+                <m:t>L</m:t>
+              </m:r>
+              <m:r>
+                <m:rPr>
+                  <m:sty m:val="p"/>
+                </m:rPr>
+                <m:t>]</m:t>
+              </m:r>
             </m:oMath>
           </w:p>
         </w:tc>
@@ -5588,9 +5716,9 @@
         <w:t xml:space="preserve">However, G-estimation requires rank preservation, which is a strong assumption that IP weighting and standardization do not require.</w:t>
       </w:r>
     </w:p>
-    <w:bookmarkEnd w:id="34"/>
-    <w:bookmarkEnd w:id="35"/>
-    <w:bookmarkStart w:id="38" w:name="Xbda1e2285ad6c34bc888c52b3378ad882119bd5"/>
+    <w:bookmarkEnd w:id="23"/>
+    <w:bookmarkEnd w:id="24"/>
+    <w:bookmarkStart w:id="27" w:name="Xbda1e2285ad6c34bc888c52b3378ad882119bd5"/>
     <w:p>
       <w:pPr>
         <w:pStyle w:val="Heading2"/>
@@ -5614,7 +5742,7 @@
         <w:t xml:space="preserve">From the SNMM, we can compute the average causal effect.</w:t>
       </w:r>
     </w:p>
-    <w:bookmarkStart w:id="36" w:name="from-conditional-to-marginal-effects"/>
+    <w:bookmarkStart w:id="25" w:name="from-conditional-to-marginal-effects"/>
     <w:p>
       <w:pPr>
         <w:pStyle w:val="Heading3"/>
@@ -5644,55 +5772,57 @@
         <m:r>
           <m:t>E</m:t>
         </m:r>
-        <m:d>
-          <m:dPr>
-            <m:begChr m:val="["/>
-            <m:sepChr m:val=""/>
-            <m:endChr m:val="]"/>
-            <m:grow/>
-          </m:dPr>
+        <m:r>
+          <m:rPr>
+            <m:sty m:val="p"/>
+          </m:rPr>
+          <m:t>[</m:t>
+        </m:r>
+        <m:sSup>
           <m:e>
-            <m:sSup>
-              <m:e>
-                <m:r>
-                  <m:t>Y</m:t>
-                </m:r>
-              </m:e>
-              <m:sup>
-                <m:r>
-                  <m:t>1</m:t>
-                </m:r>
-              </m:sup>
-            </m:sSup>
-            <m:r>
-              <m:rPr>
-                <m:sty m:val="p"/>
-              </m:rPr>
-              <m:t>−</m:t>
-            </m:r>
-            <m:sSup>
-              <m:e>
-                <m:r>
-                  <m:t>Y</m:t>
-                </m:r>
-              </m:e>
-              <m:sup>
-                <m:r>
-                  <m:t>0</m:t>
-                </m:r>
-              </m:sup>
-            </m:sSup>
-            <m:r>
-              <m:rPr>
-                <m:sty m:val="p"/>
-              </m:rPr>
-              <m:t>∣</m:t>
-            </m:r>
-            <m:r>
-              <m:t>L</m:t>
+            <m:r>
+              <m:t>Y</m:t>
             </m:r>
           </m:e>
-        </m:d>
+          <m:sup>
+            <m:r>
+              <m:t>1</m:t>
+            </m:r>
+          </m:sup>
+        </m:sSup>
+        <m:r>
+          <m:rPr>
+            <m:sty m:val="p"/>
+          </m:rPr>
+          <m:t>−</m:t>
+        </m:r>
+        <m:sSup>
+          <m:e>
+            <m:r>
+              <m:t>Y</m:t>
+            </m:r>
+          </m:e>
+          <m:sup>
+            <m:r>
+              <m:t>0</m:t>
+            </m:r>
+          </m:sup>
+        </m:sSup>
+        <m:r>
+          <m:rPr>
+            <m:sty m:val="p"/>
+          </m:rPr>
+          <m:t>∣</m:t>
+        </m:r>
+        <m:r>
+          <m:t>L</m:t>
+        </m:r>
+        <m:r>
+          <m:rPr>
+            <m:sty m:val="p"/>
+          </m:rPr>
+          <m:t>]</m:t>
+        </m:r>
         <m:r>
           <m:rPr>
             <m:sty m:val="p"/>
@@ -5769,14 +5899,306 @@
           <m:r>
             <m:t>E</m:t>
           </m:r>
-          <m:d>
-            <m:dPr>
-              <m:begChr m:val="["/>
-              <m:sepChr m:val=""/>
-              <m:endChr m:val="]"/>
-              <m:grow/>
-            </m:dPr>
-            <m:e>
+          <m:r>
+            <m:rPr>
+              <m:sty m:val="p"/>
+            </m:rPr>
+            <m:t>[</m:t>
+          </m:r>
+          <m:sSup>
+            <m:e>
+              <m:r>
+                <m:t>Y</m:t>
+              </m:r>
+            </m:e>
+            <m:sup>
+              <m:r>
+                <m:t>1</m:t>
+              </m:r>
+            </m:sup>
+          </m:sSup>
+          <m:r>
+            <m:rPr>
+              <m:sty m:val="p"/>
+            </m:rPr>
+            <m:t>−</m:t>
+          </m:r>
+          <m:sSup>
+            <m:e>
+              <m:r>
+                <m:t>Y</m:t>
+              </m:r>
+            </m:e>
+            <m:sup>
+              <m:r>
+                <m:t>0</m:t>
+              </m:r>
+            </m:sup>
+          </m:sSup>
+          <m:r>
+            <m:rPr>
+              <m:sty m:val="p"/>
+            </m:rPr>
+            <m:t>]</m:t>
+          </m:r>
+          <m:r>
+            <m:rPr>
+              <m:sty m:val="p"/>
+            </m:rPr>
+            <m:t>=</m:t>
+          </m:r>
+          <m:sSub>
+            <m:e>
+              <m:r>
+                <m:t>E</m:t>
+              </m:r>
+            </m:e>
+            <m:sub>
+              <m:r>
+                <m:t>L</m:t>
+              </m:r>
+            </m:sub>
+          </m:sSub>
+          <m:r>
+            <m:rPr>
+              <m:sty m:val="p"/>
+            </m:rPr>
+            <m:t>[</m:t>
+          </m:r>
+          <m:r>
+            <m:t>E</m:t>
+          </m:r>
+          <m:r>
+            <m:rPr>
+              <m:sty m:val="p"/>
+            </m:rPr>
+            <m:t>[</m:t>
+          </m:r>
+          <m:sSup>
+            <m:e>
+              <m:r>
+                <m:t>Y</m:t>
+              </m:r>
+            </m:e>
+            <m:sup>
+              <m:r>
+                <m:t>1</m:t>
+              </m:r>
+            </m:sup>
+          </m:sSup>
+          <m:r>
+            <m:rPr>
+              <m:sty m:val="p"/>
+            </m:rPr>
+            <m:t>−</m:t>
+          </m:r>
+          <m:sSup>
+            <m:e>
+              <m:r>
+                <m:t>Y</m:t>
+              </m:r>
+            </m:e>
+            <m:sup>
+              <m:r>
+                <m:t>0</m:t>
+              </m:r>
+            </m:sup>
+          </m:sSup>
+          <m:r>
+            <m:rPr>
+              <m:sty m:val="p"/>
+            </m:rPr>
+            <m:t>∣</m:t>
+          </m:r>
+          <m:r>
+            <m:t>L</m:t>
+          </m:r>
+          <m:r>
+            <m:rPr>
+              <m:sty m:val="p"/>
+            </m:rPr>
+            <m:t>]</m:t>
+          </m:r>
+          <m:r>
+            <m:rPr>
+              <m:sty m:val="p"/>
+            </m:rPr>
+            <m:t>]</m:t>
+          </m:r>
+          <m:r>
+            <m:rPr>
+              <m:sty m:val="p"/>
+            </m:rPr>
+            <m:t>=</m:t>
+          </m:r>
+          <m:sSub>
+            <m:e>
+              <m:r>
+                <m:t>E</m:t>
+              </m:r>
+            </m:e>
+            <m:sub>
+              <m:r>
+                <m:t>L</m:t>
+              </m:r>
+            </m:sub>
+          </m:sSub>
+          <m:r>
+            <m:rPr>
+              <m:sty m:val="p"/>
+            </m:rPr>
+            <m:t>[</m:t>
+          </m:r>
+          <m:sSub>
+            <m:e>
+              <m:r>
+                <m:t>ψ</m:t>
+              </m:r>
+            </m:e>
+            <m:sub>
+              <m:r>
+                <m:t>0</m:t>
+              </m:r>
+            </m:sub>
+          </m:sSub>
+          <m:r>
+            <m:rPr>
+              <m:sty m:val="p"/>
+            </m:rPr>
+            <m:t>+</m:t>
+          </m:r>
+          <m:sSubSup>
+            <m:e>
+              <m:r>
+                <m:t>ψ</m:t>
+              </m:r>
+            </m:e>
+            <m:sub>
+              <m:r>
+                <m:t>1</m:t>
+              </m:r>
+            </m:sub>
+            <m:sup>
+              <m:r>
+                <m:rPr>
+                  <m:sty m:val="p"/>
+                </m:rPr>
+                <m:t>⊤</m:t>
+              </m:r>
+            </m:sup>
+          </m:sSubSup>
+          <m:r>
+            <m:t>L</m:t>
+          </m:r>
+          <m:r>
+            <m:rPr>
+              <m:sty m:val="p"/>
+            </m:rPr>
+            <m:t>]</m:t>
+          </m:r>
+          <m:r>
+            <m:rPr>
+              <m:sty m:val="p"/>
+            </m:rPr>
+            <m:t>=</m:t>
+          </m:r>
+          <m:sSub>
+            <m:e>
+              <m:r>
+                <m:t>ψ</m:t>
+              </m:r>
+            </m:e>
+            <m:sub>
+              <m:r>
+                <m:t>0</m:t>
+              </m:r>
+            </m:sub>
+          </m:sSub>
+          <m:r>
+            <m:rPr>
+              <m:sty m:val="p"/>
+            </m:rPr>
+            <m:t>+</m:t>
+          </m:r>
+          <m:sSubSup>
+            <m:e>
+              <m:r>
+                <m:t>ψ</m:t>
+              </m:r>
+            </m:e>
+            <m:sub>
+              <m:r>
+                <m:t>1</m:t>
+              </m:r>
+            </m:sub>
+            <m:sup>
+              <m:r>
+                <m:rPr>
+                  <m:sty m:val="p"/>
+                </m:rPr>
+                <m:t>⊤</m:t>
+              </m:r>
+            </m:sup>
+          </m:sSubSup>
+          <m:r>
+            <m:t>E</m:t>
+          </m:r>
+          <m:r>
+            <m:rPr>
+              <m:sty m:val="p"/>
+            </m:rPr>
+            <m:t>[</m:t>
+          </m:r>
+          <m:r>
+            <m:t>L</m:t>
+          </m:r>
+          <m:r>
+            <m:rPr>
+              <m:sty m:val="p"/>
+            </m:rPr>
+            <m:t>]</m:t>
+          </m:r>
+        </m:oMath>
+      </m:oMathPara>
+    </w:p>
+    <w:p>
+      <w:pPr>
+        <w:pStyle w:val="FirstParagraph"/>
+      </w:pPr>
+      <w:r>
+        <w:rPr>
+          <w:b/>
+          <w:bCs/>
+        </w:rPr>
+        <w:t xml:space="preserve">Estimator</w:t>
+      </w:r>
+      <w:r>
+        <w:t xml:space="preserve">:</w:t>
+      </w:r>
+    </w:p>
+    <w:p>
+      <w:pPr>
+        <w:pStyle w:val="BodyText"/>
+      </w:pPr>
+      <m:oMathPara>
+        <m:oMathParaPr>
+          <m:jc m:val="center"/>
+        </m:oMathParaPr>
+        <m:oMath>
+          <m:acc>
+            <m:accPr>
+              <m:chr m:val="̂"/>
+            </m:accPr>
+            <m:e>
+              <m:r>
+                <m:t>E</m:t>
+              </m:r>
+              <m:r>
+                <m:rPr>
+                  <m:sty m:val="p"/>
+                </m:rPr>
+                <m:t>[</m:t>
+              </m:r>
               <m:sSup>
                 <m:e>
                   <m:r>
@@ -5807,292 +6229,12 @@
                   </m:r>
                 </m:sup>
               </m:sSup>
-            </m:e>
-          </m:d>
-          <m:r>
-            <m:rPr>
-              <m:sty m:val="p"/>
-            </m:rPr>
-            <m:t>=</m:t>
-          </m:r>
-          <m:sSub>
-            <m:e>
-              <m:r>
-                <m:t>E</m:t>
-              </m:r>
-            </m:e>
-            <m:sub>
-              <m:r>
-                <m:t>L</m:t>
-              </m:r>
-            </m:sub>
-          </m:sSub>
-          <m:d>
-            <m:dPr>
-              <m:begChr m:val="["/>
-              <m:sepChr m:val=""/>
-              <m:endChr m:val="]"/>
-              <m:grow/>
-            </m:dPr>
-            <m:e>
-              <m:r>
-                <m:t>E</m:t>
-              </m:r>
-              <m:d>
-                <m:dPr>
-                  <m:begChr m:val="["/>
-                  <m:sepChr m:val=""/>
-                  <m:endChr m:val="]"/>
-                  <m:grow/>
-                </m:dPr>
-                <m:e>
-                  <m:sSup>
-                    <m:e>
-                      <m:r>
-                        <m:t>Y</m:t>
-                      </m:r>
-                    </m:e>
-                    <m:sup>
-                      <m:r>
-                        <m:t>1</m:t>
-                      </m:r>
-                    </m:sup>
-                  </m:sSup>
-                  <m:r>
-                    <m:rPr>
-                      <m:sty m:val="p"/>
-                    </m:rPr>
-                    <m:t>−</m:t>
-                  </m:r>
-                  <m:sSup>
-                    <m:e>
-                      <m:r>
-                        <m:t>Y</m:t>
-                      </m:r>
-                    </m:e>
-                    <m:sup>
-                      <m:r>
-                        <m:t>0</m:t>
-                      </m:r>
-                    </m:sup>
-                  </m:sSup>
-                  <m:r>
-                    <m:rPr>
-                      <m:sty m:val="p"/>
-                    </m:rPr>
-                    <m:t>∣</m:t>
-                  </m:r>
-                  <m:r>
-                    <m:t>L</m:t>
-                  </m:r>
-                </m:e>
-              </m:d>
-            </m:e>
-          </m:d>
-          <m:r>
-            <m:rPr>
-              <m:sty m:val="p"/>
-            </m:rPr>
-            <m:t>=</m:t>
-          </m:r>
-          <m:sSub>
-            <m:e>
-              <m:r>
-                <m:t>E</m:t>
-              </m:r>
-            </m:e>
-            <m:sub>
-              <m:r>
-                <m:t>L</m:t>
-              </m:r>
-            </m:sub>
-          </m:sSub>
-          <m:d>
-            <m:dPr>
-              <m:begChr m:val="["/>
-              <m:sepChr m:val=""/>
-              <m:endChr m:val="]"/>
-              <m:grow/>
-            </m:dPr>
-            <m:e>
-              <m:sSub>
-                <m:e>
-                  <m:r>
-                    <m:t>ψ</m:t>
-                  </m:r>
-                </m:e>
-                <m:sub>
-                  <m:r>
-                    <m:t>0</m:t>
-                  </m:r>
-                </m:sub>
-              </m:sSub>
               <m:r>
                 <m:rPr>
                   <m:sty m:val="p"/>
                 </m:rPr>
-                <m:t>+</m:t>
-              </m:r>
-              <m:sSubSup>
-                <m:e>
-                  <m:r>
-                    <m:t>ψ</m:t>
-                  </m:r>
-                </m:e>
-                <m:sub>
-                  <m:r>
-                    <m:t>1</m:t>
-                  </m:r>
-                </m:sub>
-                <m:sup>
-                  <m:r>
-                    <m:rPr>
-                      <m:sty m:val="p"/>
-                    </m:rPr>
-                    <m:t>⊤</m:t>
-                  </m:r>
-                </m:sup>
-              </m:sSubSup>
-              <m:r>
-                <m:t>L</m:t>
-              </m:r>
-            </m:e>
-          </m:d>
-          <m:r>
-            <m:rPr>
-              <m:sty m:val="p"/>
-            </m:rPr>
-            <m:t>=</m:t>
-          </m:r>
-          <m:sSub>
-            <m:e>
-              <m:r>
-                <m:t>ψ</m:t>
-              </m:r>
-            </m:e>
-            <m:sub>
-              <m:r>
-                <m:t>0</m:t>
-              </m:r>
-            </m:sub>
-          </m:sSub>
-          <m:r>
-            <m:rPr>
-              <m:sty m:val="p"/>
-            </m:rPr>
-            <m:t>+</m:t>
-          </m:r>
-          <m:sSubSup>
-            <m:e>
-              <m:r>
-                <m:t>ψ</m:t>
-              </m:r>
-            </m:e>
-            <m:sub>
-              <m:r>
-                <m:t>1</m:t>
-              </m:r>
-            </m:sub>
-            <m:sup>
-              <m:r>
-                <m:rPr>
-                  <m:sty m:val="p"/>
-                </m:rPr>
-                <m:t>⊤</m:t>
-              </m:r>
-            </m:sup>
-          </m:sSubSup>
-          <m:r>
-            <m:t>E</m:t>
-          </m:r>
-          <m:d>
-            <m:dPr>
-              <m:begChr m:val="["/>
-              <m:sepChr m:val=""/>
-              <m:endChr m:val="]"/>
-              <m:grow/>
-            </m:dPr>
-            <m:e>
-              <m:r>
-                <m:t>L</m:t>
-              </m:r>
-            </m:e>
-          </m:d>
-        </m:oMath>
-      </m:oMathPara>
-    </w:p>
-    <w:p>
-      <w:pPr>
-        <w:pStyle w:val="FirstParagraph"/>
-      </w:pPr>
-      <w:r>
-        <w:rPr>
-          <w:b/>
-          <w:bCs/>
-        </w:rPr>
-        <w:t xml:space="preserve">Estimator</w:t>
-      </w:r>
-      <w:r>
-        <w:t xml:space="preserve">:</w:t>
-      </w:r>
-    </w:p>
-    <w:p>
-      <w:pPr>
-        <w:pStyle w:val="BodyText"/>
-      </w:pPr>
-      <m:oMathPara>
-        <m:oMathParaPr>
-          <m:jc m:val="center"/>
-        </m:oMathParaPr>
-        <m:oMath>
-          <m:acc>
-            <m:accPr>
-              <m:chr m:val="̂"/>
-            </m:accPr>
-            <m:e>
-              <m:r>
-                <m:t>E</m:t>
-              </m:r>
-              <m:d>
-                <m:dPr>
-                  <m:begChr m:val="["/>
-                  <m:sepChr m:val=""/>
-                  <m:endChr m:val="]"/>
-                  <m:grow/>
-                </m:dPr>
-                <m:e>
-                  <m:sSup>
-                    <m:e>
-                      <m:r>
-                        <m:t>Y</m:t>
-                      </m:r>
-                    </m:e>
-                    <m:sup>
-                      <m:r>
-                        <m:t>1</m:t>
-                      </m:r>
-                    </m:sup>
-                  </m:sSup>
-                  <m:r>
-                    <m:rPr>
-                      <m:sty m:val="p"/>
-                    </m:rPr>
-                    <m:t>−</m:t>
-                  </m:r>
-                  <m:sSup>
-                    <m:e>
-                      <m:r>
-                        <m:t>Y</m:t>
-                      </m:r>
-                    </m:e>
-                    <m:sup>
-                      <m:r>
-                        <m:t>0</m:t>
-                      </m:r>
-                    </m:sup>
-                  </m:sSup>
-                </m:e>
-              </m:d>
+                <m:t>]</m:t>
+              </m:r>
             </m:e>
           </m:acc>
           <m:r>
@@ -6262,8 +6404,8 @@
         <w:t xml:space="preserve">.</w:t>
       </w:r>
     </w:p>
-    <w:bookmarkEnd w:id="36"/>
-    <w:bookmarkStart w:id="37" w:name="effect-in-specific-subgroups"/>
+    <w:bookmarkEnd w:id="25"/>
+    <w:bookmarkStart w:id="26" w:name="effect-in-specific-subgroups"/>
     <w:p>
       <w:pPr>
         <w:pStyle w:val="Heading3"/>
@@ -6301,9 +6443,6 @@
           <m:t>=</m:t>
         </m:r>
         <m:r>
-          <m:rPr>
-            <m:sty m:val="p"/>
-          </m:rPr>
           <m:t>ℓ</m:t>
         </m:r>
       </m:oMath>
@@ -6323,14 +6462,327 @@
           <m:r>
             <m:t>E</m:t>
           </m:r>
-          <m:d>
-            <m:dPr>
-              <m:begChr m:val="["/>
-              <m:sepChr m:val=""/>
-              <m:endChr m:val="]"/>
-              <m:grow/>
-            </m:dPr>
-            <m:e>
+          <m:r>
+            <m:rPr>
+              <m:sty m:val="p"/>
+            </m:rPr>
+            <m:t>[</m:t>
+          </m:r>
+          <m:sSup>
+            <m:e>
+              <m:r>
+                <m:t>Y</m:t>
+              </m:r>
+            </m:e>
+            <m:sup>
+              <m:r>
+                <m:t>1</m:t>
+              </m:r>
+            </m:sup>
+          </m:sSup>
+          <m:r>
+            <m:rPr>
+              <m:sty m:val="p"/>
+            </m:rPr>
+            <m:t>−</m:t>
+          </m:r>
+          <m:sSup>
+            <m:e>
+              <m:r>
+                <m:t>Y</m:t>
+              </m:r>
+            </m:e>
+            <m:sup>
+              <m:r>
+                <m:t>0</m:t>
+              </m:r>
+            </m:sup>
+          </m:sSup>
+          <m:r>
+            <m:rPr>
+              <m:sty m:val="p"/>
+            </m:rPr>
+            <m:t>∣</m:t>
+          </m:r>
+          <m:r>
+            <m:t>L</m:t>
+          </m:r>
+          <m:r>
+            <m:rPr>
+              <m:sty m:val="p"/>
+            </m:rPr>
+            <m:t>=</m:t>
+          </m:r>
+          <m:r>
+            <m:t>ℓ</m:t>
+          </m:r>
+          <m:r>
+            <m:rPr>
+              <m:sty m:val="p"/>
+            </m:rPr>
+            <m:t>]</m:t>
+          </m:r>
+          <m:r>
+            <m:rPr>
+              <m:sty m:val="p"/>
+            </m:rPr>
+            <m:t>=</m:t>
+          </m:r>
+          <m:sSub>
+            <m:e>
+              <m:r>
+                <m:t>ψ</m:t>
+              </m:r>
+            </m:e>
+            <m:sub>
+              <m:r>
+                <m:t>0</m:t>
+              </m:r>
+            </m:sub>
+          </m:sSub>
+          <m:r>
+            <m:rPr>
+              <m:sty m:val="p"/>
+            </m:rPr>
+            <m:t>+</m:t>
+          </m:r>
+          <m:sSubSup>
+            <m:e>
+              <m:r>
+                <m:t>ψ</m:t>
+              </m:r>
+            </m:e>
+            <m:sub>
+              <m:r>
+                <m:t>1</m:t>
+              </m:r>
+            </m:sub>
+            <m:sup>
+              <m:r>
+                <m:rPr>
+                  <m:sty m:val="p"/>
+                </m:rPr>
+                <m:t>⊤</m:t>
+              </m:r>
+            </m:sup>
+          </m:sSubSup>
+          <m:r>
+            <m:t>ℓ</m:t>
+          </m:r>
+        </m:oMath>
+      </m:oMathPara>
+    </w:p>
+    <w:p>
+      <w:pPr>
+        <w:pStyle w:val="FirstParagraph"/>
+      </w:pPr>
+      <w:r>
+        <w:rPr>
+          <w:b/>
+          <w:bCs/>
+        </w:rPr>
+        <w:t xml:space="preserve">Effect in the treated</w:t>
+      </w:r>
+      <w:r>
+        <w:t xml:space="preserve"> </w:t>
+      </w:r>
+      <w:r>
+        <w:t xml:space="preserve">(ATT):</w:t>
+      </w:r>
+    </w:p>
+    <w:p>
+      <w:pPr>
+        <w:pStyle w:val="BodyText"/>
+      </w:pPr>
+      <m:oMathPara>
+        <m:oMathParaPr>
+          <m:jc m:val="center"/>
+        </m:oMathParaPr>
+        <m:oMath>
+          <m:r>
+            <m:t>E</m:t>
+          </m:r>
+          <m:r>
+            <m:rPr>
+              <m:sty m:val="p"/>
+            </m:rPr>
+            <m:t>[</m:t>
+          </m:r>
+          <m:sSup>
+            <m:e>
+              <m:r>
+                <m:t>Y</m:t>
+              </m:r>
+            </m:e>
+            <m:sup>
+              <m:r>
+                <m:t>1</m:t>
+              </m:r>
+            </m:sup>
+          </m:sSup>
+          <m:r>
+            <m:rPr>
+              <m:sty m:val="p"/>
+            </m:rPr>
+            <m:t>−</m:t>
+          </m:r>
+          <m:sSup>
+            <m:e>
+              <m:r>
+                <m:t>Y</m:t>
+              </m:r>
+            </m:e>
+            <m:sup>
+              <m:r>
+                <m:t>0</m:t>
+              </m:r>
+            </m:sup>
+          </m:sSup>
+          <m:r>
+            <m:rPr>
+              <m:sty m:val="p"/>
+            </m:rPr>
+            <m:t>∣</m:t>
+          </m:r>
+          <m:r>
+            <m:t>A</m:t>
+          </m:r>
+          <m:r>
+            <m:rPr>
+              <m:sty m:val="p"/>
+            </m:rPr>
+            <m:t>=</m:t>
+          </m:r>
+          <m:r>
+            <m:t>1</m:t>
+          </m:r>
+          <m:r>
+            <m:rPr>
+              <m:sty m:val="p"/>
+            </m:rPr>
+            <m:t>]</m:t>
+          </m:r>
+          <m:r>
+            <m:rPr>
+              <m:sty m:val="p"/>
+            </m:rPr>
+            <m:t>=</m:t>
+          </m:r>
+          <m:sSub>
+            <m:e>
+              <m:r>
+                <m:t>ψ</m:t>
+              </m:r>
+            </m:e>
+            <m:sub>
+              <m:r>
+                <m:t>0</m:t>
+              </m:r>
+            </m:sub>
+          </m:sSub>
+          <m:r>
+            <m:rPr>
+              <m:sty m:val="p"/>
+            </m:rPr>
+            <m:t>+</m:t>
+          </m:r>
+          <m:sSubSup>
+            <m:e>
+              <m:r>
+                <m:t>ψ</m:t>
+              </m:r>
+            </m:e>
+            <m:sub>
+              <m:r>
+                <m:t>1</m:t>
+              </m:r>
+            </m:sub>
+            <m:sup>
+              <m:r>
+                <m:rPr>
+                  <m:sty m:val="p"/>
+                </m:rPr>
+                <m:t>⊤</m:t>
+              </m:r>
+            </m:sup>
+          </m:sSubSup>
+          <m:r>
+            <m:t>E</m:t>
+          </m:r>
+          <m:r>
+            <m:rPr>
+              <m:sty m:val="p"/>
+            </m:rPr>
+            <m:t>[</m:t>
+          </m:r>
+          <m:r>
+            <m:t>L</m:t>
+          </m:r>
+          <m:r>
+            <m:rPr>
+              <m:sty m:val="p"/>
+            </m:rPr>
+            <m:t>∣</m:t>
+          </m:r>
+          <m:r>
+            <m:t>A</m:t>
+          </m:r>
+          <m:r>
+            <m:rPr>
+              <m:sty m:val="p"/>
+            </m:rPr>
+            <m:t>=</m:t>
+          </m:r>
+          <m:r>
+            <m:t>1</m:t>
+          </m:r>
+          <m:r>
+            <m:rPr>
+              <m:sty m:val="p"/>
+            </m:rPr>
+            <m:t>]</m:t>
+          </m:r>
+        </m:oMath>
+      </m:oMathPara>
+    </w:p>
+    <w:p>
+      <w:pPr>
+        <w:pStyle w:val="FirstParagraph"/>
+      </w:pPr>
+      <w:r>
+        <w:rPr>
+          <w:b/>
+          <w:bCs/>
+        </w:rPr>
+        <w:t xml:space="preserve">Estimator for ATT</w:t>
+      </w:r>
+      <w:r>
+        <w:t xml:space="preserve">:</w:t>
+      </w:r>
+    </w:p>
+    <w:p>
+      <w:pPr>
+        <w:pStyle w:val="BodyText"/>
+      </w:pPr>
+      <m:oMathPara>
+        <m:oMathParaPr>
+          <m:jc m:val="center"/>
+        </m:oMathParaPr>
+        <m:oMath>
+          <m:acc>
+            <m:accPr>
+              <m:chr m:val="̂"/>
+            </m:accPr>
+            <m:e>
+              <m:r>
+                <m:t>E</m:t>
+              </m:r>
+              <m:r>
+                <m:rPr>
+                  <m:sty m:val="p"/>
+                </m:rPr>
+                <m:t>[</m:t>
+              </m:r>
               <m:sSup>
                 <m:e>
                   <m:r>
@@ -6368,7 +6820,7 @@
                 <m:t>∣</m:t>
               </m:r>
               <m:r>
-                <m:t>L</m:t>
+                <m:t>A</m:t>
               </m:r>
               <m:r>
                 <m:rPr>
@@ -6377,325 +6829,14 @@
                 <m:t>=</m:t>
               </m:r>
               <m:r>
+                <m:t>1</m:t>
+              </m:r>
+              <m:r>
                 <m:rPr>
                   <m:sty m:val="p"/>
                 </m:rPr>
-                <m:t>ℓ</m:t>
-              </m:r>
-            </m:e>
-          </m:d>
-          <m:r>
-            <m:rPr>
-              <m:sty m:val="p"/>
-            </m:rPr>
-            <m:t>=</m:t>
-          </m:r>
-          <m:sSub>
-            <m:e>
-              <m:r>
-                <m:t>ψ</m:t>
-              </m:r>
-            </m:e>
-            <m:sub>
-              <m:r>
-                <m:t>0</m:t>
-              </m:r>
-            </m:sub>
-          </m:sSub>
-          <m:r>
-            <m:rPr>
-              <m:sty m:val="p"/>
-            </m:rPr>
-            <m:t>+</m:t>
-          </m:r>
-          <m:sSubSup>
-            <m:e>
-              <m:r>
-                <m:t>ψ</m:t>
-              </m:r>
-            </m:e>
-            <m:sub>
-              <m:r>
-                <m:t>1</m:t>
-              </m:r>
-            </m:sub>
-            <m:sup>
-              <m:r>
-                <m:rPr>
-                  <m:sty m:val="p"/>
-                </m:rPr>
-                <m:t>⊤</m:t>
-              </m:r>
-            </m:sup>
-          </m:sSubSup>
-          <m:r>
-            <m:rPr>
-              <m:sty m:val="p"/>
-            </m:rPr>
-            <m:t>ℓ</m:t>
-          </m:r>
-        </m:oMath>
-      </m:oMathPara>
-    </w:p>
-    <w:p>
-      <w:pPr>
-        <w:pStyle w:val="FirstParagraph"/>
-      </w:pPr>
-      <w:r>
-        <w:rPr>
-          <w:b/>
-          <w:bCs/>
-        </w:rPr>
-        <w:t xml:space="preserve">Effect in the treated</w:t>
-      </w:r>
-      <w:r>
-        <w:t xml:space="preserve"> </w:t>
-      </w:r>
-      <w:r>
-        <w:t xml:space="preserve">(ATT):</w:t>
-      </w:r>
-    </w:p>
-    <w:p>
-      <w:pPr>
-        <w:pStyle w:val="BodyText"/>
-      </w:pPr>
-      <m:oMathPara>
-        <m:oMathParaPr>
-          <m:jc m:val="center"/>
-        </m:oMathParaPr>
-        <m:oMath>
-          <m:r>
-            <m:t>E</m:t>
-          </m:r>
-          <m:d>
-            <m:dPr>
-              <m:begChr m:val="["/>
-              <m:sepChr m:val=""/>
-              <m:endChr m:val="]"/>
-              <m:grow/>
-            </m:dPr>
-            <m:e>
-              <m:sSup>
-                <m:e>
-                  <m:r>
-                    <m:t>Y</m:t>
-                  </m:r>
-                </m:e>
-                <m:sup>
-                  <m:r>
-                    <m:t>1</m:t>
-                  </m:r>
-                </m:sup>
-              </m:sSup>
-              <m:r>
-                <m:rPr>
-                  <m:sty m:val="p"/>
-                </m:rPr>
-                <m:t>−</m:t>
-              </m:r>
-              <m:sSup>
-                <m:e>
-                  <m:r>
-                    <m:t>Y</m:t>
-                  </m:r>
-                </m:e>
-                <m:sup>
-                  <m:r>
-                    <m:t>0</m:t>
-                  </m:r>
-                </m:sup>
-              </m:sSup>
-              <m:r>
-                <m:rPr>
-                  <m:sty m:val="p"/>
-                </m:rPr>
-                <m:t>∣</m:t>
-              </m:r>
-              <m:r>
-                <m:t>A</m:t>
-              </m:r>
-              <m:r>
-                <m:rPr>
-                  <m:sty m:val="p"/>
-                </m:rPr>
-                <m:t>=</m:t>
-              </m:r>
-              <m:r>
-                <m:t>1</m:t>
-              </m:r>
-            </m:e>
-          </m:d>
-          <m:r>
-            <m:rPr>
-              <m:sty m:val="p"/>
-            </m:rPr>
-            <m:t>=</m:t>
-          </m:r>
-          <m:sSub>
-            <m:e>
-              <m:r>
-                <m:t>ψ</m:t>
-              </m:r>
-            </m:e>
-            <m:sub>
-              <m:r>
-                <m:t>0</m:t>
-              </m:r>
-            </m:sub>
-          </m:sSub>
-          <m:r>
-            <m:rPr>
-              <m:sty m:val="p"/>
-            </m:rPr>
-            <m:t>+</m:t>
-          </m:r>
-          <m:sSubSup>
-            <m:e>
-              <m:r>
-                <m:t>ψ</m:t>
-              </m:r>
-            </m:e>
-            <m:sub>
-              <m:r>
-                <m:t>1</m:t>
-              </m:r>
-            </m:sub>
-            <m:sup>
-              <m:r>
-                <m:rPr>
-                  <m:sty m:val="p"/>
-                </m:rPr>
-                <m:t>⊤</m:t>
-              </m:r>
-            </m:sup>
-          </m:sSubSup>
-          <m:r>
-            <m:t>E</m:t>
-          </m:r>
-          <m:d>
-            <m:dPr>
-              <m:begChr m:val="["/>
-              <m:sepChr m:val=""/>
-              <m:endChr m:val="]"/>
-              <m:grow/>
-            </m:dPr>
-            <m:e>
-              <m:r>
-                <m:t>L</m:t>
-              </m:r>
-              <m:r>
-                <m:rPr>
-                  <m:sty m:val="p"/>
-                </m:rPr>
-                <m:t>∣</m:t>
-              </m:r>
-              <m:r>
-                <m:t>A</m:t>
-              </m:r>
-              <m:r>
-                <m:rPr>
-                  <m:sty m:val="p"/>
-                </m:rPr>
-                <m:t>=</m:t>
-              </m:r>
-              <m:r>
-                <m:t>1</m:t>
-              </m:r>
-            </m:e>
-          </m:d>
-        </m:oMath>
-      </m:oMathPara>
-    </w:p>
-    <w:p>
-      <w:pPr>
-        <w:pStyle w:val="FirstParagraph"/>
-      </w:pPr>
-      <w:r>
-        <w:rPr>
-          <w:b/>
-          <w:bCs/>
-        </w:rPr>
-        <w:t xml:space="preserve">Estimator for ATT</w:t>
-      </w:r>
-      <w:r>
-        <w:t xml:space="preserve">:</w:t>
-      </w:r>
-    </w:p>
-    <w:p>
-      <w:pPr>
-        <w:pStyle w:val="BodyText"/>
-      </w:pPr>
-      <m:oMathPara>
-        <m:oMathParaPr>
-          <m:jc m:val="center"/>
-        </m:oMathParaPr>
-        <m:oMath>
-          <m:acc>
-            <m:accPr>
-              <m:chr m:val="̂"/>
-            </m:accPr>
-            <m:e>
-              <m:r>
-                <m:t>E</m:t>
-              </m:r>
-              <m:d>
-                <m:dPr>
-                  <m:begChr m:val="["/>
-                  <m:sepChr m:val=""/>
-                  <m:endChr m:val="]"/>
-                  <m:grow/>
-                </m:dPr>
-                <m:e>
-                  <m:sSup>
-                    <m:e>
-                      <m:r>
-                        <m:t>Y</m:t>
-                      </m:r>
-                    </m:e>
-                    <m:sup>
-                      <m:r>
-                        <m:t>1</m:t>
-                      </m:r>
-                    </m:sup>
-                  </m:sSup>
-                  <m:r>
-                    <m:rPr>
-                      <m:sty m:val="p"/>
-                    </m:rPr>
-                    <m:t>−</m:t>
-                  </m:r>
-                  <m:sSup>
-                    <m:e>
-                      <m:r>
-                        <m:t>Y</m:t>
-                      </m:r>
-                    </m:e>
-                    <m:sup>
-                      <m:r>
-                        <m:t>0</m:t>
-                      </m:r>
-                    </m:sup>
-                  </m:sSup>
-                  <m:r>
-                    <m:rPr>
-                      <m:sty m:val="p"/>
-                    </m:rPr>
-                    <m:t>∣</m:t>
-                  </m:r>
-                  <m:r>
-                    <m:t>A</m:t>
-                  </m:r>
-                  <m:r>
-                    <m:rPr>
-                      <m:sty m:val="p"/>
-                    </m:rPr>
-                    <m:t>=</m:t>
-                  </m:r>
-                  <m:r>
-                    <m:t>1</m:t>
-                  </m:r>
-                </m:e>
-              </m:d>
+                <m:t>]</m:t>
+              </m:r>
             </m:e>
           </m:acc>
           <m:r>
@@ -6869,55 +7010,57 @@
         <m:r>
           <m:t>E</m:t>
         </m:r>
-        <m:d>
-          <m:dPr>
-            <m:begChr m:val="["/>
-            <m:sepChr m:val=""/>
-            <m:endChr m:val="]"/>
-            <m:grow/>
-          </m:dPr>
+        <m:r>
+          <m:rPr>
+            <m:sty m:val="p"/>
+          </m:rPr>
+          <m:t>[</m:t>
+        </m:r>
+        <m:sSup>
           <m:e>
-            <m:sSup>
-              <m:e>
-                <m:r>
-                  <m:t>Y</m:t>
-                </m:r>
-              </m:e>
-              <m:sup>
-                <m:r>
-                  <m:t>1</m:t>
-                </m:r>
-              </m:sup>
-            </m:sSup>
-            <m:r>
-              <m:rPr>
-                <m:sty m:val="p"/>
-              </m:rPr>
-              <m:t>−</m:t>
-            </m:r>
-            <m:sSup>
-              <m:e>
-                <m:r>
-                  <m:t>Y</m:t>
-                </m:r>
-              </m:e>
-              <m:sup>
-                <m:r>
-                  <m:t>0</m:t>
-                </m:r>
-              </m:sup>
-            </m:sSup>
-            <m:r>
-              <m:rPr>
-                <m:sty m:val="p"/>
-              </m:rPr>
-              <m:t>∣</m:t>
-            </m:r>
-            <m:r>
-              <m:t>L</m:t>
+            <m:r>
+              <m:t>Y</m:t>
             </m:r>
           </m:e>
-        </m:d>
+          <m:sup>
+            <m:r>
+              <m:t>1</m:t>
+            </m:r>
+          </m:sup>
+        </m:sSup>
+        <m:r>
+          <m:rPr>
+            <m:sty m:val="p"/>
+          </m:rPr>
+          <m:t>−</m:t>
+        </m:r>
+        <m:sSup>
+          <m:e>
+            <m:r>
+              <m:t>Y</m:t>
+            </m:r>
+          </m:e>
+          <m:sup>
+            <m:r>
+              <m:t>0</m:t>
+            </m:r>
+          </m:sup>
+        </m:sSup>
+        <m:r>
+          <m:rPr>
+            <m:sty m:val="p"/>
+          </m:rPr>
+          <m:t>∣</m:t>
+        </m:r>
+        <m:r>
+          <m:t>L</m:t>
+        </m:r>
+        <m:r>
+          <m:rPr>
+            <m:sty m:val="p"/>
+          </m:rPr>
+          <m:t>]</m:t>
+        </m:r>
       </m:oMath>
       <w:r>
         <w:t xml:space="preserve"> </w:t>
@@ -6944,46 +7087,48 @@
         <m:r>
           <m:t>E</m:t>
         </m:r>
-        <m:d>
-          <m:dPr>
-            <m:begChr m:val="["/>
-            <m:sepChr m:val=""/>
-            <m:endChr m:val="]"/>
-            <m:grow/>
-          </m:dPr>
+        <m:r>
+          <m:rPr>
+            <m:sty m:val="p"/>
+          </m:rPr>
+          <m:t>[</m:t>
+        </m:r>
+        <m:sSup>
           <m:e>
-            <m:sSup>
-              <m:e>
-                <m:r>
-                  <m:t>Y</m:t>
-                </m:r>
-              </m:e>
-              <m:sup>
-                <m:r>
-                  <m:t>1</m:t>
-                </m:r>
-              </m:sup>
-            </m:sSup>
-            <m:r>
-              <m:rPr>
-                <m:sty m:val="p"/>
-              </m:rPr>
-              <m:t>−</m:t>
-            </m:r>
-            <m:sSup>
-              <m:e>
-                <m:r>
-                  <m:t>Y</m:t>
-                </m:r>
-              </m:e>
-              <m:sup>
-                <m:r>
-                  <m:t>0</m:t>
-                </m:r>
-              </m:sup>
-            </m:sSup>
+            <m:r>
+              <m:t>Y</m:t>
+            </m:r>
           </m:e>
-        </m:d>
+          <m:sup>
+            <m:r>
+              <m:t>1</m:t>
+            </m:r>
+          </m:sup>
+        </m:sSup>
+        <m:r>
+          <m:rPr>
+            <m:sty m:val="p"/>
+          </m:rPr>
+          <m:t>−</m:t>
+        </m:r>
+        <m:sSup>
+          <m:e>
+            <m:r>
+              <m:t>Y</m:t>
+            </m:r>
+          </m:e>
+          <m:sup>
+            <m:r>
+              <m:t>0</m:t>
+            </m:r>
+          </m:sup>
+        </m:sSup>
+        <m:r>
+          <m:rPr>
+            <m:sty m:val="p"/>
+          </m:rPr>
+          <m:t>]</m:t>
+        </m:r>
       </m:oMath>
     </w:p>
     <w:p>
@@ -7026,9 +7171,9 @@
         <w:t xml:space="preserve">This is similar to the g-formula, but based on modeling the effect rather than the full outcome.</w:t>
       </w:r>
     </w:p>
-    <w:bookmarkEnd w:id="37"/>
-    <w:bookmarkEnd w:id="38"/>
-    <w:bookmarkStart w:id="41" w:name="X273fcad0828f9b2dad9248ba56abdfbeccc35f3"/>
+    <w:bookmarkEnd w:id="26"/>
+    <w:bookmarkEnd w:id="27"/>
+    <w:bookmarkStart w:id="30" w:name="X273fcad0828f9b2dad9248ba56abdfbeccc35f3"/>
     <w:p>
       <w:pPr>
         <w:pStyle w:val="Heading2"/>
@@ -7052,7 +7197,7 @@
         <w:t xml:space="preserve">SNMMs can include multiple effect modifiers.</w:t>
       </w:r>
     </w:p>
-    <w:bookmarkStart w:id="39" w:name="general-snmm"/>
+    <w:bookmarkStart w:id="28" w:name="general-snmm"/>
     <w:p>
       <w:pPr>
         <w:pStyle w:val="Heading3"/>
@@ -7073,55 +7218,57 @@
           <m:r>
             <m:t>E</m:t>
           </m:r>
-          <m:d>
-            <m:dPr>
-              <m:begChr m:val="["/>
-              <m:sepChr m:val=""/>
-              <m:endChr m:val="]"/>
-              <m:grow/>
-            </m:dPr>
-            <m:e>
-              <m:sSup>
-                <m:e>
-                  <m:r>
-                    <m:t>Y</m:t>
-                  </m:r>
-                </m:e>
-                <m:sup>
-                  <m:r>
-                    <m:t>1</m:t>
-                  </m:r>
-                </m:sup>
-              </m:sSup>
-              <m:r>
-                <m:rPr>
-                  <m:sty m:val="p"/>
-                </m:rPr>
-                <m:t>−</m:t>
-              </m:r>
-              <m:sSup>
-                <m:e>
-                  <m:r>
-                    <m:t>Y</m:t>
-                  </m:r>
-                </m:e>
-                <m:sup>
-                  <m:r>
-                    <m:t>0</m:t>
-                  </m:r>
-                </m:sup>
-              </m:sSup>
-              <m:r>
-                <m:rPr>
-                  <m:sty m:val="p"/>
-                </m:rPr>
-                <m:t>∣</m:t>
-              </m:r>
-              <m:r>
-                <m:t>L</m:t>
-              </m:r>
-            </m:e>
-          </m:d>
+          <m:r>
+            <m:rPr>
+              <m:sty m:val="p"/>
+            </m:rPr>
+            <m:t>[</m:t>
+          </m:r>
+          <m:sSup>
+            <m:e>
+              <m:r>
+                <m:t>Y</m:t>
+              </m:r>
+            </m:e>
+            <m:sup>
+              <m:r>
+                <m:t>1</m:t>
+              </m:r>
+            </m:sup>
+          </m:sSup>
+          <m:r>
+            <m:rPr>
+              <m:sty m:val="p"/>
+            </m:rPr>
+            <m:t>−</m:t>
+          </m:r>
+          <m:sSup>
+            <m:e>
+              <m:r>
+                <m:t>Y</m:t>
+              </m:r>
+            </m:e>
+            <m:sup>
+              <m:r>
+                <m:t>0</m:t>
+              </m:r>
+            </m:sup>
+          </m:sSup>
+          <m:r>
+            <m:rPr>
+              <m:sty m:val="p"/>
+            </m:rPr>
+            <m:t>∣</m:t>
+          </m:r>
+          <m:r>
+            <m:t>L</m:t>
+          </m:r>
+          <m:r>
+            <m:rPr>
+              <m:sty m:val="p"/>
+            </m:rPr>
+            <m:t>]</m:t>
+          </m:r>
           <m:r>
             <m:rPr>
               <m:sty m:val="p"/>
@@ -7284,94 +7431,96 @@
           </m:rPr>
           <m:t>=</m:t>
         </m:r>
-        <m:d>
-          <m:dPr>
-            <m:begChr m:val="("/>
-            <m:sepChr m:val=""/>
-            <m:endChr m:val=")"/>
-            <m:grow/>
-          </m:dPr>
+        <m:r>
+          <m:rPr>
+            <m:sty m:val="p"/>
+          </m:rPr>
+          <m:t>(</m:t>
+        </m:r>
+        <m:sSub>
           <m:e>
-            <m:sSub>
-              <m:e>
-                <m:r>
-                  <m:t>ψ</m:t>
-                </m:r>
-              </m:e>
-              <m:sub>
-                <m:r>
-                  <m:t>0</m:t>
-                </m:r>
-              </m:sub>
-            </m:sSub>
-            <m:r>
-              <m:rPr>
-                <m:sty m:val="p"/>
-              </m:rPr>
-              <m:t>,</m:t>
-            </m:r>
-            <m:sSub>
-              <m:e>
-                <m:r>
-                  <m:t>ψ</m:t>
-                </m:r>
-              </m:e>
-              <m:sub>
-                <m:r>
-                  <m:t>1</m:t>
-                </m:r>
-              </m:sub>
-            </m:sSub>
-            <m:r>
-              <m:rPr>
-                <m:sty m:val="p"/>
-              </m:rPr>
-              <m:t>,</m:t>
-            </m:r>
-            <m:sSub>
-              <m:e>
-                <m:r>
-                  <m:t>ψ</m:t>
-                </m:r>
-              </m:e>
-              <m:sub>
-                <m:r>
-                  <m:t>2</m:t>
-                </m:r>
-              </m:sub>
-            </m:sSub>
-            <m:r>
-              <m:rPr>
-                <m:sty m:val="p"/>
-              </m:rPr>
-              <m:t>,</m:t>
-            </m:r>
-            <m:sSub>
-              <m:e>
-                <m:r>
-                  <m:t>ψ</m:t>
-                </m:r>
-              </m:e>
-              <m:sub>
-                <m:r>
-                  <m:t>3</m:t>
-                </m:r>
-              </m:sub>
-            </m:sSub>
-            <m:r>
-              <m:rPr>
-                <m:sty m:val="p"/>
-              </m:rPr>
-              <m:t>,</m:t>
-            </m:r>
-            <m:r>
-              <m:rPr>
-                <m:sty m:val="p"/>
-              </m:rPr>
-              <m:t>…</m:t>
+            <m:r>
+              <m:t>ψ</m:t>
             </m:r>
           </m:e>
-        </m:d>
+          <m:sub>
+            <m:r>
+              <m:t>0</m:t>
+            </m:r>
+          </m:sub>
+        </m:sSub>
+        <m:r>
+          <m:rPr>
+            <m:sty m:val="p"/>
+          </m:rPr>
+          <m:t>,</m:t>
+        </m:r>
+        <m:sSub>
+          <m:e>
+            <m:r>
+              <m:t>ψ</m:t>
+            </m:r>
+          </m:e>
+          <m:sub>
+            <m:r>
+              <m:t>1</m:t>
+            </m:r>
+          </m:sub>
+        </m:sSub>
+        <m:r>
+          <m:rPr>
+            <m:sty m:val="p"/>
+          </m:rPr>
+          <m:t>,</m:t>
+        </m:r>
+        <m:sSub>
+          <m:e>
+            <m:r>
+              <m:t>ψ</m:t>
+            </m:r>
+          </m:e>
+          <m:sub>
+            <m:r>
+              <m:t>2</m:t>
+            </m:r>
+          </m:sub>
+        </m:sSub>
+        <m:r>
+          <m:rPr>
+            <m:sty m:val="p"/>
+          </m:rPr>
+          <m:t>,</m:t>
+        </m:r>
+        <m:sSub>
+          <m:e>
+            <m:r>
+              <m:t>ψ</m:t>
+            </m:r>
+          </m:e>
+          <m:sub>
+            <m:r>
+              <m:t>3</m:t>
+            </m:r>
+          </m:sub>
+        </m:sSub>
+        <m:r>
+          <m:rPr>
+            <m:sty m:val="p"/>
+          </m:rPr>
+          <m:t>,</m:t>
+        </m:r>
+        <m:r>
+          <m:rPr>
+            <m:sty m:val="p"/>
+          </m:rPr>
+          <m:t>…</m:t>
+        </m:r>
+        <m:r>
+          <m:rPr>
+            <m:sty m:val="p"/>
+          </m:rPr>
+          <m:t>)</m:t>
+        </m:r>
       </m:oMath>
     </w:p>
     <w:p>
@@ -7442,159 +7591,165 @@
               </m:sSub>
             </m:e>
           </m:nary>
-          <m:d>
-            <m:dPr>
-              <m:begChr m:val="("/>
-              <m:sepChr m:val=""/>
-              <m:endChr m:val=")"/>
-              <m:grow/>
-            </m:dPr>
+          <m:r>
+            <m:rPr>
+              <m:sty m:val="p"/>
+            </m:rPr>
+            <m:t>(</m:t>
+          </m:r>
+          <m:r>
+            <m:t>ψ</m:t>
+          </m:r>
+          <m:r>
+            <m:rPr>
+              <m:sty m:val="p"/>
+            </m:rPr>
+            <m:t>)</m:t>
+          </m:r>
+          <m:r>
+            <m:rPr>
+              <m:sty m:val="p"/>
+            </m:rPr>
+            <m:t>[</m:t>
+          </m:r>
+          <m:sSub>
+            <m:e>
+              <m:r>
+                <m:t>Y</m:t>
+              </m:r>
+            </m:e>
+            <m:sub>
+              <m:r>
+                <m:t>i</m:t>
+              </m:r>
+            </m:sub>
+          </m:sSub>
+          <m:r>
+            <m:rPr>
+              <m:sty m:val="p"/>
+            </m:rPr>
+            <m:t>−</m:t>
+          </m:r>
+          <m:sSub>
+            <m:e>
+              <m:r>
+                <m:t>A</m:t>
+              </m:r>
+            </m:e>
+            <m:sub>
+              <m:r>
+                <m:t>i</m:t>
+              </m:r>
+            </m:sub>
+          </m:sSub>
+          <m:r>
+            <m:rPr>
+              <m:sty m:val="p"/>
+            </m:rPr>
+            <m:t>(</m:t>
+          </m:r>
+          <m:sSub>
             <m:e>
               <m:r>
                 <m:t>ψ</m:t>
               </m:r>
             </m:e>
-          </m:d>
-          <m:d>
-            <m:dPr>
-              <m:begChr m:val="["/>
-              <m:sepChr m:val=""/>
-              <m:endChr m:val="]"/>
-              <m:grow/>
-            </m:dPr>
-            <m:e>
-              <m:sSub>
-                <m:e>
-                  <m:r>
-                    <m:t>Y</m:t>
-                  </m:r>
-                </m:e>
-                <m:sub>
-                  <m:r>
-                    <m:t>i</m:t>
-                  </m:r>
-                </m:sub>
-              </m:sSub>
-              <m:r>
-                <m:rPr>
-                  <m:sty m:val="p"/>
-                </m:rPr>
-                <m:t>−</m:t>
-              </m:r>
-              <m:sSub>
-                <m:e>
-                  <m:r>
-                    <m:t>A</m:t>
-                  </m:r>
-                </m:e>
-                <m:sub>
-                  <m:r>
-                    <m:t>i</m:t>
-                  </m:r>
-                </m:sub>
-              </m:sSub>
-              <m:d>
-                <m:dPr>
-                  <m:begChr m:val="("/>
-                  <m:sepChr m:val=""/>
-                  <m:endChr m:val=")"/>
-                  <m:grow/>
-                </m:dPr>
-                <m:e>
-                  <m:sSub>
-                    <m:e>
-                      <m:r>
-                        <m:t>ψ</m:t>
-                      </m:r>
-                    </m:e>
-                    <m:sub>
-                      <m:r>
-                        <m:t>0</m:t>
-                      </m:r>
-                    </m:sub>
-                  </m:sSub>
-                  <m:r>
-                    <m:rPr>
-                      <m:sty m:val="p"/>
-                    </m:rPr>
-                    <m:t>+</m:t>
-                  </m:r>
-                  <m:sSub>
-                    <m:e>
-                      <m:r>
-                        <m:t>ψ</m:t>
-                      </m:r>
-                    </m:e>
-                    <m:sub>
-                      <m:r>
-                        <m:t>1</m:t>
-                      </m:r>
-                    </m:sub>
-                  </m:sSub>
-                  <m:sSub>
-                    <m:e>
-                      <m:r>
-                        <m:t>L</m:t>
-                      </m:r>
-                    </m:e>
-                    <m:sub>
-                      <m:r>
-                        <m:t>i</m:t>
-                      </m:r>
-                      <m:r>
-                        <m:t>1</m:t>
-                      </m:r>
-                    </m:sub>
-                  </m:sSub>
-                  <m:r>
-                    <m:rPr>
-                      <m:sty m:val="p"/>
-                    </m:rPr>
-                    <m:t>+</m:t>
-                  </m:r>
-                  <m:sSub>
-                    <m:e>
-                      <m:r>
-                        <m:t>ψ</m:t>
-                      </m:r>
-                    </m:e>
-                    <m:sub>
-                      <m:r>
-                        <m:t>2</m:t>
-                      </m:r>
-                    </m:sub>
-                  </m:sSub>
-                  <m:sSub>
-                    <m:e>
-                      <m:r>
-                        <m:t>L</m:t>
-                      </m:r>
-                    </m:e>
-                    <m:sub>
-                      <m:r>
-                        <m:t>i</m:t>
-                      </m:r>
-                      <m:r>
-                        <m:t>2</m:t>
-                      </m:r>
-                    </m:sub>
-                  </m:sSub>
-                  <m:r>
-                    <m:rPr>
-                      <m:sty m:val="p"/>
-                    </m:rPr>
-                    <m:t>+</m:t>
-                  </m:r>
-                  <m:r>
-                    <m:rPr>
-                      <m:sty m:val="p"/>
-                    </m:rPr>
-                    <m:t>…</m:t>
-                  </m:r>
-                </m:e>
-              </m:d>
-            </m:e>
-          </m:d>
+            <m:sub>
+              <m:r>
+                <m:t>0</m:t>
+              </m:r>
+            </m:sub>
+          </m:sSub>
+          <m:r>
+            <m:rPr>
+              <m:sty m:val="p"/>
+            </m:rPr>
+            <m:t>+</m:t>
+          </m:r>
+          <m:sSub>
+            <m:e>
+              <m:r>
+                <m:t>ψ</m:t>
+              </m:r>
+            </m:e>
+            <m:sub>
+              <m:r>
+                <m:t>1</m:t>
+              </m:r>
+            </m:sub>
+          </m:sSub>
+          <m:sSub>
+            <m:e>
+              <m:r>
+                <m:t>L</m:t>
+              </m:r>
+            </m:e>
+            <m:sub>
+              <m:r>
+                <m:t>i</m:t>
+              </m:r>
+              <m:r>
+                <m:t>1</m:t>
+              </m:r>
+            </m:sub>
+          </m:sSub>
+          <m:r>
+            <m:rPr>
+              <m:sty m:val="p"/>
+            </m:rPr>
+            <m:t>+</m:t>
+          </m:r>
+          <m:sSub>
+            <m:e>
+              <m:r>
+                <m:t>ψ</m:t>
+              </m:r>
+            </m:e>
+            <m:sub>
+              <m:r>
+                <m:t>2</m:t>
+              </m:r>
+            </m:sub>
+          </m:sSub>
+          <m:sSub>
+            <m:e>
+              <m:r>
+                <m:t>L</m:t>
+              </m:r>
+            </m:e>
+            <m:sub>
+              <m:r>
+                <m:t>i</m:t>
+              </m:r>
+              <m:r>
+                <m:t>2</m:t>
+              </m:r>
+            </m:sub>
+          </m:sSub>
+          <m:r>
+            <m:rPr>
+              <m:sty m:val="p"/>
+            </m:rPr>
+            <m:t>+</m:t>
+          </m:r>
+          <m:r>
+            <m:rPr>
+              <m:sty m:val="p"/>
+            </m:rPr>
+            <m:t>…</m:t>
+          </m:r>
+          <m:r>
+            <m:rPr>
+              <m:sty m:val="p"/>
+            </m:rPr>
+            <m:t>)</m:t>
+          </m:r>
+          <m:r>
+            <m:rPr>
+              <m:sty m:val="p"/>
+            </m:rPr>
+            <m:t>]</m:t>
+          </m:r>
           <m:r>
             <m:rPr>
               <m:sty m:val="p"/>
@@ -7682,8 +7837,8 @@
         <w:t xml:space="preserve">is the number of parameters.</w:t>
       </w:r>
     </w:p>
-    <w:bookmarkEnd w:id="39"/>
-    <w:bookmarkStart w:id="40" w:name="choice-of-estimating-functions"/>
+    <w:bookmarkEnd w:id="28"/>
+    <w:bookmarkStart w:id="29" w:name="choice-of-estimating-functions"/>
     <w:p>
       <w:pPr>
         <w:pStyle w:val="Heading3"/>
@@ -7763,108 +7918,110 @@
           </m:rPr>
           <m:t>=</m:t>
         </m:r>
+        <m:r>
+          <m:rPr>
+            <m:sty m:val="p"/>
+          </m:rPr>
+          <m:t>(</m:t>
+        </m:r>
+        <m:sSub>
+          <m:e>
+            <m:r>
+              <m:t>A</m:t>
+            </m:r>
+          </m:e>
+          <m:sub>
+            <m:r>
+              <m:t>i</m:t>
+            </m:r>
+          </m:sub>
+        </m:sSub>
+        <m:r>
+          <m:rPr>
+            <m:sty m:val="p"/>
+          </m:rPr>
+          <m:t>,</m:t>
+        </m:r>
+        <m:sSub>
+          <m:e>
+            <m:r>
+              <m:t>A</m:t>
+            </m:r>
+          </m:e>
+          <m:sub>
+            <m:r>
+              <m:t>i</m:t>
+            </m:r>
+          </m:sub>
+        </m:sSub>
+        <m:sSub>
+          <m:e>
+            <m:r>
+              <m:t>L</m:t>
+            </m:r>
+          </m:e>
+          <m:sub>
+            <m:r>
+              <m:t>i</m:t>
+            </m:r>
+            <m:r>
+              <m:t>1</m:t>
+            </m:r>
+          </m:sub>
+        </m:sSub>
+        <m:r>
+          <m:rPr>
+            <m:sty m:val="p"/>
+          </m:rPr>
+          <m:t>,</m:t>
+        </m:r>
+        <m:sSub>
+          <m:e>
+            <m:r>
+              <m:t>A</m:t>
+            </m:r>
+          </m:e>
+          <m:sub>
+            <m:r>
+              <m:t>i</m:t>
+            </m:r>
+          </m:sub>
+        </m:sSub>
+        <m:sSub>
+          <m:e>
+            <m:r>
+              <m:t>L</m:t>
+            </m:r>
+          </m:e>
+          <m:sub>
+            <m:r>
+              <m:t>i</m:t>
+            </m:r>
+            <m:r>
+              <m:t>2</m:t>
+            </m:r>
+          </m:sub>
+        </m:sSub>
+        <m:r>
+          <m:rPr>
+            <m:sty m:val="p"/>
+          </m:rPr>
+          <m:t>,</m:t>
+        </m:r>
+        <m:r>
+          <m:rPr>
+            <m:sty m:val="p"/>
+          </m:rPr>
+          <m:t>…</m:t>
+        </m:r>
         <m:sSup>
           <m:e>
-            <m:d>
-              <m:dPr>
-                <m:begChr m:val="("/>
-                <m:sepChr m:val=""/>
-                <m:endChr m:val=")"/>
-                <m:grow/>
-              </m:dPr>
-              <m:e>
-                <m:sSub>
-                  <m:e>
-                    <m:r>
-                      <m:t>A</m:t>
-                    </m:r>
-                  </m:e>
-                  <m:sub>
-                    <m:r>
-                      <m:t>i</m:t>
-                    </m:r>
-                  </m:sub>
-                </m:sSub>
-                <m:r>
-                  <m:rPr>
-                    <m:sty m:val="p"/>
-                  </m:rPr>
-                  <m:t>,</m:t>
-                </m:r>
-                <m:sSub>
-                  <m:e>
-                    <m:r>
-                      <m:t>A</m:t>
-                    </m:r>
-                  </m:e>
-                  <m:sub>
-                    <m:r>
-                      <m:t>i</m:t>
-                    </m:r>
-                  </m:sub>
-                </m:sSub>
-                <m:sSub>
-                  <m:e>
-                    <m:r>
-                      <m:t>L</m:t>
-                    </m:r>
-                  </m:e>
-                  <m:sub>
-                    <m:r>
-                      <m:t>i</m:t>
-                    </m:r>
-                    <m:r>
-                      <m:t>1</m:t>
-                    </m:r>
-                  </m:sub>
-                </m:sSub>
-                <m:r>
-                  <m:rPr>
-                    <m:sty m:val="p"/>
-                  </m:rPr>
-                  <m:t>,</m:t>
-                </m:r>
-                <m:sSub>
-                  <m:e>
-                    <m:r>
-                      <m:t>A</m:t>
-                    </m:r>
-                  </m:e>
-                  <m:sub>
-                    <m:r>
-                      <m:t>i</m:t>
-                    </m:r>
-                  </m:sub>
-                </m:sSub>
-                <m:sSub>
-                  <m:e>
-                    <m:r>
-                      <m:t>L</m:t>
-                    </m:r>
-                  </m:e>
-                  <m:sub>
-                    <m:r>
-                      <m:t>i</m:t>
-                    </m:r>
-                    <m:r>
-                      <m:t>2</m:t>
-                    </m:r>
-                  </m:sub>
-                </m:sSub>
-                <m:r>
-                  <m:rPr>
-                    <m:sty m:val="p"/>
-                  </m:rPr>
-                  <m:t>,</m:t>
-                </m:r>
-                <m:r>
-                  <m:rPr>
-                    <m:sty m:val="p"/>
-                  </m:rPr>
-                  <m:t>…</m:t>
-                </m:r>
-              </m:e>
-            </m:d>
+            <m:r>
+              <m:rPr>
+                <m:sty m:val="p"/>
+              </m:rPr>
+              <m:t>)</m:t>
+            </m:r>
           </m:e>
           <m:sup>
             <m:r>
@@ -7917,137 +8074,143 @@
           </m:rPr>
           <m:t>=</m:t>
         </m:r>
-        <m:d>
-          <m:dPr>
-            <m:begChr m:val="("/>
-            <m:sepChr m:val=""/>
-            <m:endChr m:val=")"/>
-            <m:grow/>
-          </m:dPr>
+        <m:r>
+          <m:rPr>
+            <m:sty m:val="p"/>
+          </m:rPr>
+          <m:t>(</m:t>
+        </m:r>
+        <m:sSub>
           <m:e>
-            <m:sSub>
-              <m:e>
-                <m:r>
-                  <m:t>A</m:t>
-                </m:r>
-              </m:e>
-              <m:sub>
-                <m:r>
-                  <m:t>i</m:t>
-                </m:r>
-              </m:sub>
-            </m:sSub>
+            <m:r>
+              <m:t>A</m:t>
+            </m:r>
+          </m:e>
+          <m:sub>
+            <m:r>
+              <m:t>i</m:t>
+            </m:r>
+          </m:sub>
+        </m:sSub>
+        <m:r>
+          <m:rPr>
+            <m:sty m:val="p"/>
+          </m:rPr>
+          <m:t>−</m:t>
+        </m:r>
+        <m:r>
+          <m:t>E</m:t>
+        </m:r>
+        <m:r>
+          <m:rPr>
+            <m:sty m:val="p"/>
+          </m:rPr>
+          <m:t>[</m:t>
+        </m:r>
+        <m:r>
+          <m:t>A</m:t>
+        </m:r>
+        <m:r>
+          <m:rPr>
+            <m:sty m:val="p"/>
+          </m:rPr>
+          <m:t>∣</m:t>
+        </m:r>
+        <m:sSub>
+          <m:e>
+            <m:r>
+              <m:t>L</m:t>
+            </m:r>
+          </m:e>
+          <m:sub>
+            <m:r>
+              <m:t>i</m:t>
+            </m:r>
+          </m:sub>
+        </m:sSub>
+        <m:r>
+          <m:rPr>
+            <m:sty m:val="p"/>
+          </m:rPr>
+          <m:t>]</m:t>
+        </m:r>
+        <m:r>
+          <m:rPr>
+            <m:sty m:val="p"/>
+          </m:rPr>
+          <m:t>)</m:t>
+        </m:r>
+        <m:r>
+          <m:rPr>
+            <m:sty m:val="p"/>
+          </m:rPr>
+          <m:t>(</m:t>
+        </m:r>
+        <m:r>
+          <m:t>1</m:t>
+        </m:r>
+        <m:r>
+          <m:rPr>
+            <m:sty m:val="p"/>
+          </m:rPr>
+          <m:t>,</m:t>
+        </m:r>
+        <m:sSub>
+          <m:e>
+            <m:r>
+              <m:t>L</m:t>
+            </m:r>
+          </m:e>
+          <m:sub>
+            <m:r>
+              <m:t>i</m:t>
+            </m:r>
+            <m:r>
+              <m:t>1</m:t>
+            </m:r>
+          </m:sub>
+        </m:sSub>
+        <m:r>
+          <m:rPr>
+            <m:sty m:val="p"/>
+          </m:rPr>
+          <m:t>,</m:t>
+        </m:r>
+        <m:sSub>
+          <m:e>
+            <m:r>
+              <m:t>L</m:t>
+            </m:r>
+          </m:e>
+          <m:sub>
+            <m:r>
+              <m:t>i</m:t>
+            </m:r>
+            <m:r>
+              <m:t>2</m:t>
+            </m:r>
+          </m:sub>
+        </m:sSub>
+        <m:r>
+          <m:rPr>
+            <m:sty m:val="p"/>
+          </m:rPr>
+          <m:t>,</m:t>
+        </m:r>
+        <m:r>
+          <m:rPr>
+            <m:sty m:val="p"/>
+          </m:rPr>
+          <m:t>…</m:t>
+        </m:r>
+        <m:sSup>
+          <m:e>
             <m:r>
               <m:rPr>
                 <m:sty m:val="p"/>
               </m:rPr>
-              <m:t>−</m:t>
-            </m:r>
-            <m:r>
-              <m:t>E</m:t>
-            </m:r>
-            <m:d>
-              <m:dPr>
-                <m:begChr m:val="["/>
-                <m:sepChr m:val=""/>
-                <m:endChr m:val="]"/>
-                <m:grow/>
-              </m:dPr>
-              <m:e>
-                <m:r>
-                  <m:t>A</m:t>
-                </m:r>
-                <m:r>
-                  <m:rPr>
-                    <m:sty m:val="p"/>
-                  </m:rPr>
-                  <m:t>∣</m:t>
-                </m:r>
-                <m:sSub>
-                  <m:e>
-                    <m:r>
-                      <m:t>L</m:t>
-                    </m:r>
-                  </m:e>
-                  <m:sub>
-                    <m:r>
-                      <m:t>i</m:t>
-                    </m:r>
-                  </m:sub>
-                </m:sSub>
-              </m:e>
-            </m:d>
-          </m:e>
-        </m:d>
-        <m:sSup>
-          <m:e>
-            <m:d>
-              <m:dPr>
-                <m:begChr m:val="("/>
-                <m:sepChr m:val=""/>
-                <m:endChr m:val=")"/>
-                <m:grow/>
-              </m:dPr>
-              <m:e>
-                <m:r>
-                  <m:t>1</m:t>
-                </m:r>
-                <m:r>
-                  <m:rPr>
-                    <m:sty m:val="p"/>
-                  </m:rPr>
-                  <m:t>,</m:t>
-                </m:r>
-                <m:sSub>
-                  <m:e>
-                    <m:r>
-                      <m:t>L</m:t>
-                    </m:r>
-                  </m:e>
-                  <m:sub>
-                    <m:r>
-                      <m:t>i</m:t>
-                    </m:r>
-                    <m:r>
-                      <m:t>1</m:t>
-                    </m:r>
-                  </m:sub>
-                </m:sSub>
-                <m:r>
-                  <m:rPr>
-                    <m:sty m:val="p"/>
-                  </m:rPr>
-                  <m:t>,</m:t>
-                </m:r>
-                <m:sSub>
-                  <m:e>
-                    <m:r>
-                      <m:t>L</m:t>
-                    </m:r>
-                  </m:e>
-                  <m:sub>
-                    <m:r>
-                      <m:t>i</m:t>
-                    </m:r>
-                    <m:r>
-                      <m:t>2</m:t>
-                    </m:r>
-                  </m:sub>
-                </m:sSub>
-                <m:r>
-                  <m:rPr>
-                    <m:sty m:val="p"/>
-                  </m:rPr>
-                  <m:t>,</m:t>
-                </m:r>
-                <m:r>
-                  <m:rPr>
-                    <m:sty m:val="p"/>
-                  </m:rPr>
-                  <m:t>…</m:t>
-                </m:r>
-              </m:e>
-            </m:d>
+              <m:t>)</m:t>
+            </m:r>
           </m:e>
           <m:sup>
             <m:r>
@@ -8170,9 +8333,9 @@
         <w:t xml:space="preserve">For complex SNMMs with many parameters and interactions, solving the estimating equations requires numerical methods (e.g., Newton-Raphson).</w:t>
       </w:r>
     </w:p>
-    <w:bookmarkEnd w:id="40"/>
-    <w:bookmarkEnd w:id="41"/>
-    <w:bookmarkStart w:id="44" w:name="censoring-and-missing-data-pp.-204-206"/>
+    <w:bookmarkEnd w:id="29"/>
+    <w:bookmarkEnd w:id="30"/>
+    <w:bookmarkStart w:id="33" w:name="censoring-and-missing-data-pp.-204-206"/>
     <w:p>
       <w:pPr>
         <w:pStyle w:val="Heading2"/>
@@ -8196,7 +8359,7 @@
         <w:t xml:space="preserve">G-estimation extends to handle censoring and missing outcomes.</w:t>
       </w:r>
     </w:p>
-    <w:bookmarkStart w:id="42" w:name="censoring-weights"/>
+    <w:bookmarkStart w:id="31" w:name="censoring-weights"/>
     <w:p>
       <w:pPr>
         <w:pStyle w:val="Heading3"/>
@@ -8424,558 +8587,12 @@
                     </m:rPr>
                     <m:t>Pr</m:t>
                   </m:r>
-                  <m:d>
-                    <m:dPr>
-                      <m:begChr m:val="["/>
-                      <m:sepChr m:val=""/>
-                      <m:endChr m:val="]"/>
-                      <m:grow/>
-                    </m:dPr>
-                    <m:e>
-                      <m:sSub>
-                        <m:e>
-                          <m:r>
-                            <m:t>C</m:t>
-                          </m:r>
-                        </m:e>
-                        <m:sub>
-                          <m:r>
-                            <m:t>i</m:t>
-                          </m:r>
-                        </m:sub>
-                      </m:sSub>
-                      <m:r>
-                        <m:rPr>
-                          <m:sty m:val="p"/>
-                        </m:rPr>
-                        <m:t>=</m:t>
-                      </m:r>
-                      <m:r>
-                        <m:t>0</m:t>
-                      </m:r>
-                      <m:r>
-                        <m:rPr>
-                          <m:sty m:val="p"/>
-                        </m:rPr>
-                        <m:t>∣</m:t>
-                      </m:r>
-                      <m:sSub>
-                        <m:e>
-                          <m:r>
-                            <m:t>A</m:t>
-                          </m:r>
-                        </m:e>
-                        <m:sub>
-                          <m:r>
-                            <m:t>i</m:t>
-                          </m:r>
-                        </m:sub>
-                      </m:sSub>
-                      <m:r>
-                        <m:rPr>
-                          <m:sty m:val="p"/>
-                        </m:rPr>
-                        <m:t>,</m:t>
-                      </m:r>
-                      <m:sSub>
-                        <m:e>
-                          <m:r>
-                            <m:t>L</m:t>
-                          </m:r>
-                        </m:e>
-                        <m:sub>
-                          <m:r>
-                            <m:t>i</m:t>
-                          </m:r>
-                        </m:sub>
-                      </m:sSub>
-                    </m:e>
-                  </m:d>
-                </m:den>
-              </m:f>
-            </m:e>
-          </m:nary>
-          <m:sSub>
-            <m:e>
-              <m:r>
-                <m:t>U</m:t>
-              </m:r>
-            </m:e>
-            <m:sub>
-              <m:r>
-                <m:t>i</m:t>
-              </m:r>
-            </m:sub>
-          </m:sSub>
-          <m:d>
-            <m:dPr>
-              <m:begChr m:val="("/>
-              <m:sepChr m:val=""/>
-              <m:endChr m:val=")"/>
-              <m:grow/>
-            </m:dPr>
-            <m:e>
-              <m:r>
-                <m:t>ψ</m:t>
-              </m:r>
-            </m:e>
-          </m:d>
-          <m:d>
-            <m:dPr>
-              <m:begChr m:val="["/>
-              <m:sepChr m:val=""/>
-              <m:endChr m:val="]"/>
-              <m:grow/>
-            </m:dPr>
-            <m:e>
-              <m:sSub>
-                <m:e>
-                  <m:r>
-                    <m:t>Y</m:t>
-                  </m:r>
-                </m:e>
-                <m:sub>
-                  <m:r>
-                    <m:t>i</m:t>
-                  </m:r>
-                </m:sub>
-              </m:sSub>
-              <m:r>
-                <m:rPr>
-                  <m:sty m:val="p"/>
-                </m:rPr>
-                <m:t>−</m:t>
-              </m:r>
-              <m:sSub>
-                <m:e>
-                  <m:r>
-                    <m:t>A</m:t>
-                  </m:r>
-                </m:e>
-                <m:sub>
-                  <m:r>
-                    <m:t>i</m:t>
-                  </m:r>
-                </m:sub>
-              </m:sSub>
-              <m:r>
-                <m:t>γ</m:t>
-              </m:r>
-              <m:d>
-                <m:dPr>
-                  <m:begChr m:val="("/>
-                  <m:sepChr m:val=""/>
-                  <m:endChr m:val=")"/>
-                  <m:grow/>
-                </m:dPr>
-                <m:e>
-                  <m:sSub>
-                    <m:e>
-                      <m:r>
-                        <m:t>A</m:t>
-                      </m:r>
-                    </m:e>
-                    <m:sub>
-                      <m:r>
-                        <m:t>i</m:t>
-                      </m:r>
-                    </m:sub>
-                  </m:sSub>
                   <m:r>
                     <m:rPr>
                       <m:sty m:val="p"/>
                     </m:rPr>
-                    <m:t>,</m:t>
+                    <m:t>[</m:t>
                   </m:r>
-                  <m:r>
-                    <m:t>0</m:t>
-                  </m:r>
-                  <m:r>
-                    <m:rPr>
-                      <m:sty m:val="p"/>
-                    </m:rPr>
-                    <m:t>;</m:t>
-                  </m:r>
-                  <m:r>
-                    <m:t>ψ</m:t>
-                  </m:r>
-                  <m:r>
-                    <m:rPr>
-                      <m:sty m:val="p"/>
-                    </m:rPr>
-                    <m:t>,</m:t>
-                  </m:r>
-                  <m:sSub>
-                    <m:e>
-                      <m:r>
-                        <m:t>L</m:t>
-                      </m:r>
-                    </m:e>
-                    <m:sub>
-                      <m:r>
-                        <m:t>i</m:t>
-                      </m:r>
-                    </m:sub>
-                  </m:sSub>
-                </m:e>
-              </m:d>
-            </m:e>
-          </m:d>
-          <m:r>
-            <m:rPr>
-              <m:sty m:val="p"/>
-            </m:rPr>
-            <m:t>=</m:t>
-          </m:r>
-          <m:r>
-            <m:t>0</m:t>
-          </m:r>
-        </m:oMath>
-      </m:oMathPara>
-    </w:p>
-    <w:p>
-      <w:pPr>
-        <w:pStyle w:val="FirstParagraph"/>
-      </w:pPr>
-      <w:r>
-        <w:t xml:space="preserve">This weights each uncensored observation by the inverse probability of being uncensored.</w:t>
-      </w:r>
-    </w:p>
-    <w:bookmarkEnd w:id="42"/>
-    <w:bookmarkStart w:id="43" w:name="joint-treatment-and-censoring-weights"/>
-    <w:p>
-      <w:pPr>
-        <w:pStyle w:val="Heading3"/>
-      </w:pPr>
-      <w:r>
-        <w:t xml:space="preserve">8.2 Joint Treatment and Censoring Weights</w:t>
-      </w:r>
-    </w:p>
-    <w:p>
-      <w:pPr>
-        <w:pStyle w:val="FirstParagraph"/>
-      </w:pPr>
-      <w:r>
-        <w:t xml:space="preserve">When we have both confounding and censoring:</w:t>
-      </w:r>
-    </w:p>
-    <w:p>
-      <w:pPr>
-        <w:pStyle w:val="BodyText"/>
-      </w:pPr>
-      <m:oMathPara>
-        <m:oMathParaPr>
-          <m:jc m:val="center"/>
-        </m:oMathParaPr>
-        <m:oMath>
-          <m:nary>
-            <m:naryPr>
-              <m:chr m:val="∑"/>
-              <m:limLoc m:val="undOvr"/>
-              <m:subHide m:val="off"/>
-              <m:supHide m:val="on"/>
-            </m:naryPr>
-            <m:sub>
-              <m:r>
-                <m:t>i</m:t>
-              </m:r>
-              <m:r>
-                <m:rPr>
-                  <m:sty m:val="p"/>
-                </m:rPr>
-                <m:t>:</m:t>
-              </m:r>
-              <m:sSub>
-                <m:e>
-                  <m:r>
-                    <m:t>C</m:t>
-                  </m:r>
-                </m:e>
-                <m:sub>
-                  <m:r>
-                    <m:t>i</m:t>
-                  </m:r>
-                </m:sub>
-              </m:sSub>
-              <m:r>
-                <m:rPr>
-                  <m:sty m:val="p"/>
-                </m:rPr>
-                <m:t>=</m:t>
-              </m:r>
-              <m:r>
-                <m:t>0</m:t>
-              </m:r>
-            </m:sub>
-            <m:sup>
-              <m:r>
-                <m:t>​</m:t>
-              </m:r>
-            </m:sup>
-            <m:e>
-              <m:sSub>
-                <m:e>
-                  <m:r>
-                    <m:t>W</m:t>
-                  </m:r>
-                </m:e>
-                <m:sub>
-                  <m:r>
-                    <m:t>i</m:t>
-                  </m:r>
-                </m:sub>
-              </m:sSub>
-            </m:e>
-          </m:nary>
-          <m:sSub>
-            <m:e>
-              <m:r>
-                <m:t>U</m:t>
-              </m:r>
-            </m:e>
-            <m:sub>
-              <m:r>
-                <m:t>i</m:t>
-              </m:r>
-            </m:sub>
-          </m:sSub>
-          <m:d>
-            <m:dPr>
-              <m:begChr m:val="("/>
-              <m:sepChr m:val=""/>
-              <m:endChr m:val=")"/>
-              <m:grow/>
-            </m:dPr>
-            <m:e>
-              <m:r>
-                <m:t>ψ</m:t>
-              </m:r>
-            </m:e>
-          </m:d>
-          <m:d>
-            <m:dPr>
-              <m:begChr m:val="["/>
-              <m:sepChr m:val=""/>
-              <m:endChr m:val="]"/>
-              <m:grow/>
-            </m:dPr>
-            <m:e>
-              <m:sSub>
-                <m:e>
-                  <m:r>
-                    <m:t>Y</m:t>
-                  </m:r>
-                </m:e>
-                <m:sub>
-                  <m:r>
-                    <m:t>i</m:t>
-                  </m:r>
-                </m:sub>
-              </m:sSub>
-              <m:r>
-                <m:rPr>
-                  <m:sty m:val="p"/>
-                </m:rPr>
-                <m:t>−</m:t>
-              </m:r>
-              <m:sSub>
-                <m:e>
-                  <m:r>
-                    <m:t>A</m:t>
-                  </m:r>
-                </m:e>
-                <m:sub>
-                  <m:r>
-                    <m:t>i</m:t>
-                  </m:r>
-                </m:sub>
-              </m:sSub>
-              <m:r>
-                <m:t>γ</m:t>
-              </m:r>
-              <m:d>
-                <m:dPr>
-                  <m:begChr m:val="("/>
-                  <m:sepChr m:val=""/>
-                  <m:endChr m:val=")"/>
-                  <m:grow/>
-                </m:dPr>
-                <m:e>
-                  <m:sSub>
-                    <m:e>
-                      <m:r>
-                        <m:t>A</m:t>
-                      </m:r>
-                    </m:e>
-                    <m:sub>
-                      <m:r>
-                        <m:t>i</m:t>
-                      </m:r>
-                    </m:sub>
-                  </m:sSub>
-                  <m:r>
-                    <m:rPr>
-                      <m:sty m:val="p"/>
-                    </m:rPr>
-                    <m:t>,</m:t>
-                  </m:r>
-                  <m:r>
-                    <m:t>0</m:t>
-                  </m:r>
-                  <m:r>
-                    <m:rPr>
-                      <m:sty m:val="p"/>
-                    </m:rPr>
-                    <m:t>;</m:t>
-                  </m:r>
-                  <m:r>
-                    <m:t>ψ</m:t>
-                  </m:r>
-                  <m:r>
-                    <m:rPr>
-                      <m:sty m:val="p"/>
-                    </m:rPr>
-                    <m:t>,</m:t>
-                  </m:r>
-                  <m:sSub>
-                    <m:e>
-                      <m:r>
-                        <m:t>L</m:t>
-                      </m:r>
-                    </m:e>
-                    <m:sub>
-                      <m:r>
-                        <m:t>i</m:t>
-                      </m:r>
-                    </m:sub>
-                  </m:sSub>
-                </m:e>
-              </m:d>
-            </m:e>
-          </m:d>
-          <m:r>
-            <m:rPr>
-              <m:sty m:val="p"/>
-            </m:rPr>
-            <m:t>=</m:t>
-          </m:r>
-          <m:r>
-            <m:t>0</m:t>
-          </m:r>
-        </m:oMath>
-      </m:oMathPara>
-    </w:p>
-    <w:p>
-      <w:pPr>
-        <w:pStyle w:val="FirstParagraph"/>
-      </w:pPr>
-      <w:r>
-        <w:t xml:space="preserve">where:</w:t>
-      </w:r>
-    </w:p>
-    <w:p>
-      <w:pPr>
-        <w:pStyle w:val="BodyText"/>
-      </w:pPr>
-      <m:oMathPara>
-        <m:oMathParaPr>
-          <m:jc m:val="center"/>
-        </m:oMathParaPr>
-        <m:oMath>
-          <m:sSub>
-            <m:e>
-              <m:r>
-                <m:t>W</m:t>
-              </m:r>
-            </m:e>
-            <m:sub>
-              <m:r>
-                <m:t>i</m:t>
-              </m:r>
-            </m:sub>
-          </m:sSub>
-          <m:r>
-            <m:rPr>
-              <m:sty m:val="p"/>
-            </m:rPr>
-            <m:t>=</m:t>
-          </m:r>
-          <m:f>
-            <m:fPr>
-              <m:type m:val="bar"/>
-            </m:fPr>
-            <m:num>
-              <m:r>
-                <m:t>1</m:t>
-              </m:r>
-            </m:num>
-            <m:den>
-              <m:r>
-                <m:rPr>
-                  <m:sty m:val="p"/>
-                </m:rPr>
-                <m:t>Pr</m:t>
-              </m:r>
-              <m:d>
-                <m:dPr>
-                  <m:begChr m:val="["/>
-                  <m:sepChr m:val=""/>
-                  <m:endChr m:val="]"/>
-                  <m:grow/>
-                </m:dPr>
-                <m:e>
-                  <m:sSub>
-                    <m:e>
-                      <m:r>
-                        <m:t>A</m:t>
-                      </m:r>
-                    </m:e>
-                    <m:sub>
-                      <m:r>
-                        <m:t>i</m:t>
-                      </m:r>
-                    </m:sub>
-                  </m:sSub>
-                  <m:r>
-                    <m:rPr>
-                      <m:sty m:val="p"/>
-                    </m:rPr>
-                    <m:t>∣</m:t>
-                  </m:r>
-                  <m:sSub>
-                    <m:e>
-                      <m:r>
-                        <m:t>L</m:t>
-                      </m:r>
-                    </m:e>
-                    <m:sub>
-                      <m:r>
-                        <m:t>i</m:t>
-                      </m:r>
-                    </m:sub>
-                  </m:sSub>
-                </m:e>
-              </m:d>
-              <m:r>
-                <m:rPr>
-                  <m:sty m:val="p"/>
-                </m:rPr>
-                <m:t>×</m:t>
-              </m:r>
-              <m:r>
-                <m:rPr>
-                  <m:sty m:val="p"/>
-                </m:rPr>
-                <m:t>Pr</m:t>
-              </m:r>
-              <m:d>
-                <m:dPr>
-                  <m:begChr m:val="["/>
-                  <m:sepChr m:val=""/>
-                  <m:endChr m:val="]"/>
-                  <m:grow/>
-                </m:dPr>
-                <m:e>
                   <m:sSub>
                     <m:e>
                       <m:r>
@@ -9033,8 +8650,572 @@
                       </m:r>
                     </m:sub>
                   </m:sSub>
+                  <m:r>
+                    <m:rPr>
+                      <m:sty m:val="p"/>
+                    </m:rPr>
+                    <m:t>]</m:t>
+                  </m:r>
+                </m:den>
+              </m:f>
+            </m:e>
+          </m:nary>
+          <m:sSub>
+            <m:e>
+              <m:r>
+                <m:t>U</m:t>
+              </m:r>
+            </m:e>
+            <m:sub>
+              <m:r>
+                <m:t>i</m:t>
+              </m:r>
+            </m:sub>
+          </m:sSub>
+          <m:r>
+            <m:rPr>
+              <m:sty m:val="p"/>
+            </m:rPr>
+            <m:t>(</m:t>
+          </m:r>
+          <m:r>
+            <m:t>ψ</m:t>
+          </m:r>
+          <m:r>
+            <m:rPr>
+              <m:sty m:val="p"/>
+            </m:rPr>
+            <m:t>)</m:t>
+          </m:r>
+          <m:r>
+            <m:rPr>
+              <m:sty m:val="p"/>
+            </m:rPr>
+            <m:t>[</m:t>
+          </m:r>
+          <m:sSub>
+            <m:e>
+              <m:r>
+                <m:t>Y</m:t>
+              </m:r>
+            </m:e>
+            <m:sub>
+              <m:r>
+                <m:t>i</m:t>
+              </m:r>
+            </m:sub>
+          </m:sSub>
+          <m:r>
+            <m:rPr>
+              <m:sty m:val="p"/>
+            </m:rPr>
+            <m:t>−</m:t>
+          </m:r>
+          <m:sSub>
+            <m:e>
+              <m:r>
+                <m:t>A</m:t>
+              </m:r>
+            </m:e>
+            <m:sub>
+              <m:r>
+                <m:t>i</m:t>
+              </m:r>
+            </m:sub>
+          </m:sSub>
+          <m:r>
+            <m:t>γ</m:t>
+          </m:r>
+          <m:r>
+            <m:rPr>
+              <m:sty m:val="p"/>
+            </m:rPr>
+            <m:t>(</m:t>
+          </m:r>
+          <m:sSub>
+            <m:e>
+              <m:r>
+                <m:t>A</m:t>
+              </m:r>
+            </m:e>
+            <m:sub>
+              <m:r>
+                <m:t>i</m:t>
+              </m:r>
+            </m:sub>
+          </m:sSub>
+          <m:r>
+            <m:rPr>
+              <m:sty m:val="p"/>
+            </m:rPr>
+            <m:t>,</m:t>
+          </m:r>
+          <m:r>
+            <m:t>0</m:t>
+          </m:r>
+          <m:r>
+            <m:rPr>
+              <m:sty m:val="p"/>
+            </m:rPr>
+            <m:t>;</m:t>
+          </m:r>
+          <m:r>
+            <m:t>ψ</m:t>
+          </m:r>
+          <m:r>
+            <m:rPr>
+              <m:sty m:val="p"/>
+            </m:rPr>
+            <m:t>,</m:t>
+          </m:r>
+          <m:sSub>
+            <m:e>
+              <m:r>
+                <m:t>L</m:t>
+              </m:r>
+            </m:e>
+            <m:sub>
+              <m:r>
+                <m:t>i</m:t>
+              </m:r>
+            </m:sub>
+          </m:sSub>
+          <m:r>
+            <m:rPr>
+              <m:sty m:val="p"/>
+            </m:rPr>
+            <m:t>)</m:t>
+          </m:r>
+          <m:r>
+            <m:rPr>
+              <m:sty m:val="p"/>
+            </m:rPr>
+            <m:t>]</m:t>
+          </m:r>
+          <m:r>
+            <m:rPr>
+              <m:sty m:val="p"/>
+            </m:rPr>
+            <m:t>=</m:t>
+          </m:r>
+          <m:r>
+            <m:t>0</m:t>
+          </m:r>
+        </m:oMath>
+      </m:oMathPara>
+    </w:p>
+    <w:p>
+      <w:pPr>
+        <w:pStyle w:val="FirstParagraph"/>
+      </w:pPr>
+      <w:r>
+        <w:t xml:space="preserve">This weights each uncensored observation by the inverse probability of being uncensored.</w:t>
+      </w:r>
+    </w:p>
+    <w:bookmarkEnd w:id="31"/>
+    <w:bookmarkStart w:id="32" w:name="joint-treatment-and-censoring-weights"/>
+    <w:p>
+      <w:pPr>
+        <w:pStyle w:val="Heading3"/>
+      </w:pPr>
+      <w:r>
+        <w:t xml:space="preserve">8.2 Joint Treatment and Censoring Weights</w:t>
+      </w:r>
+    </w:p>
+    <w:p>
+      <w:pPr>
+        <w:pStyle w:val="FirstParagraph"/>
+      </w:pPr>
+      <w:r>
+        <w:t xml:space="preserve">When we have both confounding and censoring:</w:t>
+      </w:r>
+    </w:p>
+    <w:p>
+      <w:pPr>
+        <w:pStyle w:val="BodyText"/>
+      </w:pPr>
+      <m:oMathPara>
+        <m:oMathParaPr>
+          <m:jc m:val="center"/>
+        </m:oMathParaPr>
+        <m:oMath>
+          <m:nary>
+            <m:naryPr>
+              <m:chr m:val="∑"/>
+              <m:limLoc m:val="undOvr"/>
+              <m:subHide m:val="off"/>
+              <m:supHide m:val="on"/>
+            </m:naryPr>
+            <m:sub>
+              <m:r>
+                <m:t>i</m:t>
+              </m:r>
+              <m:r>
+                <m:rPr>
+                  <m:sty m:val="p"/>
+                </m:rPr>
+                <m:t>:</m:t>
+              </m:r>
+              <m:sSub>
+                <m:e>
+                  <m:r>
+                    <m:t>C</m:t>
+                  </m:r>
                 </m:e>
-              </m:d>
+                <m:sub>
+                  <m:r>
+                    <m:t>i</m:t>
+                  </m:r>
+                </m:sub>
+              </m:sSub>
+              <m:r>
+                <m:rPr>
+                  <m:sty m:val="p"/>
+                </m:rPr>
+                <m:t>=</m:t>
+              </m:r>
+              <m:r>
+                <m:t>0</m:t>
+              </m:r>
+            </m:sub>
+            <m:sup>
+              <m:r>
+                <m:t>​</m:t>
+              </m:r>
+            </m:sup>
+            <m:e>
+              <m:sSub>
+                <m:e>
+                  <m:r>
+                    <m:t>W</m:t>
+                  </m:r>
+                </m:e>
+                <m:sub>
+                  <m:r>
+                    <m:t>i</m:t>
+                  </m:r>
+                </m:sub>
+              </m:sSub>
+            </m:e>
+          </m:nary>
+          <m:sSub>
+            <m:e>
+              <m:r>
+                <m:t>U</m:t>
+              </m:r>
+            </m:e>
+            <m:sub>
+              <m:r>
+                <m:t>i</m:t>
+              </m:r>
+            </m:sub>
+          </m:sSub>
+          <m:r>
+            <m:rPr>
+              <m:sty m:val="p"/>
+            </m:rPr>
+            <m:t>(</m:t>
+          </m:r>
+          <m:r>
+            <m:t>ψ</m:t>
+          </m:r>
+          <m:r>
+            <m:rPr>
+              <m:sty m:val="p"/>
+            </m:rPr>
+            <m:t>)</m:t>
+          </m:r>
+          <m:r>
+            <m:rPr>
+              <m:sty m:val="p"/>
+            </m:rPr>
+            <m:t>[</m:t>
+          </m:r>
+          <m:sSub>
+            <m:e>
+              <m:r>
+                <m:t>Y</m:t>
+              </m:r>
+            </m:e>
+            <m:sub>
+              <m:r>
+                <m:t>i</m:t>
+              </m:r>
+            </m:sub>
+          </m:sSub>
+          <m:r>
+            <m:rPr>
+              <m:sty m:val="p"/>
+            </m:rPr>
+            <m:t>−</m:t>
+          </m:r>
+          <m:sSub>
+            <m:e>
+              <m:r>
+                <m:t>A</m:t>
+              </m:r>
+            </m:e>
+            <m:sub>
+              <m:r>
+                <m:t>i</m:t>
+              </m:r>
+            </m:sub>
+          </m:sSub>
+          <m:r>
+            <m:t>γ</m:t>
+          </m:r>
+          <m:r>
+            <m:rPr>
+              <m:sty m:val="p"/>
+            </m:rPr>
+            <m:t>(</m:t>
+          </m:r>
+          <m:sSub>
+            <m:e>
+              <m:r>
+                <m:t>A</m:t>
+              </m:r>
+            </m:e>
+            <m:sub>
+              <m:r>
+                <m:t>i</m:t>
+              </m:r>
+            </m:sub>
+          </m:sSub>
+          <m:r>
+            <m:rPr>
+              <m:sty m:val="p"/>
+            </m:rPr>
+            <m:t>,</m:t>
+          </m:r>
+          <m:r>
+            <m:t>0</m:t>
+          </m:r>
+          <m:r>
+            <m:rPr>
+              <m:sty m:val="p"/>
+            </m:rPr>
+            <m:t>;</m:t>
+          </m:r>
+          <m:r>
+            <m:t>ψ</m:t>
+          </m:r>
+          <m:r>
+            <m:rPr>
+              <m:sty m:val="p"/>
+            </m:rPr>
+            <m:t>,</m:t>
+          </m:r>
+          <m:sSub>
+            <m:e>
+              <m:r>
+                <m:t>L</m:t>
+              </m:r>
+            </m:e>
+            <m:sub>
+              <m:r>
+                <m:t>i</m:t>
+              </m:r>
+            </m:sub>
+          </m:sSub>
+          <m:r>
+            <m:rPr>
+              <m:sty m:val="p"/>
+            </m:rPr>
+            <m:t>)</m:t>
+          </m:r>
+          <m:r>
+            <m:rPr>
+              <m:sty m:val="p"/>
+            </m:rPr>
+            <m:t>]</m:t>
+          </m:r>
+          <m:r>
+            <m:rPr>
+              <m:sty m:val="p"/>
+            </m:rPr>
+            <m:t>=</m:t>
+          </m:r>
+          <m:r>
+            <m:t>0</m:t>
+          </m:r>
+        </m:oMath>
+      </m:oMathPara>
+    </w:p>
+    <w:p>
+      <w:pPr>
+        <w:pStyle w:val="FirstParagraph"/>
+      </w:pPr>
+      <w:r>
+        <w:t xml:space="preserve">where:</w:t>
+      </w:r>
+    </w:p>
+    <w:p>
+      <w:pPr>
+        <w:pStyle w:val="BodyText"/>
+      </w:pPr>
+      <m:oMathPara>
+        <m:oMathParaPr>
+          <m:jc m:val="center"/>
+        </m:oMathParaPr>
+        <m:oMath>
+          <m:sSub>
+            <m:e>
+              <m:r>
+                <m:t>W</m:t>
+              </m:r>
+            </m:e>
+            <m:sub>
+              <m:r>
+                <m:t>i</m:t>
+              </m:r>
+            </m:sub>
+          </m:sSub>
+          <m:r>
+            <m:rPr>
+              <m:sty m:val="p"/>
+            </m:rPr>
+            <m:t>=</m:t>
+          </m:r>
+          <m:f>
+            <m:fPr>
+              <m:type m:val="bar"/>
+            </m:fPr>
+            <m:num>
+              <m:r>
+                <m:t>1</m:t>
+              </m:r>
+            </m:num>
+            <m:den>
+              <m:r>
+                <m:rPr>
+                  <m:sty m:val="p"/>
+                </m:rPr>
+                <m:t>Pr</m:t>
+              </m:r>
+              <m:r>
+                <m:rPr>
+                  <m:sty m:val="p"/>
+                </m:rPr>
+                <m:t>[</m:t>
+              </m:r>
+              <m:sSub>
+                <m:e>
+                  <m:r>
+                    <m:t>A</m:t>
+                  </m:r>
+                </m:e>
+                <m:sub>
+                  <m:r>
+                    <m:t>i</m:t>
+                  </m:r>
+                </m:sub>
+              </m:sSub>
+              <m:r>
+                <m:rPr>
+                  <m:sty m:val="p"/>
+                </m:rPr>
+                <m:t>∣</m:t>
+              </m:r>
+              <m:sSub>
+                <m:e>
+                  <m:r>
+                    <m:t>L</m:t>
+                  </m:r>
+                </m:e>
+                <m:sub>
+                  <m:r>
+                    <m:t>i</m:t>
+                  </m:r>
+                </m:sub>
+              </m:sSub>
+              <m:r>
+                <m:rPr>
+                  <m:sty m:val="p"/>
+                </m:rPr>
+                <m:t>]</m:t>
+              </m:r>
+              <m:r>
+                <m:rPr>
+                  <m:sty m:val="p"/>
+                </m:rPr>
+                <m:t>×</m:t>
+              </m:r>
+              <m:r>
+                <m:rPr>
+                  <m:sty m:val="p"/>
+                </m:rPr>
+                <m:t>Pr</m:t>
+              </m:r>
+              <m:r>
+                <m:rPr>
+                  <m:sty m:val="p"/>
+                </m:rPr>
+                <m:t>[</m:t>
+              </m:r>
+              <m:sSub>
+                <m:e>
+                  <m:r>
+                    <m:t>C</m:t>
+                  </m:r>
+                </m:e>
+                <m:sub>
+                  <m:r>
+                    <m:t>i</m:t>
+                  </m:r>
+                </m:sub>
+              </m:sSub>
+              <m:r>
+                <m:rPr>
+                  <m:sty m:val="p"/>
+                </m:rPr>
+                <m:t>=</m:t>
+              </m:r>
+              <m:r>
+                <m:t>0</m:t>
+              </m:r>
+              <m:r>
+                <m:rPr>
+                  <m:sty m:val="p"/>
+                </m:rPr>
+                <m:t>∣</m:t>
+              </m:r>
+              <m:sSub>
+                <m:e>
+                  <m:r>
+                    <m:t>A</m:t>
+                  </m:r>
+                </m:e>
+                <m:sub>
+                  <m:r>
+                    <m:t>i</m:t>
+                  </m:r>
+                </m:sub>
+              </m:sSub>
+              <m:r>
+                <m:rPr>
+                  <m:sty m:val="p"/>
+                </m:rPr>
+                <m:t>,</m:t>
+              </m:r>
+              <m:sSub>
+                <m:e>
+                  <m:r>
+                    <m:t>L</m:t>
+                  </m:r>
+                </m:e>
+                <m:sub>
+                  <m:r>
+                    <m:t>i</m:t>
+                  </m:r>
+                </m:sub>
+              </m:sSub>
+              <m:r>
+                <m:rPr>
+                  <m:sty m:val="p"/>
+                </m:rPr>
+                <m:t>]</m:t>
+              </m:r>
             </m:den>
           </m:f>
         </m:oMath>
@@ -9120,9 +9301,9 @@
         <w:t xml:space="preserve">: Can combine G-estimation with multiple imputation for missing data</w:t>
       </w:r>
     </w:p>
-    <w:bookmarkEnd w:id="43"/>
-    <w:bookmarkEnd w:id="44"/>
-    <w:bookmarkStart w:id="47" w:name="marginal-vs-conditional-effects-pp.-206"/>
+    <w:bookmarkEnd w:id="32"/>
+    <w:bookmarkEnd w:id="33"/>
+    <w:bookmarkStart w:id="36" w:name="marginal-vs-conditional-effects-pp.-206"/>
     <w:p>
       <w:pPr>
         <w:pStyle w:val="Heading2"/>
@@ -9152,61 +9333,63 @@
         <m:r>
           <m:t>E</m:t>
         </m:r>
-        <m:d>
-          <m:dPr>
-            <m:begChr m:val="["/>
-            <m:sepChr m:val=""/>
-            <m:endChr m:val="]"/>
-            <m:grow/>
-          </m:dPr>
+        <m:r>
+          <m:rPr>
+            <m:sty m:val="p"/>
+          </m:rPr>
+          <m:t>[</m:t>
+        </m:r>
+        <m:sSup>
           <m:e>
-            <m:sSup>
-              <m:e>
-                <m:r>
-                  <m:t>Y</m:t>
-                </m:r>
-              </m:e>
-              <m:sup>
-                <m:r>
-                  <m:t>1</m:t>
-                </m:r>
-              </m:sup>
-            </m:sSup>
-            <m:r>
-              <m:rPr>
-                <m:sty m:val="p"/>
-              </m:rPr>
-              <m:t>−</m:t>
-            </m:r>
-            <m:sSup>
-              <m:e>
-                <m:r>
-                  <m:t>Y</m:t>
-                </m:r>
-              </m:e>
-              <m:sup>
-                <m:r>
-                  <m:t>0</m:t>
-                </m:r>
-              </m:sup>
-            </m:sSup>
-            <m:r>
-              <m:rPr>
-                <m:sty m:val="p"/>
-              </m:rPr>
-              <m:t>∣</m:t>
-            </m:r>
-            <m:r>
-              <m:t>L</m:t>
+            <m:r>
+              <m:t>Y</m:t>
             </m:r>
           </m:e>
-        </m:d>
+          <m:sup>
+            <m:r>
+              <m:t>1</m:t>
+            </m:r>
+          </m:sup>
+        </m:sSup>
+        <m:r>
+          <m:rPr>
+            <m:sty m:val="p"/>
+          </m:rPr>
+          <m:t>−</m:t>
+        </m:r>
+        <m:sSup>
+          <m:e>
+            <m:r>
+              <m:t>Y</m:t>
+            </m:r>
+          </m:e>
+          <m:sup>
+            <m:r>
+              <m:t>0</m:t>
+            </m:r>
+          </m:sup>
+        </m:sSup>
+        <m:r>
+          <m:rPr>
+            <m:sty m:val="p"/>
+          </m:rPr>
+          <m:t>∣</m:t>
+        </m:r>
+        <m:r>
+          <m:t>L</m:t>
+        </m:r>
+        <m:r>
+          <m:rPr>
+            <m:sty m:val="p"/>
+          </m:rPr>
+          <m:t>]</m:t>
+        </m:r>
       </m:oMath>
       <w:r>
         <w:t xml:space="preserve">. We can average to get marginal effects.</w:t>
       </w:r>
     </w:p>
-    <w:bookmarkStart w:id="45" w:name="three-types-of-effects"/>
+    <w:bookmarkStart w:id="34" w:name="three-types-of-effects"/>
     <w:p>
       <w:pPr>
         <w:pStyle w:val="Heading3"/>
@@ -9245,46 +9428,48 @@
           <m:r>
             <m:t>E</m:t>
           </m:r>
-          <m:d>
-            <m:dPr>
-              <m:begChr m:val="["/>
-              <m:sepChr m:val=""/>
-              <m:endChr m:val="]"/>
-              <m:grow/>
-            </m:dPr>
-            <m:e>
-              <m:sSup>
-                <m:e>
-                  <m:r>
-                    <m:t>Y</m:t>
-                  </m:r>
-                </m:e>
-                <m:sup>
-                  <m:r>
-                    <m:t>1</m:t>
-                  </m:r>
-                </m:sup>
-              </m:sSup>
-              <m:r>
-                <m:rPr>
-                  <m:sty m:val="p"/>
-                </m:rPr>
-                <m:t>−</m:t>
-              </m:r>
-              <m:sSup>
-                <m:e>
-                  <m:r>
-                    <m:t>Y</m:t>
-                  </m:r>
-                </m:e>
-                <m:sup>
-                  <m:r>
-                    <m:t>0</m:t>
-                  </m:r>
-                </m:sup>
-              </m:sSup>
-            </m:e>
-          </m:d>
+          <m:r>
+            <m:rPr>
+              <m:sty m:val="p"/>
+            </m:rPr>
+            <m:t>[</m:t>
+          </m:r>
+          <m:sSup>
+            <m:e>
+              <m:r>
+                <m:t>Y</m:t>
+              </m:r>
+            </m:e>
+            <m:sup>
+              <m:r>
+                <m:t>1</m:t>
+              </m:r>
+            </m:sup>
+          </m:sSup>
+          <m:r>
+            <m:rPr>
+              <m:sty m:val="p"/>
+            </m:rPr>
+            <m:t>−</m:t>
+          </m:r>
+          <m:sSup>
+            <m:e>
+              <m:r>
+                <m:t>Y</m:t>
+              </m:r>
+            </m:e>
+            <m:sup>
+              <m:r>
+                <m:t>0</m:t>
+              </m:r>
+            </m:sup>
+          </m:sSup>
+          <m:r>
+            <m:rPr>
+              <m:sty m:val="p"/>
+            </m:rPr>
+            <m:t>]</m:t>
+          </m:r>
         </m:oMath>
       </m:oMathPara>
     </w:p>
@@ -9329,55 +9514,57 @@
           <m:r>
             <m:t>E</m:t>
           </m:r>
-          <m:d>
-            <m:dPr>
-              <m:begChr m:val="["/>
-              <m:sepChr m:val=""/>
-              <m:endChr m:val="]"/>
-              <m:grow/>
-            </m:dPr>
-            <m:e>
-              <m:sSup>
-                <m:e>
-                  <m:r>
-                    <m:t>Y</m:t>
-                  </m:r>
-                </m:e>
-                <m:sup>
-                  <m:r>
-                    <m:t>1</m:t>
-                  </m:r>
-                </m:sup>
-              </m:sSup>
-              <m:r>
-                <m:rPr>
-                  <m:sty m:val="p"/>
-                </m:rPr>
-                <m:t>−</m:t>
-              </m:r>
-              <m:sSup>
-                <m:e>
-                  <m:r>
-                    <m:t>Y</m:t>
-                  </m:r>
-                </m:e>
-                <m:sup>
-                  <m:r>
-                    <m:t>0</m:t>
-                  </m:r>
-                </m:sup>
-              </m:sSup>
-              <m:r>
-                <m:rPr>
-                  <m:sty m:val="p"/>
-                </m:rPr>
-                <m:t>∣</m:t>
-              </m:r>
-              <m:r>
-                <m:t>L</m:t>
-              </m:r>
-            </m:e>
-          </m:d>
+          <m:r>
+            <m:rPr>
+              <m:sty m:val="p"/>
+            </m:rPr>
+            <m:t>[</m:t>
+          </m:r>
+          <m:sSup>
+            <m:e>
+              <m:r>
+                <m:t>Y</m:t>
+              </m:r>
+            </m:e>
+            <m:sup>
+              <m:r>
+                <m:t>1</m:t>
+              </m:r>
+            </m:sup>
+          </m:sSup>
+          <m:r>
+            <m:rPr>
+              <m:sty m:val="p"/>
+            </m:rPr>
+            <m:t>−</m:t>
+          </m:r>
+          <m:sSup>
+            <m:e>
+              <m:r>
+                <m:t>Y</m:t>
+              </m:r>
+            </m:e>
+            <m:sup>
+              <m:r>
+                <m:t>0</m:t>
+              </m:r>
+            </m:sup>
+          </m:sSup>
+          <m:r>
+            <m:rPr>
+              <m:sty m:val="p"/>
+            </m:rPr>
+            <m:t>∣</m:t>
+          </m:r>
+          <m:r>
+            <m:t>L</m:t>
+          </m:r>
+          <m:r>
+            <m:rPr>
+              <m:sty m:val="p"/>
+            </m:rPr>
+            <m:t>]</m:t>
+          </m:r>
         </m:oMath>
       </m:oMathPara>
     </w:p>
@@ -9448,8 +9635,8 @@
         </m:oMath>
       </m:oMathPara>
     </w:p>
-    <w:bookmarkEnd w:id="45"/>
-    <w:bookmarkStart w:id="46" w:name="methods-and-natural-estimands"/>
+    <w:bookmarkEnd w:id="34"/>
+    <w:bookmarkStart w:id="35" w:name="methods-and-natural-estimands"/>
     <w:p>
       <w:pPr>
         <w:pStyle w:val="Heading3"/>
@@ -9551,37 +9738,39 @@
               <m:r>
                 <m:t>E</m:t>
               </m:r>
-              <m:d>
-                <m:dPr>
-                  <m:begChr m:val="["/>
-                  <m:sepChr m:val=""/>
-                  <m:endChr m:val="]"/>
-                  <m:grow/>
-                </m:dPr>
+              <m:r>
+                <m:rPr>
+                  <m:sty m:val="p"/>
+                </m:rPr>
+                <m:t>[</m:t>
+              </m:r>
+              <m:sSup>
                 <m:e>
-                  <m:sSup>
-                    <m:e>
-                      <m:r>
-                        <m:t>Y</m:t>
-                      </m:r>
-                    </m:e>
-                    <m:sup>
-                      <m:r>
-                        <m:t>a</m:t>
-                      </m:r>
-                    </m:sup>
-                  </m:sSup>
                   <m:r>
-                    <m:rPr>
-                      <m:sty m:val="p"/>
-                    </m:rPr>
-                    <m:t>∣</m:t>
-                  </m:r>
-                  <m:r>
-                    <m:t>V</m:t>
+                    <m:t>Y</m:t>
                   </m:r>
                 </m:e>
-              </m:d>
+                <m:sup>
+                  <m:r>
+                    <m:t>a</m:t>
+                  </m:r>
+                </m:sup>
+              </m:sSup>
+              <m:r>
+                <m:rPr>
+                  <m:sty m:val="p"/>
+                </m:rPr>
+                <m:t>∣</m:t>
+              </m:r>
+              <m:r>
+                <m:t>V</m:t>
+              </m:r>
+              <m:r>
+                <m:rPr>
+                  <m:sty m:val="p"/>
+                </m:rPr>
+                <m:t>]</m:t>
+              </m:r>
             </m:oMath>
             <w:r>
               <w:t xml:space="preserve"> </w:t>
@@ -9720,55 +9909,57 @@
         <m:r>
           <m:t>E</m:t>
         </m:r>
-        <m:d>
-          <m:dPr>
-            <m:begChr m:val="["/>
-            <m:sepChr m:val=""/>
-            <m:endChr m:val="]"/>
-            <m:grow/>
-          </m:dPr>
+        <m:r>
+          <m:rPr>
+            <m:sty m:val="p"/>
+          </m:rPr>
+          <m:t>[</m:t>
+        </m:r>
+        <m:sSup>
           <m:e>
-            <m:sSup>
-              <m:e>
-                <m:r>
-                  <m:t>Y</m:t>
-                </m:r>
-              </m:e>
-              <m:sup>
-                <m:r>
-                  <m:t>1</m:t>
-                </m:r>
-              </m:sup>
-            </m:sSup>
-            <m:r>
-              <m:rPr>
-                <m:sty m:val="p"/>
-              </m:rPr>
-              <m:t>−</m:t>
-            </m:r>
-            <m:sSup>
-              <m:e>
-                <m:r>
-                  <m:t>Y</m:t>
-                </m:r>
-              </m:e>
-              <m:sup>
-                <m:r>
-                  <m:t>0</m:t>
-                </m:r>
-              </m:sup>
-            </m:sSup>
-            <m:r>
-              <m:rPr>
-                <m:sty m:val="p"/>
-              </m:rPr>
-              <m:t>∣</m:t>
-            </m:r>
-            <m:r>
-              <m:t>L</m:t>
+            <m:r>
+              <m:t>Y</m:t>
             </m:r>
           </m:e>
-        </m:d>
+          <m:sup>
+            <m:r>
+              <m:t>1</m:t>
+            </m:r>
+          </m:sup>
+        </m:sSup>
+        <m:r>
+          <m:rPr>
+            <m:sty m:val="p"/>
+          </m:rPr>
+          <m:t>−</m:t>
+        </m:r>
+        <m:sSup>
+          <m:e>
+            <m:r>
+              <m:t>Y</m:t>
+            </m:r>
+          </m:e>
+          <m:sup>
+            <m:r>
+              <m:t>0</m:t>
+            </m:r>
+          </m:sup>
+        </m:sSup>
+        <m:r>
+          <m:rPr>
+            <m:sty m:val="p"/>
+          </m:rPr>
+          <m:t>∣</m:t>
+        </m:r>
+        <m:r>
+          <m:t>L</m:t>
+        </m:r>
+        <m:r>
+          <m:rPr>
+            <m:sty m:val="p"/>
+          </m:rPr>
+          <m:t>]</m:t>
+        </m:r>
       </m:oMath>
       <w:r>
         <w:t xml:space="preserve"> </w:t>
@@ -9840,9 +10031,9 @@
         <w:t xml:space="preserve">For robustness: Consider doubly robust methods that combine approaches</w:t>
       </w:r>
     </w:p>
-    <w:bookmarkEnd w:id="46"/>
-    <w:bookmarkEnd w:id="47"/>
-    <w:bookmarkStart w:id="51" w:name="summary"/>
+    <w:bookmarkEnd w:id="35"/>
+    <w:bookmarkEnd w:id="36"/>
+    <w:bookmarkStart w:id="40" w:name="summary"/>
     <w:p>
       <w:pPr>
         <w:pStyle w:val="Heading2"/>
@@ -9936,19 +10127,21 @@
         <m:r>
           <m:t>H</m:t>
         </m:r>
-        <m:d>
-          <m:dPr>
-            <m:begChr m:val="("/>
-            <m:sepChr m:val=""/>
-            <m:endChr m:val=")"/>
-            <m:grow/>
-          </m:dPr>
-          <m:e>
-            <m:r>
-              <m:t>ψ</m:t>
-            </m:r>
-          </m:e>
-        </m:d>
+        <m:r>
+          <m:rPr>
+            <m:sty m:val="p"/>
+          </m:rPr>
+          <m:t>(</m:t>
+        </m:r>
+        <m:r>
+          <m:t>ψ</m:t>
+        </m:r>
+        <m:r>
+          <m:rPr>
+            <m:sty m:val="p"/>
+          </m:rPr>
+          <m:t>)</m:t>
+        </m:r>
       </m:oMath>
       <w:r>
         <w:t xml:space="preserve"> </w:t>
@@ -10013,19 +10206,21 @@
         <m:r>
           <m:t>H</m:t>
         </m:r>
-        <m:d>
-          <m:dPr>
-            <m:begChr m:val="("/>
-            <m:sepChr m:val=""/>
-            <m:endChr m:val=")"/>
-            <m:grow/>
-          </m:dPr>
-          <m:e>
-            <m:r>
-              <m:t>ψ</m:t>
-            </m:r>
-          </m:e>
-        </m:d>
+        <m:r>
+          <m:rPr>
+            <m:sty m:val="p"/>
+          </m:rPr>
+          <m:t>(</m:t>
+        </m:r>
+        <m:r>
+          <m:t>ψ</m:t>
+        </m:r>
+        <m:r>
+          <m:rPr>
+            <m:sty m:val="p"/>
+          </m:rPr>
+          <m:t>)</m:t>
+        </m:r>
       </m:oMath>
       <w:r>
         <w:t xml:space="preserve"> </w:t>
@@ -10607,8 +10802,8 @@
         <w:t xml:space="preserve">: Chapter 15 discusses outcome regression and propensity scores in more detail, and Chapter 16 introduces instrumental variables, another approach for dealing with unmeasured confounding.</w:t>
       </w:r>
     </w:p>
-    <w:bookmarkStart w:id="50" w:name="refs"/>
-    <w:bookmarkStart w:id="49" w:name="ref-hernan2020causal"/>
+    <w:bookmarkStart w:id="39" w:name="refs"/>
+    <w:bookmarkStart w:id="38" w:name="ref-hernan2020causal"/>
     <w:p>
       <w:pPr>
         <w:pStyle w:val="Bibliography"/>
@@ -10627,12 +10822,12 @@
         <w:t xml:space="preserve">Causal Inference: What If</w:t>
       </w:r>
       <w:r>
-        <w:t xml:space="preserve">. Boca Raton: Chapman &amp; Hall/CRC.</w:t>
-      </w:r>
-      <w:r>
-        <w:t xml:space="preserve"> </w:t>
-      </w:r>
-      <w:hyperlink r:id="rId48">
+        <w:t xml:space="preserve">. Chapman &amp; Hall/CRC.</w:t>
+      </w:r>
+      <w:r>
+        <w:t xml:space="preserve"> </w:t>
+      </w:r>
+      <w:hyperlink r:id="rId37">
         <w:r>
           <w:rPr>
             <w:rStyle w:val="Hyperlink"/>
@@ -10644,9 +10839,9 @@
         <w:t xml:space="preserve">.</w:t>
       </w:r>
     </w:p>
-    <w:bookmarkEnd w:id="49"/>
-    <w:bookmarkEnd w:id="50"/>
-    <w:bookmarkEnd w:id="51"/>
+    <w:bookmarkEnd w:id="38"/>
+    <w:bookmarkEnd w:id="39"/>
+    <w:bookmarkEnd w:id="40"/>
     <w:sectPr>
       <w:footnotePr>
         <w:numRestart w:val="eachSect"/>
@@ -11121,10 +11316,10 @@
   <w:docDefaults>
     <w:rPrDefault>
       <w:rPr>
-        <w:rFonts w:asciiTheme="minorHAnsi" w:cstheme="minorBidi" w:eastAsiaTheme="minorHAnsi" w:hAnsiTheme="minorHAnsi"/>
+        <w:rFonts w:asciiTheme="minorHAnsi" w:cstheme="minorBidi" w:eastAsiaTheme="minorEastAsia" w:hAnsiTheme="minorHAnsi"/>
         <w:sz w:val="24"/>
         <w:szCs w:val="24"/>
-        <w:lang w:bidi="ar-SA" w:eastAsia="en-US" w:val="en-US"/>
+        <w:lang w:bidi="ar-SA" w:eastAsia="zh-CN" w:val="en-US"/>
       </w:rPr>
     </w:rPrDefault>
     <w:pPrDefault>
@@ -11665,13 +11860,6 @@
       </w:tblCellMar>
     </w:tblPr>
     <w:tblStylePr w:type="firstRow">
-      <w:tblPr>
-        <w:jc w:val="left"/>
-        <w:tblInd w:type="dxa" w:w="0"/>
-      </w:tblPr>
-      <w:trPr>
-        <w:jc w:val="left"/>
-      </w:trPr>
       <w:tcPr>
         <w:tcBorders>
           <w:bottom w:val="single"/>

--- a/chapters/14-g-estimation-structural-nested-models.docx
+++ b/chapters/14-g-estimation-structural-nested-models.docx
@@ -139,142 +139,308 @@
         <w:t xml:space="preserve">Structural nested models directly parameterize the causal effect rather than the mean outcome or treatment probability.</w:t>
       </w:r>
     </w:p>
-    <w:bookmarkStart w:id="9" w:name="def-snm"/>
-    <w:p>
-      <w:pPr>
-        <w:pStyle w:val="BodyText"/>
-      </w:pPr>
-      <w:r>
-        <w:rPr>
-          <w:b/>
-          <w:bCs/>
-        </w:rPr>
-        <w:t xml:space="preserve">Definition 1 (Structural Nested Mean Model)</w:t>
-      </w:r>
-      <w:r>
-        <w:t xml:space="preserve"> </w:t>
-      </w:r>
-      <w:r>
-        <w:t xml:space="preserve">A</w:t>
-      </w:r>
-      <w:r>
-        <w:t xml:space="preserve"> </w:t>
-      </w:r>
-      <w:r>
-        <w:rPr>
-          <w:b/>
-          <w:bCs/>
-        </w:rPr>
-        <w:t xml:space="preserve">structural nested mean model (SNMM)</w:t>
-      </w:r>
-      <w:r>
-        <w:t xml:space="preserve"> </w:t>
-      </w:r>
-      <w:r>
-        <w:t xml:space="preserve">specifies how the mean of</w:t>
-      </w:r>
-      <w:r>
-        <w:t xml:space="preserve"> </w:t>
-      </w:r>
-      <m:oMath>
-        <m:sSup>
-          <m:e>
-            <m:r>
-              <m:t>Y</m:t>
-            </m:r>
-          </m:e>
-          <m:sup>
-            <m:r>
-              <m:t>a</m:t>
-            </m:r>
-          </m:sup>
-        </m:sSup>
-      </m:oMath>
-      <w:r>
-        <w:t xml:space="preserve"> </w:t>
-      </w:r>
-      <w:r>
-        <w:t xml:space="preserve">differs from the mean of</w:t>
-      </w:r>
-      <w:r>
-        <w:t xml:space="preserve"> </w:t>
-      </w:r>
-      <m:oMath>
-        <m:sSup>
-          <m:e>
-            <m:r>
-              <m:t>Y</m:t>
-            </m:r>
-          </m:e>
-          <m:sup>
-            <m:sSup>
-              <m:e>
+    <w:tbl>
+      <w:tblPr>
+        <w:tblStyle w:val="Table"/>
+        <w:tblInd w:w="164" w:type="dxa"/>
+        <w:tblBorders>
+          <w:left w:val="single" w:sz="24" w:space="0" w:color="909090"/>
+        </w:tblBorders>
+        <w:tblCellMar>
+          <w:left w:w="0" w:type="dxa"/>
+          <w:right w:w="0" w:type="dxa"/>
+        </w:tblCellMar>
+        <w:tblLook w:firstRow="0" w:lastRow="0" w:firstColumn="0" w:lastColumn="0" w:noHBand="0" w:noVBand="0" w:val="0000"/>
+      </w:tblPr>
+      <w:tblGrid>
+        <w:gridCol w:w="7920"/>
+      </w:tblGrid>
+      <w:tr>
+        <w:trPr>
+          <w:cantSplit/>
+        </w:trPr>
+        <w:tc>
+          <w:tcPr>
+            <w:tcMar>
+              <w:left w:w="144" w:type="dxa"/>
+            </w:tcMar>
+          </w:tcPr>
+          <w:p>
+            <w:pPr>
+              <w:pStyle w:val="BodyText"/>
+            </w:pPr>
+            <w:pPr>
+              <w:spacing w:before="16" w:after="64"/>
+            </w:pPr>
+          </w:p>
+          <w:bookmarkStart w:id="9" w:name="def-snm"/>
+          <w:p>
+            <w:pPr>
+              <w:pStyle w:val="BodyText"/>
+            </w:pPr>
+            <w:r>
+              <w:rPr>
+                <w:b/>
+                <w:bCs/>
+              </w:rPr>
+              <w:t xml:space="preserve">Definition 1 (Structural Nested Mean Model)</w:t>
+            </w:r>
+            <w:r>
+              <w:t xml:space="preserve"> </w:t>
+            </w:r>
+            <w:r>
+              <w:t xml:space="preserve">A</w:t>
+            </w:r>
+            <w:r>
+              <w:t xml:space="preserve"> </w:t>
+            </w:r>
+            <w:r>
+              <w:rPr>
+                <w:b/>
+                <w:bCs/>
+              </w:rPr>
+              <w:t xml:space="preserve">structural nested mean model (SNMM)</w:t>
+            </w:r>
+            <w:r>
+              <w:t xml:space="preserve"> </w:t>
+            </w:r>
+            <w:r>
+              <w:t xml:space="preserve">specifies how the mean of</w:t>
+            </w:r>
+            <w:r>
+              <w:t xml:space="preserve"> </w:t>
+            </w:r>
+            <m:oMath>
+              <m:sSup>
+                <m:e>
+                  <m:r>
+                    <m:t>Y</m:t>
+                  </m:r>
+                </m:e>
+                <m:sup>
+                  <m:r>
+                    <m:t>a</m:t>
+                  </m:r>
+                </m:sup>
+              </m:sSup>
+            </m:oMath>
+            <w:r>
+              <w:t xml:space="preserve"> </w:t>
+            </w:r>
+            <w:r>
+              <w:t xml:space="preserve">differs from the mean of</w:t>
+            </w:r>
+            <w:r>
+              <w:t xml:space="preserve"> </w:t>
+            </w:r>
+            <m:oMath>
+              <m:sSup>
+                <m:e>
+                  <m:r>
+                    <m:t>Y</m:t>
+                  </m:r>
+                </m:e>
+                <m:sup>
+                  <m:sSup>
+                    <m:e>
+                      <m:r>
+                        <m:t>a</m:t>
+                      </m:r>
+                    </m:e>
+                    <m:sup>
+                      <m:r>
+                        <m:rPr>
+                          <m:sty m:val="p"/>
+                        </m:rPr>
+                        <m:t>′</m:t>
+                      </m:r>
+                    </m:sup>
+                  </m:sSup>
+                </m:sup>
+              </m:sSup>
+            </m:oMath>
+            <w:r>
+              <w:t xml:space="preserve"> </w:t>
+            </w:r>
+            <w:r>
+              <w:t xml:space="preserve">as a function of treatment and covariates:</w:t>
+            </w:r>
+          </w:p>
+          <w:p>
+            <w:pPr>
+              <w:pStyle w:val="BodyText"/>
+            </w:pPr>
+            <m:oMathPara>
+              <m:oMathParaPr>
+                <m:jc m:val="center"/>
+              </m:oMathParaPr>
+              <m:oMath>
                 <m:r>
-                  <m:t>a</m:t>
+                  <m:t>E</m:t>
                 </m:r>
-              </m:e>
-              <m:sup>
                 <m:r>
                   <m:rPr>
                     <m:sty m:val="p"/>
                   </m:rPr>
-                  <m:t>′</m:t>
+                  <m:t>[</m:t>
                 </m:r>
-              </m:sup>
-            </m:sSup>
-          </m:sup>
-        </m:sSup>
-      </m:oMath>
-      <w:r>
-        <w:t xml:space="preserve"> </w:t>
-      </w:r>
-      <w:r>
-        <w:t xml:space="preserve">as a function of treatment and covariates:</w:t>
-      </w:r>
-    </w:p>
-    <w:p>
-      <w:pPr>
-        <w:pStyle w:val="BodyText"/>
-      </w:pPr>
-      <m:oMathPara>
-        <m:oMathParaPr>
-          <m:jc m:val="center"/>
-        </m:oMathParaPr>
-        <m:oMath>
-          <m:r>
-            <m:t>E</m:t>
-          </m:r>
-          <m:r>
-            <m:rPr>
-              <m:sty m:val="p"/>
-            </m:rPr>
-            <m:t>[</m:t>
-          </m:r>
-          <m:sSup>
-            <m:e>
-              <m:r>
-                <m:t>Y</m:t>
-              </m:r>
-            </m:e>
-            <m:sup>
+                <m:sSup>
+                  <m:e>
+                    <m:r>
+                      <m:t>Y</m:t>
+                    </m:r>
+                  </m:e>
+                  <m:sup>
+                    <m:r>
+                      <m:t>a</m:t>
+                    </m:r>
+                  </m:sup>
+                </m:sSup>
+                <m:r>
+                  <m:rPr>
+                    <m:sty m:val="p"/>
+                  </m:rPr>
+                  <m:t>−</m:t>
+                </m:r>
+                <m:sSup>
+                  <m:e>
+                    <m:r>
+                      <m:t>Y</m:t>
+                    </m:r>
+                  </m:e>
+                  <m:sup>
+                    <m:sSup>
+                      <m:e>
+                        <m:r>
+                          <m:t>a</m:t>
+                        </m:r>
+                      </m:e>
+                      <m:sup>
+                        <m:r>
+                          <m:rPr>
+                            <m:sty m:val="p"/>
+                          </m:rPr>
+                          <m:t>′</m:t>
+                        </m:r>
+                      </m:sup>
+                    </m:sSup>
+                  </m:sup>
+                </m:sSup>
+                <m:r>
+                  <m:rPr>
+                    <m:sty m:val="p"/>
+                  </m:rPr>
+                  <m:t>∣</m:t>
+                </m:r>
+                <m:r>
+                  <m:t>L</m:t>
+                </m:r>
+                <m:r>
+                  <m:rPr>
+                    <m:sty m:val="p"/>
+                  </m:rPr>
+                  <m:t>]</m:t>
+                </m:r>
+                <m:r>
+                  <m:rPr>
+                    <m:sty m:val="p"/>
+                  </m:rPr>
+                  <m:t>=</m:t>
+                </m:r>
+                <m:r>
+                  <m:t>γ</m:t>
+                </m:r>
+                <m:r>
+                  <m:rPr>
+                    <m:sty m:val="p"/>
+                  </m:rPr>
+                  <m:t>(</m:t>
+                </m:r>
+                <m:r>
+                  <m:t>a</m:t>
+                </m:r>
+                <m:r>
+                  <m:rPr>
+                    <m:sty m:val="p"/>
+                  </m:rPr>
+                  <m:t>,</m:t>
+                </m:r>
+                <m:sSup>
+                  <m:e>
+                    <m:r>
+                      <m:t>a</m:t>
+                    </m:r>
+                  </m:e>
+                  <m:sup>
+                    <m:r>
+                      <m:rPr>
+                        <m:sty m:val="p"/>
+                      </m:rPr>
+                      <m:t>′</m:t>
+                    </m:r>
+                  </m:sup>
+                </m:sSup>
+                <m:r>
+                  <m:rPr>
+                    <m:sty m:val="p"/>
+                  </m:rPr>
+                  <m:t>;</m:t>
+                </m:r>
+                <m:r>
+                  <m:t>ψ</m:t>
+                </m:r>
+                <m:r>
+                  <m:rPr>
+                    <m:sty m:val="p"/>
+                  </m:rPr>
+                  <m:t>,</m:t>
+                </m:r>
+                <m:r>
+                  <m:t>L</m:t>
+                </m:r>
+                <m:r>
+                  <m:rPr>
+                    <m:sty m:val="p"/>
+                  </m:rPr>
+                  <m:t>)</m:t>
+                </m:r>
+              </m:oMath>
+            </m:oMathPara>
+          </w:p>
+          <w:p>
+            <w:pPr>
+              <w:pStyle w:val="FirstParagraph"/>
+            </w:pPr>
+            <w:r>
+              <w:t xml:space="preserve">For dichotomous treatment with</w:t>
+            </w:r>
+            <w:r>
+              <w:t xml:space="preserve"> </w:t>
+            </w:r>
+            <m:oMath>
               <m:r>
                 <m:t>a</m:t>
               </m:r>
-            </m:sup>
-          </m:sSup>
-          <m:r>
-            <m:rPr>
-              <m:sty m:val="p"/>
-            </m:rPr>
-            <m:t>−</m:t>
-          </m:r>
-          <m:sSup>
-            <m:e>
-              <m:r>
-                <m:t>Y</m:t>
-              </m:r>
-            </m:e>
-            <m:sup>
+              <m:r>
+                <m:rPr>
+                  <m:sty m:val="p"/>
+                </m:rPr>
+                <m:t>=</m:t>
+              </m:r>
+              <m:r>
+                <m:t>1</m:t>
+              </m:r>
+            </m:oMath>
+            <w:r>
+              <w:t xml:space="preserve"> </w:t>
+            </w:r>
+            <w:r>
+              <w:t xml:space="preserve">and</w:t>
+            </w:r>
+            <w:r>
+              <w:t xml:space="preserve"> </w:t>
+            </w:r>
+            <m:oMath>
               <m:sSup>
                 <m:e>
                   <m:r>
@@ -290,150 +456,232 @@
                   </m:r>
                 </m:sup>
               </m:sSup>
-            </m:sup>
-          </m:sSup>
-          <m:r>
-            <m:rPr>
-              <m:sty m:val="p"/>
-            </m:rPr>
-            <m:t>∣</m:t>
-          </m:r>
-          <m:r>
-            <m:t>L</m:t>
-          </m:r>
-          <m:r>
-            <m:rPr>
-              <m:sty m:val="p"/>
-            </m:rPr>
-            <m:t>]</m:t>
-          </m:r>
-          <m:r>
-            <m:rPr>
-              <m:sty m:val="p"/>
-            </m:rPr>
-            <m:t>=</m:t>
-          </m:r>
-          <m:r>
-            <m:t>γ</m:t>
-          </m:r>
-          <m:r>
-            <m:rPr>
-              <m:sty m:val="p"/>
-            </m:rPr>
-            <m:t>(</m:t>
-          </m:r>
-          <m:r>
-            <m:t>a</m:t>
-          </m:r>
-          <m:r>
-            <m:rPr>
-              <m:sty m:val="p"/>
-            </m:rPr>
-            <m:t>,</m:t>
-          </m:r>
-          <m:sSup>
-            <m:e>
-              <m:r>
-                <m:t>a</m:t>
-              </m:r>
-            </m:e>
-            <m:sup>
               <m:r>
                 <m:rPr>
                   <m:sty m:val="p"/>
                 </m:rPr>
-                <m:t>′</m:t>
-              </m:r>
-            </m:sup>
-          </m:sSup>
-          <m:r>
-            <m:rPr>
-              <m:sty m:val="p"/>
-            </m:rPr>
-            <m:t>;</m:t>
-          </m:r>
-          <m:r>
-            <m:t>ψ</m:t>
-          </m:r>
-          <m:r>
-            <m:rPr>
-              <m:sty m:val="p"/>
-            </m:rPr>
-            <m:t>,</m:t>
-          </m:r>
-          <m:r>
-            <m:t>L</m:t>
-          </m:r>
-          <m:r>
-            <m:rPr>
-              <m:sty m:val="p"/>
-            </m:rPr>
-            <m:t>)</m:t>
-          </m:r>
-        </m:oMath>
-      </m:oMathPara>
+                <m:t>=</m:t>
+              </m:r>
+              <m:r>
+                <m:t>0</m:t>
+              </m:r>
+            </m:oMath>
+            <w:r>
+              <w:t xml:space="preserve">:</w:t>
+            </w:r>
+          </w:p>
+          <w:p>
+            <w:pPr>
+              <w:pStyle w:val="BodyText"/>
+            </w:pPr>
+            <m:oMathPara>
+              <m:oMathParaPr>
+                <m:jc m:val="center"/>
+              </m:oMathParaPr>
+              <m:oMath>
+                <m:r>
+                  <m:t>E</m:t>
+                </m:r>
+                <m:r>
+                  <m:rPr>
+                    <m:sty m:val="p"/>
+                  </m:rPr>
+                  <m:t>[</m:t>
+                </m:r>
+                <m:sSup>
+                  <m:e>
+                    <m:r>
+                      <m:t>Y</m:t>
+                    </m:r>
+                  </m:e>
+                  <m:sup>
+                    <m:r>
+                      <m:t>1</m:t>
+                    </m:r>
+                  </m:sup>
+                </m:sSup>
+                <m:r>
+                  <m:rPr>
+                    <m:sty m:val="p"/>
+                  </m:rPr>
+                  <m:t>−</m:t>
+                </m:r>
+                <m:sSup>
+                  <m:e>
+                    <m:r>
+                      <m:t>Y</m:t>
+                    </m:r>
+                  </m:e>
+                  <m:sup>
+                    <m:r>
+                      <m:t>0</m:t>
+                    </m:r>
+                  </m:sup>
+                </m:sSup>
+                <m:r>
+                  <m:rPr>
+                    <m:sty m:val="p"/>
+                  </m:rPr>
+                  <m:t>∣</m:t>
+                </m:r>
+                <m:r>
+                  <m:t>L</m:t>
+                </m:r>
+                <m:r>
+                  <m:rPr>
+                    <m:sty m:val="p"/>
+                  </m:rPr>
+                  <m:t>]</m:t>
+                </m:r>
+                <m:r>
+                  <m:rPr>
+                    <m:sty m:val="p"/>
+                  </m:rPr>
+                  <m:t>=</m:t>
+                </m:r>
+                <m:sSub>
+                  <m:e>
+                    <m:r>
+                      <m:t>ψ</m:t>
+                    </m:r>
+                  </m:e>
+                  <m:sub>
+                    <m:r>
+                      <m:t>0</m:t>
+                    </m:r>
+                  </m:sub>
+                </m:sSub>
+                <m:r>
+                  <m:rPr>
+                    <m:sty m:val="p"/>
+                  </m:rPr>
+                  <m:t>+</m:t>
+                </m:r>
+                <m:sSubSup>
+                  <m:e>
+                    <m:r>
+                      <m:t>ψ</m:t>
+                    </m:r>
+                  </m:e>
+                  <m:sub>
+                    <m:r>
+                      <m:t>1</m:t>
+                    </m:r>
+                  </m:sub>
+                  <m:sup>
+                    <m:r>
+                      <m:rPr>
+                        <m:sty m:val="p"/>
+                      </m:rPr>
+                      <m:t>⊤</m:t>
+                    </m:r>
+                  </m:sup>
+                </m:sSubSup>
+                <m:r>
+                  <m:t>L</m:t>
+                </m:r>
+              </m:oMath>
+            </m:oMathPara>
+          </w:p>
+          <w:p>
+            <w:pPr>
+              <w:pStyle w:val="FirstParagraph"/>
+            </w:pPr>
+            <w:r>
+              <w:t xml:space="preserve">where</w:t>
+            </w:r>
+            <w:r>
+              <w:t xml:space="preserve"> </w:t>
+            </w:r>
+            <m:oMath>
+              <m:r>
+                <m:t>ψ</m:t>
+              </m:r>
+              <m:r>
+                <m:rPr>
+                  <m:sty m:val="p"/>
+                </m:rPr>
+                <m:t>=</m:t>
+              </m:r>
+              <m:r>
+                <m:rPr>
+                  <m:sty m:val="p"/>
+                </m:rPr>
+                <m:t>(</m:t>
+              </m:r>
+              <m:sSub>
+                <m:e>
+                  <m:r>
+                    <m:t>ψ</m:t>
+                  </m:r>
+                </m:e>
+                <m:sub>
+                  <m:r>
+                    <m:t>0</m:t>
+                  </m:r>
+                </m:sub>
+              </m:sSub>
+              <m:r>
+                <m:rPr>
+                  <m:sty m:val="p"/>
+                </m:rPr>
+                <m:t>,</m:t>
+              </m:r>
+              <m:sSub>
+                <m:e>
+                  <m:r>
+                    <m:t>ψ</m:t>
+                  </m:r>
+                </m:e>
+                <m:sub>
+                  <m:r>
+                    <m:t>1</m:t>
+                  </m:r>
+                </m:sub>
+              </m:sSub>
+              <m:r>
+                <m:rPr>
+                  <m:sty m:val="p"/>
+                </m:rPr>
+                <m:t>)</m:t>
+              </m:r>
+            </m:oMath>
+            <w:r>
+              <w:t xml:space="preserve"> </w:t>
+            </w:r>
+            <w:r>
+              <w:t xml:space="preserve">are the parameters of interest.</w:t>
+            </w:r>
+          </w:p>
+          <w:bookmarkEnd w:id="9"/>
+        </w:tc>
+      </w:tr>
+    </w:tbl>
+    <w:bookmarkStart w:id="10" w:name="comparison-to-previous-approaches"/>
+    <w:p>
+      <w:pPr>
+        <w:pStyle w:val="Heading3"/>
+      </w:pPr>
+      <w:r>
+        <w:t xml:space="preserve">1.1 Comparison to Previous Approaches</w:t>
+      </w:r>
     </w:p>
     <w:p>
       <w:pPr>
         <w:pStyle w:val="FirstParagraph"/>
       </w:pPr>
       <w:r>
-        <w:t xml:space="preserve">For dichotomous treatment with</w:t>
-      </w:r>
-      <w:r>
-        <w:t xml:space="preserve"> </w:t>
-      </w:r>
-      <m:oMath>
-        <m:r>
-          <m:t>a</m:t>
-        </m:r>
-        <m:r>
-          <m:rPr>
-            <m:sty m:val="p"/>
-          </m:rPr>
-          <m:t>=</m:t>
-        </m:r>
-        <m:r>
-          <m:t>1</m:t>
-        </m:r>
-      </m:oMath>
-      <w:r>
-        <w:t xml:space="preserve"> </w:t>
-      </w:r>
-      <w:r>
-        <w:t xml:space="preserve">and</w:t>
-      </w:r>
-      <w:r>
-        <w:t xml:space="preserve"> </w:t>
-      </w:r>
-      <m:oMath>
-        <m:sSup>
-          <m:e>
-            <m:r>
-              <m:t>a</m:t>
-            </m:r>
-          </m:e>
-          <m:sup>
-            <m:r>
-              <m:rPr>
-                <m:sty m:val="p"/>
-              </m:rPr>
-              <m:t>′</m:t>
-            </m:r>
-          </m:sup>
-        </m:sSup>
-        <m:r>
-          <m:rPr>
-            <m:sty m:val="p"/>
-          </m:rPr>
-          <m:t>=</m:t>
-        </m:r>
-        <m:r>
-          <m:t>0</m:t>
-        </m:r>
-      </m:oMath>
-      <w:r>
-        <w:t xml:space="preserve">:</w:t>
+        <w:rPr>
+          <w:b/>
+          <w:bCs/>
+        </w:rPr>
+        <w:t xml:space="preserve">Marginal structural model</w:t>
+      </w:r>
+      <w:r>
+        <w:t xml:space="preserve"> </w:t>
+      </w:r>
+      <w:r>
+        <w:t xml:space="preserve">(IP weighting):</w:t>
       </w:r>
     </w:p>
     <w:p>
@@ -462,7 +710,7 @@
             </m:e>
             <m:sup>
               <m:r>
-                <m:t>1</m:t>
+                <m:t>a</m:t>
               </m:r>
             </m:sup>
           </m:sSup>
@@ -470,33 +718,6 @@
             <m:rPr>
               <m:sty m:val="p"/>
             </m:rPr>
-            <m:t>−</m:t>
-          </m:r>
-          <m:sSup>
-            <m:e>
-              <m:r>
-                <m:t>Y</m:t>
-              </m:r>
-            </m:e>
-            <m:sup>
-              <m:r>
-                <m:t>0</m:t>
-              </m:r>
-            </m:sup>
-          </m:sSup>
-          <m:r>
-            <m:rPr>
-              <m:sty m:val="p"/>
-            </m:rPr>
-            <m:t>∣</m:t>
-          </m:r>
-          <m:r>
-            <m:t>L</m:t>
-          </m:r>
-          <m:r>
-            <m:rPr>
-              <m:sty m:val="p"/>
-            </m:rPr>
             <m:t>]</m:t>
           </m:r>
           <m:r>
@@ -508,7 +729,7 @@
           <m:sSub>
             <m:e>
               <m:r>
-                <m:t>ψ</m:t>
+                <m:t>β</m:t>
               </m:r>
             </m:e>
             <m:sub>
@@ -523,10 +744,10 @@
             </m:rPr>
             <m:t>+</m:t>
           </m:r>
-          <m:sSubSup>
+          <m:sSub>
             <m:e>
               <m:r>
-                <m:t>ψ</m:t>
+                <m:t>β</m:t>
               </m:r>
             </m:e>
             <m:sub>
@@ -534,17 +755,9 @@
                 <m:t>1</m:t>
               </m:r>
             </m:sub>
-            <m:sup>
-              <m:r>
-                <m:rPr>
-                  <m:sty m:val="p"/>
-                </m:rPr>
-                <m:t>⊤</m:t>
-              </m:r>
-            </m:sup>
-          </m:sSubSup>
-          <m:r>
-            <m:t>L</m:t>
+          </m:sSub>
+          <m:r>
+            <m:t>a</m:t>
           </m:r>
         </m:oMath>
       </m:oMathPara>
@@ -554,97 +767,36 @@
         <w:pStyle w:val="FirstParagraph"/>
       </w:pPr>
       <w:r>
-        <w:t xml:space="preserve">where</w:t>
+        <w:t xml:space="preserve">Models the mean outcome under treatment</w:t>
       </w:r>
       <w:r>
         <w:t xml:space="preserve"> </w:t>
       </w:r>
       <m:oMath>
         <m:r>
-          <m:t>ψ</m:t>
-        </m:r>
-        <m:r>
-          <m:rPr>
-            <m:sty m:val="p"/>
-          </m:rPr>
-          <m:t>=</m:t>
-        </m:r>
-        <m:r>
-          <m:rPr>
-            <m:sty m:val="p"/>
-          </m:rPr>
-          <m:t>(</m:t>
-        </m:r>
-        <m:sSub>
-          <m:e>
-            <m:r>
-              <m:t>ψ</m:t>
-            </m:r>
-          </m:e>
-          <m:sub>
-            <m:r>
-              <m:t>0</m:t>
-            </m:r>
-          </m:sub>
-        </m:sSub>
-        <m:r>
-          <m:rPr>
-            <m:sty m:val="p"/>
-          </m:rPr>
-          <m:t>,</m:t>
-        </m:r>
-        <m:sSub>
-          <m:e>
-            <m:r>
-              <m:t>ψ</m:t>
-            </m:r>
-          </m:e>
-          <m:sub>
-            <m:r>
-              <m:t>1</m:t>
-            </m:r>
-          </m:sub>
-        </m:sSub>
-        <m:r>
-          <m:rPr>
-            <m:sty m:val="p"/>
-          </m:rPr>
-          <m:t>)</m:t>
+          <m:t>a</m:t>
         </m:r>
       </m:oMath>
       <w:r>
-        <w:t xml:space="preserve"> </w:t>
-      </w:r>
-      <w:r>
-        <w:t xml:space="preserve">are the parameters of interest.</w:t>
-      </w:r>
-    </w:p>
-    <w:bookmarkEnd w:id="9"/>
-    <w:bookmarkStart w:id="10" w:name="comparison-to-previous-approaches"/>
-    <w:p>
-      <w:pPr>
-        <w:pStyle w:val="Heading3"/>
-      </w:pPr>
-      <w:r>
-        <w:t xml:space="preserve">1.1 Comparison to Previous Approaches</w:t>
-      </w:r>
-    </w:p>
-    <w:p>
-      <w:pPr>
-        <w:pStyle w:val="FirstParagraph"/>
+        <w:t xml:space="preserve">.</w:t>
+      </w:r>
+    </w:p>
+    <w:p>
+      <w:pPr>
+        <w:pStyle w:val="BodyText"/>
       </w:pPr>
       <w:r>
         <w:rPr>
           <w:b/>
           <w:bCs/>
         </w:rPr>
-        <w:t xml:space="preserve">Marginal structural model</w:t>
-      </w:r>
-      <w:r>
-        <w:t xml:space="preserve"> </w:t>
-      </w:r>
-      <w:r>
-        <w:t xml:space="preserve">(IP weighting):</w:t>
+        <w:t xml:space="preserve">Outcome regression</w:t>
+      </w:r>
+      <w:r>
+        <w:t xml:space="preserve"> </w:t>
+      </w:r>
+      <w:r>
+        <w:t xml:space="preserve">(standardization):</w:t>
       </w:r>
     </w:p>
     <w:p>
@@ -665,18 +817,27 @@
             </m:rPr>
             <m:t>[</m:t>
           </m:r>
-          <m:sSup>
-            <m:e>
-              <m:r>
-                <m:t>Y</m:t>
-              </m:r>
-            </m:e>
-            <m:sup>
-              <m:r>
-                <m:t>a</m:t>
-              </m:r>
-            </m:sup>
-          </m:sSup>
+          <m:r>
+            <m:t>Y</m:t>
+          </m:r>
+          <m:r>
+            <m:rPr>
+              <m:sty m:val="p"/>
+            </m:rPr>
+            <m:t>∣</m:t>
+          </m:r>
+          <m:r>
+            <m:t>A</m:t>
+          </m:r>
+          <m:r>
+            <m:rPr>
+              <m:sty m:val="p"/>
+            </m:rPr>
+            <m:t>,</m:t>
+          </m:r>
+          <m:r>
+            <m:t>L</m:t>
+          </m:r>
           <m:r>
             <m:rPr>
               <m:sty m:val="p"/>
@@ -720,7 +881,86 @@
             </m:sub>
           </m:sSub>
           <m:r>
-            <m:t>a</m:t>
+            <m:t>A</m:t>
+          </m:r>
+          <m:r>
+            <m:rPr>
+              <m:sty m:val="p"/>
+            </m:rPr>
+            <m:t>+</m:t>
+          </m:r>
+          <m:sSubSup>
+            <m:e>
+              <m:r>
+                <m:t>β</m:t>
+              </m:r>
+            </m:e>
+            <m:sub>
+              <m:r>
+                <m:t>2</m:t>
+              </m:r>
+            </m:sub>
+            <m:sup>
+              <m:r>
+                <m:rPr>
+                  <m:sty m:val="p"/>
+                </m:rPr>
+                <m:t>⊤</m:t>
+              </m:r>
+            </m:sup>
+          </m:sSubSup>
+          <m:r>
+            <m:t>L</m:t>
+          </m:r>
+          <m:r>
+            <m:rPr>
+              <m:sty m:val="p"/>
+            </m:rPr>
+            <m:t>+</m:t>
+          </m:r>
+          <m:sSubSup>
+            <m:e>
+              <m:r>
+                <m:t>β</m:t>
+              </m:r>
+            </m:e>
+            <m:sub>
+              <m:r>
+                <m:t>3</m:t>
+              </m:r>
+            </m:sub>
+            <m:sup>
+              <m:r>
+                <m:rPr>
+                  <m:sty m:val="p"/>
+                </m:rPr>
+                <m:t>⊤</m:t>
+              </m:r>
+            </m:sup>
+          </m:sSubSup>
+          <m:r>
+            <m:rPr>
+              <m:sty m:val="p"/>
+            </m:rPr>
+            <m:t>(</m:t>
+          </m:r>
+          <m:r>
+            <m:t>A</m:t>
+          </m:r>
+          <m:r>
+            <m:rPr>
+              <m:sty m:val="p"/>
+            </m:rPr>
+            <m:t>×</m:t>
+          </m:r>
+          <m:r>
+            <m:t>L</m:t>
+          </m:r>
+          <m:r>
+            <m:rPr>
+              <m:sty m:val="p"/>
+            </m:rPr>
+            <m:t>)</m:t>
           </m:r>
         </m:oMath>
       </m:oMathPara>
@@ -730,18 +970,7 @@
         <w:pStyle w:val="FirstParagraph"/>
       </w:pPr>
       <w:r>
-        <w:t xml:space="preserve">Models the mean outcome under treatment</w:t>
-      </w:r>
-      <w:r>
-        <w:t xml:space="preserve"> </w:t>
-      </w:r>
-      <m:oMath>
-        <m:r>
-          <m:t>a</m:t>
-        </m:r>
-      </m:oMath>
-      <w:r>
-        <w:t xml:space="preserve">.</w:t>
+        <w:t xml:space="preserve">Models the conditional mean outcome given treatment and confounders.</w:t>
       </w:r>
     </w:p>
     <w:p>
@@ -753,13 +982,13 @@
           <w:b/>
           <w:bCs/>
         </w:rPr>
-        <w:t xml:space="preserve">Outcome regression</w:t>
-      </w:r>
-      <w:r>
-        <w:t xml:space="preserve"> </w:t>
-      </w:r>
-      <w:r>
-        <w:t xml:space="preserve">(standardization):</w:t>
+        <w:t xml:space="preserve">Structural nested model</w:t>
+      </w:r>
+      <w:r>
+        <w:t xml:space="preserve"> </w:t>
+      </w:r>
+      <w:r>
+        <w:t xml:space="preserve">(G-estimation):</w:t>
       </w:r>
     </w:p>
     <w:p>
@@ -780,198 +1009,6 @@
             </m:rPr>
             <m:t>[</m:t>
           </m:r>
-          <m:r>
-            <m:t>Y</m:t>
-          </m:r>
-          <m:r>
-            <m:rPr>
-              <m:sty m:val="p"/>
-            </m:rPr>
-            <m:t>∣</m:t>
-          </m:r>
-          <m:r>
-            <m:t>A</m:t>
-          </m:r>
-          <m:r>
-            <m:rPr>
-              <m:sty m:val="p"/>
-            </m:rPr>
-            <m:t>,</m:t>
-          </m:r>
-          <m:r>
-            <m:t>L</m:t>
-          </m:r>
-          <m:r>
-            <m:rPr>
-              <m:sty m:val="p"/>
-            </m:rPr>
-            <m:t>]</m:t>
-          </m:r>
-          <m:r>
-            <m:rPr>
-              <m:sty m:val="p"/>
-            </m:rPr>
-            <m:t>=</m:t>
-          </m:r>
-          <m:sSub>
-            <m:e>
-              <m:r>
-                <m:t>β</m:t>
-              </m:r>
-            </m:e>
-            <m:sub>
-              <m:r>
-                <m:t>0</m:t>
-              </m:r>
-            </m:sub>
-          </m:sSub>
-          <m:r>
-            <m:rPr>
-              <m:sty m:val="p"/>
-            </m:rPr>
-            <m:t>+</m:t>
-          </m:r>
-          <m:sSub>
-            <m:e>
-              <m:r>
-                <m:t>β</m:t>
-              </m:r>
-            </m:e>
-            <m:sub>
-              <m:r>
-                <m:t>1</m:t>
-              </m:r>
-            </m:sub>
-          </m:sSub>
-          <m:r>
-            <m:t>A</m:t>
-          </m:r>
-          <m:r>
-            <m:rPr>
-              <m:sty m:val="p"/>
-            </m:rPr>
-            <m:t>+</m:t>
-          </m:r>
-          <m:sSubSup>
-            <m:e>
-              <m:r>
-                <m:t>β</m:t>
-              </m:r>
-            </m:e>
-            <m:sub>
-              <m:r>
-                <m:t>2</m:t>
-              </m:r>
-            </m:sub>
-            <m:sup>
-              <m:r>
-                <m:rPr>
-                  <m:sty m:val="p"/>
-                </m:rPr>
-                <m:t>⊤</m:t>
-              </m:r>
-            </m:sup>
-          </m:sSubSup>
-          <m:r>
-            <m:t>L</m:t>
-          </m:r>
-          <m:r>
-            <m:rPr>
-              <m:sty m:val="p"/>
-            </m:rPr>
-            <m:t>+</m:t>
-          </m:r>
-          <m:sSubSup>
-            <m:e>
-              <m:r>
-                <m:t>β</m:t>
-              </m:r>
-            </m:e>
-            <m:sub>
-              <m:r>
-                <m:t>3</m:t>
-              </m:r>
-            </m:sub>
-            <m:sup>
-              <m:r>
-                <m:rPr>
-                  <m:sty m:val="p"/>
-                </m:rPr>
-                <m:t>⊤</m:t>
-              </m:r>
-            </m:sup>
-          </m:sSubSup>
-          <m:r>
-            <m:rPr>
-              <m:sty m:val="p"/>
-            </m:rPr>
-            <m:t>(</m:t>
-          </m:r>
-          <m:r>
-            <m:t>A</m:t>
-          </m:r>
-          <m:r>
-            <m:rPr>
-              <m:sty m:val="p"/>
-            </m:rPr>
-            <m:t>×</m:t>
-          </m:r>
-          <m:r>
-            <m:t>L</m:t>
-          </m:r>
-          <m:r>
-            <m:rPr>
-              <m:sty m:val="p"/>
-            </m:rPr>
-            <m:t>)</m:t>
-          </m:r>
-        </m:oMath>
-      </m:oMathPara>
-    </w:p>
-    <w:p>
-      <w:pPr>
-        <w:pStyle w:val="FirstParagraph"/>
-      </w:pPr>
-      <w:r>
-        <w:t xml:space="preserve">Models the conditional mean outcome given treatment and confounders.</w:t>
-      </w:r>
-    </w:p>
-    <w:p>
-      <w:pPr>
-        <w:pStyle w:val="BodyText"/>
-      </w:pPr>
-      <w:r>
-        <w:rPr>
-          <w:b/>
-          <w:bCs/>
-        </w:rPr>
-        <w:t xml:space="preserve">Structural nested model</w:t>
-      </w:r>
-      <w:r>
-        <w:t xml:space="preserve"> </w:t>
-      </w:r>
-      <w:r>
-        <w:t xml:space="preserve">(G-estimation):</w:t>
-      </w:r>
-    </w:p>
-    <w:p>
-      <w:pPr>
-        <w:pStyle w:val="BodyText"/>
-      </w:pPr>
-      <m:oMathPara>
-        <m:oMathParaPr>
-          <m:jc m:val="center"/>
-        </m:oMathParaPr>
-        <m:oMath>
-          <m:r>
-            <m:t>E</m:t>
-          </m:r>
-          <m:r>
-            <m:rPr>
-              <m:sty m:val="p"/>
-            </m:rPr>
-            <m:t>[</m:t>
-          </m:r>
           <m:sSup>
             <m:e>
               <m:r>
@@ -1249,21 +1286,469 @@
         <w:t xml:space="preserve">G-estimation relies on the assumption that treatment affects everyone in the same direction (though possibly by different amounts).</w:t>
       </w:r>
     </w:p>
-    <w:bookmarkStart w:id="12" w:name="def-rank-preservation"/>
-    <w:p>
-      <w:pPr>
-        <w:pStyle w:val="BodyText"/>
+    <w:tbl>
+      <w:tblPr>
+        <w:tblStyle w:val="Table"/>
+        <w:tblInd w:w="164" w:type="dxa"/>
+        <w:tblBorders>
+          <w:left w:val="single" w:sz="24" w:space="0" w:color="909090"/>
+        </w:tblBorders>
+        <w:tblCellMar>
+          <w:left w:w="0" w:type="dxa"/>
+          <w:right w:w="0" w:type="dxa"/>
+        </w:tblCellMar>
+        <w:tblLook w:firstRow="0" w:lastRow="0" w:firstColumn="0" w:lastColumn="0" w:noHBand="0" w:noVBand="0" w:val="0000"/>
+      </w:tblPr>
+      <w:tblGrid>
+        <w:gridCol w:w="7920"/>
+      </w:tblGrid>
+      <w:tr>
+        <w:trPr>
+          <w:cantSplit/>
+        </w:trPr>
+        <w:tc>
+          <w:tcPr>
+            <w:tcMar>
+              <w:left w:w="144" w:type="dxa"/>
+            </w:tcMar>
+          </w:tcPr>
+          <w:p>
+            <w:pPr>
+              <w:pStyle w:val="BodyText"/>
+            </w:pPr>
+            <w:pPr>
+              <w:spacing w:before="16" w:after="64"/>
+            </w:pPr>
+          </w:p>
+          <w:bookmarkStart w:id="12" w:name="def-rank-preservation"/>
+          <w:p>
+            <w:pPr>
+              <w:pStyle w:val="BodyText"/>
+            </w:pPr>
+            <w:r>
+              <w:rPr>
+                <w:b/>
+                <w:bCs/>
+              </w:rPr>
+              <w:t xml:space="preserve">Definition 2 (Rank Preservation)</w:t>
+            </w:r>
+            <w:r>
+              <w:t xml:space="preserve"> </w:t>
+            </w:r>
+            <w:r>
+              <w:rPr>
+                <w:b/>
+                <w:bCs/>
+              </w:rPr>
+              <w:t xml:space="preserve">Rank preservation</w:t>
+            </w:r>
+            <w:r>
+              <w:t xml:space="preserve"> </w:t>
+            </w:r>
+            <w:r>
+              <w:t xml:space="preserve">(also called</w:t>
+            </w:r>
+            <w:r>
+              <w:t xml:space="preserve"> </w:t>
+            </w:r>
+            <w:r>
+              <w:rPr>
+                <w:b/>
+                <w:bCs/>
+              </w:rPr>
+              <w:t xml:space="preserve">monotonicity</w:t>
+            </w:r>
+            <w:r>
+              <w:t xml:space="preserve"> </w:t>
+            </w:r>
+            <w:r>
+              <w:t xml:space="preserve">or</w:t>
+            </w:r>
+            <w:r>
+              <w:t xml:space="preserve"> </w:t>
+            </w:r>
+            <w:r>
+              <w:rPr>
+                <w:b/>
+                <w:bCs/>
+              </w:rPr>
+              <w:t xml:space="preserve">no qualitative interaction</w:t>
+            </w:r>
+            <w:r>
+              <w:t xml:space="preserve">) assumes:</w:t>
+            </w:r>
+          </w:p>
+          <w:p>
+            <w:pPr>
+              <w:pStyle w:val="BodyText"/>
+            </w:pPr>
+            <w:r>
+              <w:t xml:space="preserve">If</w:t>
+            </w:r>
+            <w:r>
+              <w:t xml:space="preserve"> </w:t>
+            </w:r>
+            <m:oMath>
+              <m:sSubSup>
+                <m:e>
+                  <m:r>
+                    <m:t>Y</m:t>
+                  </m:r>
+                </m:e>
+                <m:sub>
+                  <m:r>
+                    <m:t>i</m:t>
+                  </m:r>
+                </m:sub>
+                <m:sup>
+                  <m:r>
+                    <m:t>1</m:t>
+                  </m:r>
+                </m:sup>
+              </m:sSubSup>
+              <m:r>
+                <m:rPr>
+                  <m:sty m:val="p"/>
+                </m:rPr>
+                <m:t>&gt;</m:t>
+              </m:r>
+              <m:sSubSup>
+                <m:e>
+                  <m:r>
+                    <m:t>Y</m:t>
+                  </m:r>
+                </m:e>
+                <m:sub>
+                  <m:r>
+                    <m:t>j</m:t>
+                  </m:r>
+                </m:sub>
+                <m:sup>
+                  <m:r>
+                    <m:t>1</m:t>
+                  </m:r>
+                </m:sup>
+              </m:sSubSup>
+            </m:oMath>
+            <w:r>
+              <w:t xml:space="preserve">, then</w:t>
+            </w:r>
+            <w:r>
+              <w:t xml:space="preserve"> </w:t>
+            </w:r>
+            <m:oMath>
+              <m:sSubSup>
+                <m:e>
+                  <m:r>
+                    <m:t>Y</m:t>
+                  </m:r>
+                </m:e>
+                <m:sub>
+                  <m:r>
+                    <m:t>i</m:t>
+                  </m:r>
+                </m:sub>
+                <m:sup>
+                  <m:r>
+                    <m:t>0</m:t>
+                  </m:r>
+                </m:sup>
+              </m:sSubSup>
+              <m:r>
+                <m:rPr>
+                  <m:sty m:val="p"/>
+                </m:rPr>
+                <m:t>&gt;</m:t>
+              </m:r>
+              <m:sSubSup>
+                <m:e>
+                  <m:r>
+                    <m:t>Y</m:t>
+                  </m:r>
+                </m:e>
+                <m:sub>
+                  <m:r>
+                    <m:t>j</m:t>
+                  </m:r>
+                </m:sub>
+                <m:sup>
+                  <m:r>
+                    <m:t>0</m:t>
+                  </m:r>
+                </m:sup>
+              </m:sSubSup>
+            </m:oMath>
+            <w:r>
+              <w:t xml:space="preserve"> </w:t>
+            </w:r>
+            <w:r>
+              <w:t xml:space="preserve">for all individuals</w:t>
+            </w:r>
+            <w:r>
+              <w:t xml:space="preserve"> </w:t>
+            </w:r>
+            <m:oMath>
+              <m:r>
+                <m:t>i</m:t>
+              </m:r>
+              <m:r>
+                <m:rPr>
+                  <m:sty m:val="p"/>
+                </m:rPr>
+                <m:t>,</m:t>
+              </m:r>
+              <m:r>
+                <m:t>j</m:t>
+              </m:r>
+            </m:oMath>
+            <w:r>
+              <w:t xml:space="preserve">.</w:t>
+            </w:r>
+          </w:p>
+          <w:p>
+            <w:pPr>
+              <w:pStyle w:val="BodyText"/>
+            </w:pPr>
+            <w:r>
+              <w:t xml:space="preserve">Equivalently: Treatment does not reverse the ranking of individuals with respect to the outcome.</w:t>
+            </w:r>
+          </w:p>
+          <w:bookmarkEnd w:id="12"/>
+        </w:tc>
+      </w:tr>
+    </w:tbl>
+    <w:bookmarkStart w:id="13" w:name="implications"/>
+    <w:p>
+      <w:pPr>
+        <w:pStyle w:val="Heading3"/>
+      </w:pPr>
+      <w:r>
+        <w:t xml:space="preserve">2.1 Implications</w:t>
+      </w:r>
+    </w:p>
+    <w:p>
+      <w:pPr>
+        <w:pStyle w:val="FirstParagraph"/>
       </w:pPr>
       <w:r>
         <w:rPr>
           <w:b/>
           <w:bCs/>
         </w:rPr>
-        <w:t xml:space="preserve">Definition 2 (Rank Preservation)</w:t>
-      </w:r>
-      <w:r>
-        <w:t xml:space="preserve"> </w:t>
-      </w:r>
+        <w:t xml:space="preserve">Allowed under rank preservation</w:t>
+      </w:r>
+      <w:r>
+        <w:t xml:space="preserve">:</w:t>
+      </w:r>
+      <w:r>
+        <w:t xml:space="preserve"> </w:t>
+      </w:r>
+      <w:r>
+        <w:t xml:space="preserve">- Individual causal effects</w:t>
+      </w:r>
+      <w:r>
+        <w:t xml:space="preserve"> </w:t>
+      </w:r>
+      <m:oMath>
+        <m:sSubSup>
+          <m:e>
+            <m:r>
+              <m:t>Y</m:t>
+            </m:r>
+          </m:e>
+          <m:sub>
+            <m:r>
+              <m:t>i</m:t>
+            </m:r>
+          </m:sub>
+          <m:sup>
+            <m:r>
+              <m:t>1</m:t>
+            </m:r>
+          </m:sup>
+        </m:sSubSup>
+        <m:r>
+          <m:rPr>
+            <m:sty m:val="p"/>
+          </m:rPr>
+          <m:t>−</m:t>
+        </m:r>
+        <m:sSubSup>
+          <m:e>
+            <m:r>
+              <m:t>Y</m:t>
+            </m:r>
+          </m:e>
+          <m:sub>
+            <m:r>
+              <m:t>i</m:t>
+            </m:r>
+          </m:sub>
+          <m:sup>
+            <m:r>
+              <m:t>0</m:t>
+            </m:r>
+          </m:sup>
+        </m:sSubSup>
+      </m:oMath>
+      <w:r>
+        <w:t xml:space="preserve"> </w:t>
+      </w:r>
+      <w:r>
+        <w:t xml:space="preserve">can differ across individuals</w:t>
+      </w:r>
+      <w:r>
+        <w:t xml:space="preserve"> </w:t>
+      </w:r>
+      <w:r>
+        <w:t xml:space="preserve">- Some individuals can have large effects, others small effects</w:t>
+      </w:r>
+      <w:r>
+        <w:t xml:space="preserve"> </w:t>
+      </w:r>
+      <w:r>
+        <w:t xml:space="preserve">- Effects can vary with covariates</w:t>
+      </w:r>
+      <w:r>
+        <w:t xml:space="preserve"> </w:t>
+      </w:r>
+      <m:oMath>
+        <m:r>
+          <m:t>L</m:t>
+        </m:r>
+      </m:oMath>
+    </w:p>
+    <w:p>
+      <w:pPr>
+        <w:pStyle w:val="BodyText"/>
+      </w:pPr>
+      <w:r>
+        <w:rPr>
+          <w:b/>
+          <w:bCs/>
+        </w:rPr>
+        <w:t xml:space="preserve">NOT allowed under rank preservation</w:t>
+      </w:r>
+      <w:r>
+        <w:t xml:space="preserve">:</w:t>
+      </w:r>
+      <w:r>
+        <w:t xml:space="preserve"> </w:t>
+      </w:r>
+      <w:r>
+        <w:t xml:space="preserve">- Treatment helps some individuals (</w:t>
+      </w:r>
+      <m:oMath>
+        <m:sSubSup>
+          <m:e>
+            <m:r>
+              <m:t>Y</m:t>
+            </m:r>
+          </m:e>
+          <m:sub>
+            <m:r>
+              <m:t>i</m:t>
+            </m:r>
+          </m:sub>
+          <m:sup>
+            <m:r>
+              <m:t>1</m:t>
+            </m:r>
+          </m:sup>
+        </m:sSubSup>
+        <m:r>
+          <m:rPr>
+            <m:sty m:val="p"/>
+          </m:rPr>
+          <m:t>&gt;</m:t>
+        </m:r>
+        <m:sSubSup>
+          <m:e>
+            <m:r>
+              <m:t>Y</m:t>
+            </m:r>
+          </m:e>
+          <m:sub>
+            <m:r>
+              <m:t>i</m:t>
+            </m:r>
+          </m:sub>
+          <m:sup>
+            <m:r>
+              <m:t>0</m:t>
+            </m:r>
+          </m:sup>
+        </m:sSubSup>
+      </m:oMath>
+      <w:r>
+        <w:t xml:space="preserve">) and harms others (</w:t>
+      </w:r>
+      <m:oMath>
+        <m:sSubSup>
+          <m:e>
+            <m:r>
+              <m:t>Y</m:t>
+            </m:r>
+          </m:e>
+          <m:sub>
+            <m:r>
+              <m:t>j</m:t>
+            </m:r>
+          </m:sub>
+          <m:sup>
+            <m:r>
+              <m:t>1</m:t>
+            </m:r>
+          </m:sup>
+        </m:sSubSup>
+        <m:r>
+          <m:rPr>
+            <m:sty m:val="p"/>
+          </m:rPr>
+          <m:t>&lt;</m:t>
+        </m:r>
+        <m:sSubSup>
+          <m:e>
+            <m:r>
+              <m:t>Y</m:t>
+            </m:r>
+          </m:e>
+          <m:sub>
+            <m:r>
+              <m:t>j</m:t>
+            </m:r>
+          </m:sub>
+          <m:sup>
+            <m:r>
+              <m:t>0</m:t>
+            </m:r>
+          </m:sup>
+        </m:sSubSup>
+      </m:oMath>
+      <w:r>
+        <w:t xml:space="preserve">)</w:t>
+      </w:r>
+      <w:r>
+        <w:t xml:space="preserve"> </w:t>
+      </w:r>
+      <w:r>
+        <w:t xml:space="preserve">- Qualitative interactions where treatment reverses rankings</w:t>
+      </w:r>
+    </w:p>
+    <w:bookmarkEnd w:id="13"/>
+    <w:bookmarkStart w:id="14" w:name="example-smoking-cessation-and-weight"/>
+    <w:p>
+      <w:pPr>
+        <w:pStyle w:val="Heading3"/>
+      </w:pPr>
+      <w:r>
+        <w:t xml:space="preserve">2.2 Example: Smoking Cessation and Weight</w:t>
+      </w:r>
+    </w:p>
+    <w:p>
+      <w:pPr>
+        <w:pStyle w:val="FirstParagraph"/>
+      </w:pPr>
       <w:r>
         <w:rPr>
           <w:b/>
@@ -1272,417 +1757,6 @@
         <w:t xml:space="preserve">Rank preservation</w:t>
       </w:r>
       <w:r>
-        <w:t xml:space="preserve"> </w:t>
-      </w:r>
-      <w:r>
-        <w:t xml:space="preserve">(also called</w:t>
-      </w:r>
-      <w:r>
-        <w:t xml:space="preserve"> </w:t>
-      </w:r>
-      <w:r>
-        <w:rPr>
-          <w:b/>
-          <w:bCs/>
-        </w:rPr>
-        <w:t xml:space="preserve">monotonicity</w:t>
-      </w:r>
-      <w:r>
-        <w:t xml:space="preserve"> </w:t>
-      </w:r>
-      <w:r>
-        <w:t xml:space="preserve">or</w:t>
-      </w:r>
-      <w:r>
-        <w:t xml:space="preserve"> </w:t>
-      </w:r>
-      <w:r>
-        <w:rPr>
-          <w:b/>
-          <w:bCs/>
-        </w:rPr>
-        <w:t xml:space="preserve">no qualitative interaction</w:t>
-      </w:r>
-      <w:r>
-        <w:t xml:space="preserve">) assumes:</w:t>
-      </w:r>
-    </w:p>
-    <w:p>
-      <w:pPr>
-        <w:pStyle w:val="BodyText"/>
-      </w:pPr>
-      <w:r>
-        <w:t xml:space="preserve">If</w:t>
-      </w:r>
-      <w:r>
-        <w:t xml:space="preserve"> </w:t>
-      </w:r>
-      <m:oMath>
-        <m:sSubSup>
-          <m:e>
-            <m:r>
-              <m:t>Y</m:t>
-            </m:r>
-          </m:e>
-          <m:sub>
-            <m:r>
-              <m:t>i</m:t>
-            </m:r>
-          </m:sub>
-          <m:sup>
-            <m:r>
-              <m:t>1</m:t>
-            </m:r>
-          </m:sup>
-        </m:sSubSup>
-        <m:r>
-          <m:rPr>
-            <m:sty m:val="p"/>
-          </m:rPr>
-          <m:t>&gt;</m:t>
-        </m:r>
-        <m:sSubSup>
-          <m:e>
-            <m:r>
-              <m:t>Y</m:t>
-            </m:r>
-          </m:e>
-          <m:sub>
-            <m:r>
-              <m:t>j</m:t>
-            </m:r>
-          </m:sub>
-          <m:sup>
-            <m:r>
-              <m:t>1</m:t>
-            </m:r>
-          </m:sup>
-        </m:sSubSup>
-      </m:oMath>
-      <w:r>
-        <w:t xml:space="preserve">, then</w:t>
-      </w:r>
-      <w:r>
-        <w:t xml:space="preserve"> </w:t>
-      </w:r>
-      <m:oMath>
-        <m:sSubSup>
-          <m:e>
-            <m:r>
-              <m:t>Y</m:t>
-            </m:r>
-          </m:e>
-          <m:sub>
-            <m:r>
-              <m:t>i</m:t>
-            </m:r>
-          </m:sub>
-          <m:sup>
-            <m:r>
-              <m:t>0</m:t>
-            </m:r>
-          </m:sup>
-        </m:sSubSup>
-        <m:r>
-          <m:rPr>
-            <m:sty m:val="p"/>
-          </m:rPr>
-          <m:t>&gt;</m:t>
-        </m:r>
-        <m:sSubSup>
-          <m:e>
-            <m:r>
-              <m:t>Y</m:t>
-            </m:r>
-          </m:e>
-          <m:sub>
-            <m:r>
-              <m:t>j</m:t>
-            </m:r>
-          </m:sub>
-          <m:sup>
-            <m:r>
-              <m:t>0</m:t>
-            </m:r>
-          </m:sup>
-        </m:sSubSup>
-      </m:oMath>
-      <w:r>
-        <w:t xml:space="preserve"> </w:t>
-      </w:r>
-      <w:r>
-        <w:t xml:space="preserve">for all individuals</w:t>
-      </w:r>
-      <w:r>
-        <w:t xml:space="preserve"> </w:t>
-      </w:r>
-      <m:oMath>
-        <m:r>
-          <m:t>i</m:t>
-        </m:r>
-        <m:r>
-          <m:rPr>
-            <m:sty m:val="p"/>
-          </m:rPr>
-          <m:t>,</m:t>
-        </m:r>
-        <m:r>
-          <m:t>j</m:t>
-        </m:r>
-      </m:oMath>
-      <w:r>
-        <w:t xml:space="preserve">.</w:t>
-      </w:r>
-    </w:p>
-    <w:p>
-      <w:pPr>
-        <w:pStyle w:val="BodyText"/>
-      </w:pPr>
-      <w:r>
-        <w:t xml:space="preserve">Equivalently: Treatment does not reverse the ranking of individuals with respect to the outcome.</w:t>
-      </w:r>
-    </w:p>
-    <w:bookmarkEnd w:id="12"/>
-    <w:bookmarkStart w:id="13" w:name="implications"/>
-    <w:p>
-      <w:pPr>
-        <w:pStyle w:val="Heading3"/>
-      </w:pPr>
-      <w:r>
-        <w:t xml:space="preserve">2.1 Implications</w:t>
-      </w:r>
-    </w:p>
-    <w:p>
-      <w:pPr>
-        <w:pStyle w:val="FirstParagraph"/>
-      </w:pPr>
-      <w:r>
-        <w:rPr>
-          <w:b/>
-          <w:bCs/>
-        </w:rPr>
-        <w:t xml:space="preserve">Allowed under rank preservation</w:t>
-      </w:r>
-      <w:r>
-        <w:t xml:space="preserve">:</w:t>
-      </w:r>
-      <w:r>
-        <w:t xml:space="preserve"> </w:t>
-      </w:r>
-      <w:r>
-        <w:t xml:space="preserve">- Individual causal effects</w:t>
-      </w:r>
-      <w:r>
-        <w:t xml:space="preserve"> </w:t>
-      </w:r>
-      <m:oMath>
-        <m:sSubSup>
-          <m:e>
-            <m:r>
-              <m:t>Y</m:t>
-            </m:r>
-          </m:e>
-          <m:sub>
-            <m:r>
-              <m:t>i</m:t>
-            </m:r>
-          </m:sub>
-          <m:sup>
-            <m:r>
-              <m:t>1</m:t>
-            </m:r>
-          </m:sup>
-        </m:sSubSup>
-        <m:r>
-          <m:rPr>
-            <m:sty m:val="p"/>
-          </m:rPr>
-          <m:t>−</m:t>
-        </m:r>
-        <m:sSubSup>
-          <m:e>
-            <m:r>
-              <m:t>Y</m:t>
-            </m:r>
-          </m:e>
-          <m:sub>
-            <m:r>
-              <m:t>i</m:t>
-            </m:r>
-          </m:sub>
-          <m:sup>
-            <m:r>
-              <m:t>0</m:t>
-            </m:r>
-          </m:sup>
-        </m:sSubSup>
-      </m:oMath>
-      <w:r>
-        <w:t xml:space="preserve"> </w:t>
-      </w:r>
-      <w:r>
-        <w:t xml:space="preserve">can differ across individuals</w:t>
-      </w:r>
-      <w:r>
-        <w:t xml:space="preserve"> </w:t>
-      </w:r>
-      <w:r>
-        <w:t xml:space="preserve">- Some individuals can have large effects, others small effects</w:t>
-      </w:r>
-      <w:r>
-        <w:t xml:space="preserve"> </w:t>
-      </w:r>
-      <w:r>
-        <w:t xml:space="preserve">- Effects can vary with covariates</w:t>
-      </w:r>
-      <w:r>
-        <w:t xml:space="preserve"> </w:t>
-      </w:r>
-      <m:oMath>
-        <m:r>
-          <m:t>L</m:t>
-        </m:r>
-      </m:oMath>
-    </w:p>
-    <w:p>
-      <w:pPr>
-        <w:pStyle w:val="BodyText"/>
-      </w:pPr>
-      <w:r>
-        <w:rPr>
-          <w:b/>
-          <w:bCs/>
-        </w:rPr>
-        <w:t xml:space="preserve">NOT allowed under rank preservation</w:t>
-      </w:r>
-      <w:r>
-        <w:t xml:space="preserve">:</w:t>
-      </w:r>
-      <w:r>
-        <w:t xml:space="preserve"> </w:t>
-      </w:r>
-      <w:r>
-        <w:t xml:space="preserve">- Treatment helps some individuals (</w:t>
-      </w:r>
-      <m:oMath>
-        <m:sSubSup>
-          <m:e>
-            <m:r>
-              <m:t>Y</m:t>
-            </m:r>
-          </m:e>
-          <m:sub>
-            <m:r>
-              <m:t>i</m:t>
-            </m:r>
-          </m:sub>
-          <m:sup>
-            <m:r>
-              <m:t>1</m:t>
-            </m:r>
-          </m:sup>
-        </m:sSubSup>
-        <m:r>
-          <m:rPr>
-            <m:sty m:val="p"/>
-          </m:rPr>
-          <m:t>&gt;</m:t>
-        </m:r>
-        <m:sSubSup>
-          <m:e>
-            <m:r>
-              <m:t>Y</m:t>
-            </m:r>
-          </m:e>
-          <m:sub>
-            <m:r>
-              <m:t>i</m:t>
-            </m:r>
-          </m:sub>
-          <m:sup>
-            <m:r>
-              <m:t>0</m:t>
-            </m:r>
-          </m:sup>
-        </m:sSubSup>
-      </m:oMath>
-      <w:r>
-        <w:t xml:space="preserve">) and harms others (</w:t>
-      </w:r>
-      <m:oMath>
-        <m:sSubSup>
-          <m:e>
-            <m:r>
-              <m:t>Y</m:t>
-            </m:r>
-          </m:e>
-          <m:sub>
-            <m:r>
-              <m:t>j</m:t>
-            </m:r>
-          </m:sub>
-          <m:sup>
-            <m:r>
-              <m:t>1</m:t>
-            </m:r>
-          </m:sup>
-        </m:sSubSup>
-        <m:r>
-          <m:rPr>
-            <m:sty m:val="p"/>
-          </m:rPr>
-          <m:t>&lt;</m:t>
-        </m:r>
-        <m:sSubSup>
-          <m:e>
-            <m:r>
-              <m:t>Y</m:t>
-            </m:r>
-          </m:e>
-          <m:sub>
-            <m:r>
-              <m:t>j</m:t>
-            </m:r>
-          </m:sub>
-          <m:sup>
-            <m:r>
-              <m:t>0</m:t>
-            </m:r>
-          </m:sup>
-        </m:sSubSup>
-      </m:oMath>
-      <w:r>
-        <w:t xml:space="preserve">)</w:t>
-      </w:r>
-      <w:r>
-        <w:t xml:space="preserve"> </w:t>
-      </w:r>
-      <w:r>
-        <w:t xml:space="preserve">- Qualitative interactions where treatment reverses rankings</w:t>
-      </w:r>
-    </w:p>
-    <w:bookmarkEnd w:id="13"/>
-    <w:bookmarkStart w:id="14" w:name="example-smoking-cessation-and-weight"/>
-    <w:p>
-      <w:pPr>
-        <w:pStyle w:val="Heading3"/>
-      </w:pPr>
-      <w:r>
-        <w:t xml:space="preserve">2.2 Example: Smoking Cessation and Weight</w:t>
-      </w:r>
-    </w:p>
-    <w:p>
-      <w:pPr>
-        <w:pStyle w:val="FirstParagraph"/>
-      </w:pPr>
-      <w:r>
-        <w:rPr>
-          <w:b/>
-          <w:bCs/>
-        </w:rPr>
-        <w:t xml:space="preserve">Rank preservation</w:t>
-      </w:r>
-      <w:r>
         <w:t xml:space="preserve">:</w:t>
       </w:r>
       <w:r>
@@ -1906,370 +1980,407 @@
         <w:t xml:space="preserve">The key idea of G-estimation: under the null hypothesis of no causal effect with specific parameters, we can construct a pseudo-outcome that is independent of treatment.</w:t>
       </w:r>
     </w:p>
-    <w:bookmarkStart w:id="16" w:name="def-g-null"/>
-    <w:p>
-      <w:pPr>
-        <w:pStyle w:val="BodyText"/>
-      </w:pPr>
-      <w:r>
-        <w:rPr>
-          <w:b/>
-          <w:bCs/>
-        </w:rPr>
-        <w:t xml:space="preserve">Definition 3 (G-Null Hypothesis)</w:t>
-      </w:r>
-      <w:r>
-        <w:t xml:space="preserve"> </w:t>
-      </w:r>
-      <w:r>
-        <w:t xml:space="preserve">For a given parameter value</w:t>
-      </w:r>
-      <w:r>
-        <w:t xml:space="preserve"> </w:t>
-      </w:r>
-      <m:oMath>
-        <m:r>
-          <m:t>ψ</m:t>
-        </m:r>
-      </m:oMath>
-      <w:r>
-        <w:t xml:space="preserve">, define the</w:t>
-      </w:r>
-      <w:r>
-        <w:t xml:space="preserve"> </w:t>
-      </w:r>
-      <w:r>
-        <w:rPr>
-          <w:b/>
-          <w:bCs/>
-        </w:rPr>
-        <w:t xml:space="preserve">G-null hypothesis</w:t>
-      </w:r>
-      <w:r>
-        <w:t xml:space="preserve"> </w:t>
-      </w:r>
-      <m:oMath>
-        <m:sSub>
-          <m:e>
-            <m:r>
-              <m:t>H</m:t>
-            </m:r>
-          </m:e>
-          <m:sub>
-            <m:r>
-              <m:t>0</m:t>
-            </m:r>
-          </m:sub>
-        </m:sSub>
-        <m:r>
-          <m:rPr>
-            <m:sty m:val="p"/>
-          </m:rPr>
-          <m:t>(</m:t>
-        </m:r>
-        <m:r>
-          <m:t>ψ</m:t>
-        </m:r>
-        <m:r>
-          <m:rPr>
-            <m:sty m:val="p"/>
-          </m:rPr>
-          <m:t>)</m:t>
-        </m:r>
-      </m:oMath>
-      <w:r>
-        <w:t xml:space="preserve">:</w:t>
-      </w:r>
-    </w:p>
-    <w:p>
-      <w:pPr>
-        <w:pStyle w:val="BodyText"/>
-      </w:pPr>
-      <m:oMathPara>
-        <m:oMathParaPr>
-          <m:jc m:val="center"/>
-        </m:oMathParaPr>
-        <m:oMath>
-          <m:sSub>
-            <m:e>
-              <m:r>
-                <m:t>H</m:t>
-              </m:r>
-            </m:e>
-            <m:sub>
-              <m:r>
-                <m:t>0</m:t>
-              </m:r>
-            </m:sub>
-          </m:sSub>
-          <m:r>
-            <m:rPr>
-              <m:sty m:val="p"/>
-            </m:rPr>
-            <m:t>(</m:t>
-          </m:r>
-          <m:r>
-            <m:t>ψ</m:t>
-          </m:r>
-          <m:r>
-            <m:rPr>
-              <m:sty m:val="p"/>
-            </m:rPr>
-            <m:t>)</m:t>
-          </m:r>
-          <m:r>
-            <m:rPr>
-              <m:sty m:val="p"/>
-            </m:rPr>
-            <m:t>:</m:t>
-          </m:r>
-          <m:sSup>
-            <m:e>
-              <m:r>
-                <m:t>Y</m:t>
-              </m:r>
-            </m:e>
-            <m:sup>
-              <m:r>
-                <m:t>1</m:t>
-              </m:r>
-            </m:sup>
-          </m:sSup>
-          <m:r>
-            <m:rPr>
-              <m:sty m:val="p"/>
-            </m:rPr>
-            <m:t>−</m:t>
-          </m:r>
-          <m:sSup>
-            <m:e>
-              <m:r>
-                <m:t>Y</m:t>
-              </m:r>
-            </m:e>
-            <m:sup>
-              <m:r>
-                <m:t>0</m:t>
-              </m:r>
-            </m:sup>
-          </m:sSup>
-          <m:r>
-            <m:rPr>
-              <m:sty m:val="p"/>
-            </m:rPr>
-            <m:t>=</m:t>
-          </m:r>
-          <m:sSub>
-            <m:e>
+    <w:tbl>
+      <w:tblPr>
+        <w:tblStyle w:val="Table"/>
+        <w:tblInd w:w="164" w:type="dxa"/>
+        <w:tblBorders>
+          <w:left w:val="single" w:sz="24" w:space="0" w:color="909090"/>
+        </w:tblBorders>
+        <w:tblCellMar>
+          <w:left w:w="0" w:type="dxa"/>
+          <w:right w:w="0" w:type="dxa"/>
+        </w:tblCellMar>
+        <w:tblLook w:firstRow="0" w:lastRow="0" w:firstColumn="0" w:lastColumn="0" w:noHBand="0" w:noVBand="0" w:val="0000"/>
+      </w:tblPr>
+      <w:tblGrid>
+        <w:gridCol w:w="7920"/>
+      </w:tblGrid>
+      <w:tr>
+        <w:trPr>
+          <w:cantSplit/>
+        </w:trPr>
+        <w:tc>
+          <w:tcPr>
+            <w:tcMar>
+              <w:left w:w="144" w:type="dxa"/>
+            </w:tcMar>
+          </w:tcPr>
+          <w:p>
+            <w:pPr>
+              <w:pStyle w:val="BodyText"/>
+            </w:pPr>
+            <w:pPr>
+              <w:spacing w:before="16" w:after="64"/>
+            </w:pPr>
+          </w:p>
+          <w:bookmarkStart w:id="16" w:name="def-g-null"/>
+          <w:p>
+            <w:pPr>
+              <w:pStyle w:val="BodyText"/>
+            </w:pPr>
+            <w:r>
+              <w:rPr>
+                <w:b/>
+                <w:bCs/>
+              </w:rPr>
+              <w:t xml:space="preserve">Definition 3 (G-Null Hypothesis)</w:t>
+            </w:r>
+            <w:r>
+              <w:t xml:space="preserve"> </w:t>
+            </w:r>
+            <w:r>
+              <w:t xml:space="preserve">For a given parameter value</w:t>
+            </w:r>
+            <w:r>
+              <w:t xml:space="preserve"> </w:t>
+            </w:r>
+            <m:oMath>
               <m:r>
                 <m:t>ψ</m:t>
               </m:r>
-            </m:e>
-            <m:sub>
-              <m:r>
-                <m:t>0</m:t>
-              </m:r>
-            </m:sub>
-          </m:sSub>
-          <m:r>
-            <m:rPr>
-              <m:sty m:val="p"/>
-            </m:rPr>
-            <m:t>+</m:t>
-          </m:r>
-          <m:sSubSup>
-            <m:e>
-              <m:r>
-                <m:t>ψ</m:t>
-              </m:r>
-            </m:e>
-            <m:sub>
-              <m:r>
-                <m:t>1</m:t>
-              </m:r>
-            </m:sub>
-            <m:sup>
+            </m:oMath>
+            <w:r>
+              <w:t xml:space="preserve">, define the</w:t>
+            </w:r>
+            <w:r>
+              <w:t xml:space="preserve"> </w:t>
+            </w:r>
+            <w:r>
+              <w:rPr>
+                <w:b/>
+                <w:bCs/>
+              </w:rPr>
+              <w:t xml:space="preserve">G-null hypothesis</w:t>
+            </w:r>
+            <w:r>
+              <w:t xml:space="preserve"> </w:t>
+            </w:r>
+            <m:oMath>
+              <m:sSub>
+                <m:e>
+                  <m:r>
+                    <m:t>H</m:t>
+                  </m:r>
+                </m:e>
+                <m:sub>
+                  <m:r>
+                    <m:t>0</m:t>
+                  </m:r>
+                </m:sub>
+              </m:sSub>
               <m:r>
                 <m:rPr>
                   <m:sty m:val="p"/>
                 </m:rPr>
-                <m:t>⊤</m:t>
-              </m:r>
-            </m:sup>
-          </m:sSubSup>
-          <m:r>
-            <m:t>L</m:t>
-          </m:r>
-          <m:r>
-            <m:rPr>
-              <m:nor/>
-              <m:sty m:val="p"/>
-            </m:rPr>
-            <m:t> for all individuals</m:t>
-          </m:r>
-        </m:oMath>
-      </m:oMathPara>
-    </w:p>
-    <w:p>
-      <w:pPr>
-        <w:pStyle w:val="FirstParagraph"/>
-      </w:pPr>
-      <w:r>
-        <w:t xml:space="preserve">Under rank preservation, this is equivalent to:</w:t>
-      </w:r>
-    </w:p>
-    <w:p>
-      <w:pPr>
-        <w:pStyle w:val="BodyText"/>
-      </w:pPr>
-      <m:oMathPara>
-        <m:oMathParaPr>
-          <m:jc m:val="center"/>
-        </m:oMathParaPr>
-        <m:oMath>
-          <m:sSub>
-            <m:e>
-              <m:r>
-                <m:t>H</m:t>
-              </m:r>
-            </m:e>
-            <m:sub>
-              <m:r>
-                <m:t>0</m:t>
-              </m:r>
-            </m:sub>
-          </m:sSub>
-          <m:r>
-            <m:rPr>
-              <m:sty m:val="p"/>
-            </m:rPr>
-            <m:t>(</m:t>
-          </m:r>
-          <m:r>
-            <m:t>ψ</m:t>
-          </m:r>
-          <m:r>
-            <m:rPr>
-              <m:sty m:val="p"/>
-            </m:rPr>
-            <m:t>)</m:t>
-          </m:r>
-          <m:r>
-            <m:rPr>
-              <m:sty m:val="p"/>
-            </m:rPr>
-            <m:t>:</m:t>
-          </m:r>
-          <m:sSubSup>
-            <m:e>
-              <m:r>
-                <m:t>Y</m:t>
-              </m:r>
-            </m:e>
-            <m:sub>
-              <m:r>
-                <m:t>i</m:t>
-              </m:r>
-            </m:sub>
-            <m:sup>
-              <m:r>
-                <m:t>1</m:t>
-              </m:r>
-            </m:sup>
-          </m:sSubSup>
-          <m:r>
-            <m:rPr>
-              <m:sty m:val="p"/>
-            </m:rPr>
-            <m:t>−</m:t>
-          </m:r>
-          <m:sSubSup>
-            <m:e>
-              <m:r>
-                <m:t>Y</m:t>
-              </m:r>
-            </m:e>
-            <m:sub>
-              <m:r>
-                <m:t>i</m:t>
-              </m:r>
-            </m:sub>
-            <m:sup>
-              <m:r>
-                <m:t>0</m:t>
-              </m:r>
-            </m:sup>
-          </m:sSubSup>
-          <m:r>
-            <m:rPr>
-              <m:sty m:val="p"/>
-            </m:rPr>
-            <m:t>=</m:t>
-          </m:r>
-          <m:sSub>
-            <m:e>
+                <m:t>(</m:t>
+              </m:r>
               <m:r>
                 <m:t>ψ</m:t>
               </m:r>
-            </m:e>
-            <m:sub>
-              <m:r>
-                <m:t>0</m:t>
-              </m:r>
-            </m:sub>
-          </m:sSub>
-          <m:r>
-            <m:rPr>
-              <m:sty m:val="p"/>
-            </m:rPr>
-            <m:t>+</m:t>
-          </m:r>
-          <m:sSubSup>
-            <m:e>
-              <m:r>
-                <m:t>ψ</m:t>
-              </m:r>
-            </m:e>
-            <m:sub>
-              <m:r>
-                <m:t>1</m:t>
-              </m:r>
-            </m:sub>
-            <m:sup>
               <m:r>
                 <m:rPr>
                   <m:sty m:val="p"/>
                 </m:rPr>
-                <m:t>⊤</m:t>
-              </m:r>
-            </m:sup>
-          </m:sSubSup>
-          <m:sSub>
-            <m:e>
-              <m:r>
-                <m:t>L</m:t>
-              </m:r>
-            </m:e>
-            <m:sub>
-              <m:r>
-                <m:t>i</m:t>
-              </m:r>
-            </m:sub>
-          </m:sSub>
-          <m:r>
-            <m:rPr>
-              <m:nor/>
-              <m:sty m:val="p"/>
-            </m:rPr>
-            <m:t> for all </m:t>
-          </m:r>
-          <m:r>
-            <m:t>i</m:t>
-          </m:r>
-        </m:oMath>
-      </m:oMathPara>
-    </w:p>
-    <w:bookmarkEnd w:id="16"/>
+                <m:t>)</m:t>
+              </m:r>
+            </m:oMath>
+            <w:r>
+              <w:t xml:space="preserve">:</w:t>
+            </w:r>
+          </w:p>
+          <w:p>
+            <w:pPr>
+              <w:pStyle w:val="BodyText"/>
+            </w:pPr>
+            <m:oMathPara>
+              <m:oMathParaPr>
+                <m:jc m:val="center"/>
+              </m:oMathParaPr>
+              <m:oMath>
+                <m:sSub>
+                  <m:e>
+                    <m:r>
+                      <m:t>H</m:t>
+                    </m:r>
+                  </m:e>
+                  <m:sub>
+                    <m:r>
+                      <m:t>0</m:t>
+                    </m:r>
+                  </m:sub>
+                </m:sSub>
+                <m:r>
+                  <m:rPr>
+                    <m:sty m:val="p"/>
+                  </m:rPr>
+                  <m:t>(</m:t>
+                </m:r>
+                <m:r>
+                  <m:t>ψ</m:t>
+                </m:r>
+                <m:r>
+                  <m:rPr>
+                    <m:sty m:val="p"/>
+                  </m:rPr>
+                  <m:t>)</m:t>
+                </m:r>
+                <m:r>
+                  <m:rPr>
+                    <m:sty m:val="p"/>
+                  </m:rPr>
+                  <m:t>:</m:t>
+                </m:r>
+                <m:sSup>
+                  <m:e>
+                    <m:r>
+                      <m:t>Y</m:t>
+                    </m:r>
+                  </m:e>
+                  <m:sup>
+                    <m:r>
+                      <m:t>1</m:t>
+                    </m:r>
+                  </m:sup>
+                </m:sSup>
+                <m:r>
+                  <m:rPr>
+                    <m:sty m:val="p"/>
+                  </m:rPr>
+                  <m:t>−</m:t>
+                </m:r>
+                <m:sSup>
+                  <m:e>
+                    <m:r>
+                      <m:t>Y</m:t>
+                    </m:r>
+                  </m:e>
+                  <m:sup>
+                    <m:r>
+                      <m:t>0</m:t>
+                    </m:r>
+                  </m:sup>
+                </m:sSup>
+                <m:r>
+                  <m:rPr>
+                    <m:sty m:val="p"/>
+                  </m:rPr>
+                  <m:t>=</m:t>
+                </m:r>
+                <m:sSub>
+                  <m:e>
+                    <m:r>
+                      <m:t>ψ</m:t>
+                    </m:r>
+                  </m:e>
+                  <m:sub>
+                    <m:r>
+                      <m:t>0</m:t>
+                    </m:r>
+                  </m:sub>
+                </m:sSub>
+                <m:r>
+                  <m:rPr>
+                    <m:sty m:val="p"/>
+                  </m:rPr>
+                  <m:t>+</m:t>
+                </m:r>
+                <m:sSubSup>
+                  <m:e>
+                    <m:r>
+                      <m:t>ψ</m:t>
+                    </m:r>
+                  </m:e>
+                  <m:sub>
+                    <m:r>
+                      <m:t>1</m:t>
+                    </m:r>
+                  </m:sub>
+                  <m:sup>
+                    <m:r>
+                      <m:rPr>
+                        <m:sty m:val="p"/>
+                      </m:rPr>
+                      <m:t>⊤</m:t>
+                    </m:r>
+                  </m:sup>
+                </m:sSubSup>
+                <m:r>
+                  <m:t>L</m:t>
+                </m:r>
+                <m:r>
+                  <m:rPr>
+                    <m:nor/>
+                    <m:sty m:val="p"/>
+                  </m:rPr>
+                  <m:t> for all individuals</m:t>
+                </m:r>
+              </m:oMath>
+            </m:oMathPara>
+          </w:p>
+          <w:p>
+            <w:pPr>
+              <w:pStyle w:val="FirstParagraph"/>
+            </w:pPr>
+            <w:r>
+              <w:t xml:space="preserve">Under rank preservation, this is equivalent to:</w:t>
+            </w:r>
+          </w:p>
+          <w:p>
+            <w:pPr>
+              <w:pStyle w:val="BodyText"/>
+            </w:pPr>
+            <m:oMathPara>
+              <m:oMathParaPr>
+                <m:jc m:val="center"/>
+              </m:oMathParaPr>
+              <m:oMath>
+                <m:sSub>
+                  <m:e>
+                    <m:r>
+                      <m:t>H</m:t>
+                    </m:r>
+                  </m:e>
+                  <m:sub>
+                    <m:r>
+                      <m:t>0</m:t>
+                    </m:r>
+                  </m:sub>
+                </m:sSub>
+                <m:r>
+                  <m:rPr>
+                    <m:sty m:val="p"/>
+                  </m:rPr>
+                  <m:t>(</m:t>
+                </m:r>
+                <m:r>
+                  <m:t>ψ</m:t>
+                </m:r>
+                <m:r>
+                  <m:rPr>
+                    <m:sty m:val="p"/>
+                  </m:rPr>
+                  <m:t>)</m:t>
+                </m:r>
+                <m:r>
+                  <m:rPr>
+                    <m:sty m:val="p"/>
+                  </m:rPr>
+                  <m:t>:</m:t>
+                </m:r>
+                <m:sSubSup>
+                  <m:e>
+                    <m:r>
+                      <m:t>Y</m:t>
+                    </m:r>
+                  </m:e>
+                  <m:sub>
+                    <m:r>
+                      <m:t>i</m:t>
+                    </m:r>
+                  </m:sub>
+                  <m:sup>
+                    <m:r>
+                      <m:t>1</m:t>
+                    </m:r>
+                  </m:sup>
+                </m:sSubSup>
+                <m:r>
+                  <m:rPr>
+                    <m:sty m:val="p"/>
+                  </m:rPr>
+                  <m:t>−</m:t>
+                </m:r>
+                <m:sSubSup>
+                  <m:e>
+                    <m:r>
+                      <m:t>Y</m:t>
+                    </m:r>
+                  </m:e>
+                  <m:sub>
+                    <m:r>
+                      <m:t>i</m:t>
+                    </m:r>
+                  </m:sub>
+                  <m:sup>
+                    <m:r>
+                      <m:t>0</m:t>
+                    </m:r>
+                  </m:sup>
+                </m:sSubSup>
+                <m:r>
+                  <m:rPr>
+                    <m:sty m:val="p"/>
+                  </m:rPr>
+                  <m:t>=</m:t>
+                </m:r>
+                <m:sSub>
+                  <m:e>
+                    <m:r>
+                      <m:t>ψ</m:t>
+                    </m:r>
+                  </m:e>
+                  <m:sub>
+                    <m:r>
+                      <m:t>0</m:t>
+                    </m:r>
+                  </m:sub>
+                </m:sSub>
+                <m:r>
+                  <m:rPr>
+                    <m:sty m:val="p"/>
+                  </m:rPr>
+                  <m:t>+</m:t>
+                </m:r>
+                <m:sSubSup>
+                  <m:e>
+                    <m:r>
+                      <m:t>ψ</m:t>
+                    </m:r>
+                  </m:e>
+                  <m:sub>
+                    <m:r>
+                      <m:t>1</m:t>
+                    </m:r>
+                  </m:sub>
+                  <m:sup>
+                    <m:r>
+                      <m:rPr>
+                        <m:sty m:val="p"/>
+                      </m:rPr>
+                      <m:t>⊤</m:t>
+                    </m:r>
+                  </m:sup>
+                </m:sSubSup>
+                <m:sSub>
+                  <m:e>
+                    <m:r>
+                      <m:t>L</m:t>
+                    </m:r>
+                  </m:e>
+                  <m:sub>
+                    <m:r>
+                      <m:t>i</m:t>
+                    </m:r>
+                  </m:sub>
+                </m:sSub>
+                <m:r>
+                  <m:rPr>
+                    <m:nor/>
+                    <m:sty m:val="p"/>
+                  </m:rPr>
+                  <m:t> for all </m:t>
+                </m:r>
+                <m:r>
+                  <m:t>i</m:t>
+                </m:r>
+              </m:oMath>
+            </m:oMathPara>
+          </w:p>
+          <w:bookmarkEnd w:id="16"/>
+        </w:tc>
+      </w:tr>
+    </w:tbl>
     <w:bookmarkStart w:id="17" w:name="creating-the-pseudo-outcome"/>
     <w:p>
       <w:pPr>

--- a/chapters/14-g-estimation-structural-nested-models.docx
+++ b/chapters/14-g-estimation-structural-nested-models.docx
@@ -276,71 +276,73 @@
               </m:oMathParaPr>
               <m:oMath>
                 <m:r>
+                  <m:rPr>
+                    <m:nor/>
+                    <m:sty m:val="p"/>
+                  </m:rPr>
                   <m:t>E</m:t>
                 </m:r>
-                <m:r>
-                  <m:rPr>
-                    <m:sty m:val="p"/>
-                  </m:rPr>
-                  <m:t>[</m:t>
-                </m:r>
-                <m:sSup>
+                <m:d>
+                  <m:dPr>
+                    <m:begChr m:val="["/>
+                    <m:sepChr m:val=""/>
+                    <m:endChr m:val="]"/>
+                    <m:grow/>
+                  </m:dPr>
                   <m:e>
-                    <m:r>
-                      <m:t>Y</m:t>
-                    </m:r>
-                  </m:e>
-                  <m:sup>
-                    <m:r>
-                      <m:t>a</m:t>
-                    </m:r>
-                  </m:sup>
-                </m:sSup>
-                <m:r>
-                  <m:rPr>
-                    <m:sty m:val="p"/>
-                  </m:rPr>
-                  <m:t>−</m:t>
-                </m:r>
-                <m:sSup>
-                  <m:e>
-                    <m:r>
-                      <m:t>Y</m:t>
-                    </m:r>
-                  </m:e>
-                  <m:sup>
                     <m:sSup>
                       <m:e>
                         <m:r>
-                          <m:t>a</m:t>
+                          <m:t>Y</m:t>
                         </m:r>
                       </m:e>
                       <m:sup>
                         <m:r>
-                          <m:rPr>
-                            <m:sty m:val="p"/>
-                          </m:rPr>
-                          <m:t>′</m:t>
+                          <m:t>a</m:t>
                         </m:r>
                       </m:sup>
                     </m:sSup>
-                  </m:sup>
-                </m:sSup>
-                <m:r>
-                  <m:rPr>
-                    <m:sty m:val="p"/>
-                  </m:rPr>
-                  <m:t>∣</m:t>
-                </m:r>
-                <m:r>
-                  <m:t>L</m:t>
-                </m:r>
-                <m:r>
-                  <m:rPr>
-                    <m:sty m:val="p"/>
-                  </m:rPr>
-                  <m:t>]</m:t>
-                </m:r>
+                    <m:r>
+                      <m:rPr>
+                        <m:sty m:val="p"/>
+                      </m:rPr>
+                      <m:t>−</m:t>
+                    </m:r>
+                    <m:sSup>
+                      <m:e>
+                        <m:r>
+                          <m:t>Y</m:t>
+                        </m:r>
+                      </m:e>
+                      <m:sup>
+                        <m:sSup>
+                          <m:e>
+                            <m:r>
+                              <m:t>a</m:t>
+                            </m:r>
+                          </m:e>
+                          <m:sup>
+                            <m:r>
+                              <m:rPr>
+                                <m:sty m:val="p"/>
+                              </m:rPr>
+                              <m:t>′</m:t>
+                            </m:r>
+                          </m:sup>
+                        </m:sSup>
+                      </m:sup>
+                    </m:sSup>
+                    <m:r>
+                      <m:rPr>
+                        <m:sty m:val="p"/>
+                      </m:rPr>
+                      <m:t>∣</m:t>
+                    </m:r>
+                    <m:r>
+                      <m:t>L</m:t>
+                    </m:r>
+                  </m:e>
+                </m:d>
                 <m:r>
                   <m:rPr>
                     <m:sty m:val="p"/>
@@ -480,59 +482,61 @@
               </m:oMathParaPr>
               <m:oMath>
                 <m:r>
+                  <m:rPr>
+                    <m:nor/>
+                    <m:sty m:val="p"/>
+                  </m:rPr>
                   <m:t>E</m:t>
                 </m:r>
-                <m:r>
-                  <m:rPr>
-                    <m:sty m:val="p"/>
-                  </m:rPr>
-                  <m:t>[</m:t>
-                </m:r>
-                <m:sSup>
+                <m:d>
+                  <m:dPr>
+                    <m:begChr m:val="["/>
+                    <m:sepChr m:val=""/>
+                    <m:endChr m:val="]"/>
+                    <m:grow/>
+                  </m:dPr>
                   <m:e>
+                    <m:sSup>
+                      <m:e>
+                        <m:r>
+                          <m:t>Y</m:t>
+                        </m:r>
+                      </m:e>
+                      <m:sup>
+                        <m:r>
+                          <m:t>1</m:t>
+                        </m:r>
+                      </m:sup>
+                    </m:sSup>
                     <m:r>
-                      <m:t>Y</m:t>
+                      <m:rPr>
+                        <m:sty m:val="p"/>
+                      </m:rPr>
+                      <m:t>−</m:t>
+                    </m:r>
+                    <m:sSup>
+                      <m:e>
+                        <m:r>
+                          <m:t>Y</m:t>
+                        </m:r>
+                      </m:e>
+                      <m:sup>
+                        <m:r>
+                          <m:t>0</m:t>
+                        </m:r>
+                      </m:sup>
+                    </m:sSup>
+                    <m:r>
+                      <m:rPr>
+                        <m:sty m:val="p"/>
+                      </m:rPr>
+                      <m:t>∣</m:t>
+                    </m:r>
+                    <m:r>
+                      <m:t>L</m:t>
                     </m:r>
                   </m:e>
-                  <m:sup>
-                    <m:r>
-                      <m:t>1</m:t>
-                    </m:r>
-                  </m:sup>
-                </m:sSup>
-                <m:r>
-                  <m:rPr>
-                    <m:sty m:val="p"/>
-                  </m:rPr>
-                  <m:t>−</m:t>
-                </m:r>
-                <m:sSup>
-                  <m:e>
-                    <m:r>
-                      <m:t>Y</m:t>
-                    </m:r>
-                  </m:e>
-                  <m:sup>
-                    <m:r>
-                      <m:t>0</m:t>
-                    </m:r>
-                  </m:sup>
-                </m:sSup>
-                <m:r>
-                  <m:rPr>
-                    <m:sty m:val="p"/>
-                  </m:rPr>
-                  <m:t>∣</m:t>
-                </m:r>
-                <m:r>
-                  <m:t>L</m:t>
-                </m:r>
-                <m:r>
-                  <m:rPr>
-                    <m:sty m:val="p"/>
-                  </m:rPr>
-                  <m:t>]</m:t>
-                </m:r>
+                </m:d>
                 <m:r>
                   <m:rPr>
                     <m:sty m:val="p"/>
@@ -694,32 +698,34 @@
         </m:oMathParaPr>
         <m:oMath>
           <m:r>
+            <m:rPr>
+              <m:nor/>
+              <m:sty m:val="p"/>
+            </m:rPr>
             <m:t>E</m:t>
           </m:r>
-          <m:r>
-            <m:rPr>
-              <m:sty m:val="p"/>
-            </m:rPr>
-            <m:t>[</m:t>
-          </m:r>
-          <m:sSup>
+          <m:d>
+            <m:dPr>
+              <m:begChr m:val="["/>
+              <m:sepChr m:val=""/>
+              <m:endChr m:val="]"/>
+              <m:grow/>
+            </m:dPr>
             <m:e>
-              <m:r>
-                <m:t>Y</m:t>
-              </m:r>
+              <m:sSup>
+                <m:e>
+                  <m:r>
+                    <m:t>Y</m:t>
+                  </m:r>
+                </m:e>
+                <m:sup>
+                  <m:r>
+                    <m:t>a</m:t>
+                  </m:r>
+                </m:sup>
+              </m:sSup>
             </m:e>
-            <m:sup>
-              <m:r>
-                <m:t>a</m:t>
-              </m:r>
-            </m:sup>
-          </m:sSup>
-          <m:r>
-            <m:rPr>
-              <m:sty m:val="p"/>
-            </m:rPr>
-            <m:t>]</m:t>
-          </m:r>
+          </m:d>
           <m:r>
             <m:rPr>
               <m:sty m:val="p"/>
@@ -809,41 +815,43 @@
         </m:oMathParaPr>
         <m:oMath>
           <m:r>
+            <m:rPr>
+              <m:nor/>
+              <m:sty m:val="p"/>
+            </m:rPr>
             <m:t>E</m:t>
           </m:r>
-          <m:r>
-            <m:rPr>
-              <m:sty m:val="p"/>
-            </m:rPr>
-            <m:t>[</m:t>
-          </m:r>
-          <m:r>
-            <m:t>Y</m:t>
-          </m:r>
-          <m:r>
-            <m:rPr>
-              <m:sty m:val="p"/>
-            </m:rPr>
-            <m:t>∣</m:t>
-          </m:r>
-          <m:r>
-            <m:t>A</m:t>
-          </m:r>
-          <m:r>
-            <m:rPr>
-              <m:sty m:val="p"/>
-            </m:rPr>
-            <m:t>,</m:t>
-          </m:r>
-          <m:r>
-            <m:t>L</m:t>
-          </m:r>
-          <m:r>
-            <m:rPr>
-              <m:sty m:val="p"/>
-            </m:rPr>
-            <m:t>]</m:t>
-          </m:r>
+          <m:d>
+            <m:dPr>
+              <m:begChr m:val="["/>
+              <m:sepChr m:val=""/>
+              <m:endChr m:val="]"/>
+              <m:grow/>
+            </m:dPr>
+            <m:e>
+              <m:r>
+                <m:t>Y</m:t>
+              </m:r>
+              <m:r>
+                <m:rPr>
+                  <m:sty m:val="p"/>
+                </m:rPr>
+                <m:t>∣</m:t>
+              </m:r>
+              <m:r>
+                <m:t>A</m:t>
+              </m:r>
+              <m:r>
+                <m:rPr>
+                  <m:sty m:val="p"/>
+                </m:rPr>
+                <m:t>,</m:t>
+              </m:r>
+              <m:r>
+                <m:t>L</m:t>
+              </m:r>
+            </m:e>
+          </m:d>
           <m:r>
             <m:rPr>
               <m:sty m:val="p"/>
@@ -1001,59 +1009,61 @@
         </m:oMathParaPr>
         <m:oMath>
           <m:r>
+            <m:rPr>
+              <m:nor/>
+              <m:sty m:val="p"/>
+            </m:rPr>
             <m:t>E</m:t>
           </m:r>
-          <m:r>
-            <m:rPr>
-              <m:sty m:val="p"/>
-            </m:rPr>
-            <m:t>[</m:t>
-          </m:r>
-          <m:sSup>
+          <m:d>
+            <m:dPr>
+              <m:begChr m:val="["/>
+              <m:sepChr m:val=""/>
+              <m:endChr m:val="]"/>
+              <m:grow/>
+            </m:dPr>
             <m:e>
-              <m:r>
-                <m:t>Y</m:t>
+              <m:sSup>
+                <m:e>
+                  <m:r>
+                    <m:t>Y</m:t>
+                  </m:r>
+                </m:e>
+                <m:sup>
+                  <m:r>
+                    <m:t>1</m:t>
+                  </m:r>
+                </m:sup>
+              </m:sSup>
+              <m:r>
+                <m:rPr>
+                  <m:sty m:val="p"/>
+                </m:rPr>
+                <m:t>−</m:t>
+              </m:r>
+              <m:sSup>
+                <m:e>
+                  <m:r>
+                    <m:t>Y</m:t>
+                  </m:r>
+                </m:e>
+                <m:sup>
+                  <m:r>
+                    <m:t>0</m:t>
+                  </m:r>
+                </m:sup>
+              </m:sSup>
+              <m:r>
+                <m:rPr>
+                  <m:sty m:val="p"/>
+                </m:rPr>
+                <m:t>∣</m:t>
+              </m:r>
+              <m:r>
+                <m:t>L</m:t>
               </m:r>
             </m:e>
-            <m:sup>
-              <m:r>
-                <m:t>1</m:t>
-              </m:r>
-            </m:sup>
-          </m:sSup>
-          <m:r>
-            <m:rPr>
-              <m:sty m:val="p"/>
-            </m:rPr>
-            <m:t>−</m:t>
-          </m:r>
-          <m:sSup>
-            <m:e>
-              <m:r>
-                <m:t>Y</m:t>
-              </m:r>
-            </m:e>
-            <m:sup>
-              <m:r>
-                <m:t>0</m:t>
-              </m:r>
-            </m:sup>
-          </m:sSup>
-          <m:r>
-            <m:rPr>
-              <m:sty m:val="p"/>
-            </m:rPr>
-            <m:t>∣</m:t>
-          </m:r>
-          <m:r>
-            <m:t>L</m:t>
-          </m:r>
-          <m:r>
-            <m:rPr>
-              <m:sty m:val="p"/>
-            </m:rPr>
-            <m:t>]</m:t>
-          </m:r>
+          </m:d>
           <m:r>
             <m:rPr>
               <m:sty m:val="p"/>
@@ -1820,32 +1830,34 @@
       </w:r>
       <m:oMath>
         <m:r>
-          <m:t>E</m:t>
-        </m:r>
-        <m:r>
           <m:rPr>
+            <m:nor/>
             <m:sty m:val="p"/>
           </m:rPr>
-          <m:t>[</m:t>
-        </m:r>
-        <m:sSup>
+          <m:t>E</m:t>
+        </m:r>
+        <m:d>
+          <m:dPr>
+            <m:begChr m:val="["/>
+            <m:sepChr m:val=""/>
+            <m:endChr m:val="]"/>
+            <m:grow/>
+          </m:dPr>
           <m:e>
-            <m:r>
-              <m:t>Y</m:t>
-            </m:r>
+            <m:sSup>
+              <m:e>
+                <m:r>
+                  <m:t>Y</m:t>
+                </m:r>
+              </m:e>
+              <m:sup>
+                <m:r>
+                  <m:t>1</m:t>
+                </m:r>
+              </m:sup>
+            </m:sSup>
           </m:e>
-          <m:sup>
-            <m:r>
-              <m:t>1</m:t>
-            </m:r>
-          </m:sup>
-        </m:sSup>
-        <m:r>
-          <m:rPr>
-            <m:sty m:val="p"/>
-          </m:rPr>
-          <m:t>]</m:t>
-        </m:r>
+        </m:d>
         <m:r>
           <m:rPr>
             <m:sty m:val="p"/>
@@ -1853,32 +1865,34 @@
           <m:t>=</m:t>
         </m:r>
         <m:r>
-          <m:t>E</m:t>
-        </m:r>
-        <m:r>
           <m:rPr>
+            <m:nor/>
             <m:sty m:val="p"/>
           </m:rPr>
-          <m:t>[</m:t>
-        </m:r>
-        <m:sSup>
+          <m:t>E</m:t>
+        </m:r>
+        <m:d>
+          <m:dPr>
+            <m:begChr m:val="["/>
+            <m:sepChr m:val=""/>
+            <m:endChr m:val="]"/>
+            <m:grow/>
+          </m:dPr>
           <m:e>
-            <m:r>
-              <m:t>Y</m:t>
-            </m:r>
+            <m:sSup>
+              <m:e>
+                <m:r>
+                  <m:t>Y</m:t>
+                </m:r>
+              </m:e>
+              <m:sup>
+                <m:r>
+                  <m:t>0</m:t>
+                </m:r>
+              </m:sup>
+            </m:sSup>
           </m:e>
-          <m:sup>
-            <m:r>
-              <m:t>0</m:t>
-            </m:r>
-          </m:sup>
-        </m:sSup>
-        <m:r>
-          <m:rPr>
-            <m:sty m:val="p"/>
-          </m:rPr>
-          <m:t>]</m:t>
-        </m:r>
+        </m:d>
       </m:oMath>
       <w:r>
         <w:t xml:space="preserve">. It’s closer to the sharp null hypothesis</w:t>
@@ -3229,59 +3243,61 @@
         </m:oMathParaPr>
         <m:oMath>
           <m:r>
+            <m:rPr>
+              <m:nor/>
+              <m:sty m:val="p"/>
+            </m:rPr>
             <m:t>E</m:t>
           </m:r>
-          <m:r>
-            <m:rPr>
-              <m:sty m:val="p"/>
-            </m:rPr>
-            <m:t>[</m:t>
-          </m:r>
-          <m:sSup>
+          <m:d>
+            <m:dPr>
+              <m:begChr m:val="["/>
+              <m:sepChr m:val=""/>
+              <m:endChr m:val="]"/>
+              <m:grow/>
+            </m:dPr>
             <m:e>
-              <m:r>
-                <m:t>Y</m:t>
+              <m:sSup>
+                <m:e>
+                  <m:r>
+                    <m:t>Y</m:t>
+                  </m:r>
+                </m:e>
+                <m:sup>
+                  <m:r>
+                    <m:t>1</m:t>
+                  </m:r>
+                </m:sup>
+              </m:sSup>
+              <m:r>
+                <m:rPr>
+                  <m:sty m:val="p"/>
+                </m:rPr>
+                <m:t>−</m:t>
+              </m:r>
+              <m:sSup>
+                <m:e>
+                  <m:r>
+                    <m:t>Y</m:t>
+                  </m:r>
+                </m:e>
+                <m:sup>
+                  <m:r>
+                    <m:t>0</m:t>
+                  </m:r>
+                </m:sup>
+              </m:sSup>
+              <m:r>
+                <m:rPr>
+                  <m:sty m:val="p"/>
+                </m:rPr>
+                <m:t>∣</m:t>
+              </m:r>
+              <m:r>
+                <m:t>L</m:t>
               </m:r>
             </m:e>
-            <m:sup>
-              <m:r>
-                <m:t>1</m:t>
-              </m:r>
-            </m:sup>
-          </m:sSup>
-          <m:r>
-            <m:rPr>
-              <m:sty m:val="p"/>
-            </m:rPr>
-            <m:t>−</m:t>
-          </m:r>
-          <m:sSup>
-            <m:e>
-              <m:r>
-                <m:t>Y</m:t>
-              </m:r>
-            </m:e>
-            <m:sup>
-              <m:r>
-                <m:t>0</m:t>
-              </m:r>
-            </m:sup>
-          </m:sSup>
-          <m:r>
-            <m:rPr>
-              <m:sty m:val="p"/>
-            </m:rPr>
-            <m:t>∣</m:t>
-          </m:r>
-          <m:r>
-            <m:t>L</m:t>
-          </m:r>
-          <m:r>
-            <m:rPr>
-              <m:sty m:val="p"/>
-            </m:rPr>
-            <m:t>]</m:t>
-          </m:r>
+          </m:d>
           <m:r>
             <m:rPr>
               <m:sty m:val="p"/>
@@ -3546,56 +3562,58 @@
         </m:oMathParaPr>
         <m:oMath>
           <m:r>
+            <m:rPr>
+              <m:nor/>
+              <m:sty m:val="p"/>
+            </m:rPr>
             <m:t>E</m:t>
           </m:r>
-          <m:r>
-            <m:rPr>
-              <m:sty m:val="p"/>
-            </m:rPr>
-            <m:t>[</m:t>
-          </m:r>
-          <m:r>
-            <m:t>H</m:t>
-          </m:r>
-          <m:r>
-            <m:rPr>
-              <m:sty m:val="p"/>
-            </m:rPr>
-            <m:t>(</m:t>
-          </m:r>
-          <m:r>
-            <m:t>ψ</m:t>
-          </m:r>
-          <m:r>
-            <m:rPr>
-              <m:sty m:val="p"/>
-            </m:rPr>
-            <m:t>)</m:t>
-          </m:r>
-          <m:r>
-            <m:rPr>
-              <m:sty m:val="p"/>
-            </m:rPr>
-            <m:t>∣</m:t>
-          </m:r>
-          <m:r>
-            <m:t>A</m:t>
-          </m:r>
-          <m:r>
-            <m:rPr>
-              <m:sty m:val="p"/>
-            </m:rPr>
-            <m:t>,</m:t>
-          </m:r>
-          <m:r>
-            <m:t>L</m:t>
-          </m:r>
-          <m:r>
-            <m:rPr>
-              <m:sty m:val="p"/>
-            </m:rPr>
-            <m:t>]</m:t>
-          </m:r>
+          <m:d>
+            <m:dPr>
+              <m:begChr m:val="["/>
+              <m:sepChr m:val=""/>
+              <m:endChr m:val="]"/>
+              <m:grow/>
+            </m:dPr>
+            <m:e>
+              <m:r>
+                <m:t>H</m:t>
+              </m:r>
+              <m:r>
+                <m:rPr>
+                  <m:sty m:val="p"/>
+                </m:rPr>
+                <m:t>(</m:t>
+              </m:r>
+              <m:r>
+                <m:t>ψ</m:t>
+              </m:r>
+              <m:r>
+                <m:rPr>
+                  <m:sty m:val="p"/>
+                </m:rPr>
+                <m:t>)</m:t>
+              </m:r>
+              <m:r>
+                <m:rPr>
+                  <m:sty m:val="p"/>
+                </m:rPr>
+                <m:t>∣</m:t>
+              </m:r>
+              <m:r>
+                <m:t>A</m:t>
+              </m:r>
+              <m:r>
+                <m:rPr>
+                  <m:sty m:val="p"/>
+                </m:rPr>
+                <m:t>,</m:t>
+              </m:r>
+              <m:r>
+                <m:t>L</m:t>
+              </m:r>
+            </m:e>
+          </m:d>
           <m:r>
             <m:rPr>
               <m:sty m:val="p"/>
@@ -4291,50 +4309,52 @@
       </w:r>
       <m:oMath>
         <m:r>
-          <m:t>E</m:t>
-        </m:r>
-        <m:r>
           <m:rPr>
+            <m:nor/>
             <m:sty m:val="p"/>
           </m:rPr>
-          <m:t>[</m:t>
-        </m:r>
-        <m:sSup>
+          <m:t>E</m:t>
+        </m:r>
+        <m:d>
+          <m:dPr>
+            <m:begChr m:val="["/>
+            <m:sepChr m:val=""/>
+            <m:endChr m:val="]"/>
+            <m:grow/>
+          </m:dPr>
           <m:e>
-            <m:r>
-              <m:t>Y</m:t>
-            </m:r>
+            <m:sSup>
+              <m:e>
+                <m:r>
+                  <m:t>Y</m:t>
+                </m:r>
+              </m:e>
+              <m:sup>
+                <m:r>
+                  <m:t>1</m:t>
+                </m:r>
+              </m:sup>
+            </m:sSup>
+            <m:r>
+              <m:rPr>
+                <m:sty m:val="p"/>
+              </m:rPr>
+              <m:t>−</m:t>
+            </m:r>
+            <m:sSup>
+              <m:e>
+                <m:r>
+                  <m:t>Y</m:t>
+                </m:r>
+              </m:e>
+              <m:sup>
+                <m:r>
+                  <m:t>0</m:t>
+                </m:r>
+              </m:sup>
+            </m:sSup>
           </m:e>
-          <m:sup>
-            <m:r>
-              <m:t>1</m:t>
-            </m:r>
-          </m:sup>
-        </m:sSup>
-        <m:r>
-          <m:rPr>
-            <m:sty m:val="p"/>
-          </m:rPr>
-          <m:t>−</m:t>
-        </m:r>
-        <m:sSup>
-          <m:e>
-            <m:r>
-              <m:t>Y</m:t>
-            </m:r>
-          </m:e>
-          <m:sup>
-            <m:r>
-              <m:t>0</m:t>
-            </m:r>
-          </m:sup>
-        </m:sSup>
-        <m:r>
-          <m:rPr>
-            <m:sty m:val="p"/>
-          </m:rPr>
-          <m:t>]</m:t>
-        </m:r>
+        </m:d>
         <m:r>
           <m:rPr>
             <m:sty m:val="p"/>
@@ -4865,43 +4885,45 @@
             </m:accPr>
             <m:e>
               <m:r>
+                <m:rPr>
+                  <m:nor/>
+                  <m:sty m:val="p"/>
+                </m:rPr>
                 <m:t>E</m:t>
               </m:r>
             </m:e>
           </m:acc>
-          <m:r>
-            <m:rPr>
-              <m:sty m:val="p"/>
-            </m:rPr>
-            <m:t>[</m:t>
-          </m:r>
-          <m:r>
-            <m:t>A</m:t>
-          </m:r>
-          <m:r>
-            <m:rPr>
-              <m:sty m:val="p"/>
-            </m:rPr>
-            <m:t>∣</m:t>
-          </m:r>
-          <m:sSub>
+          <m:d>
+            <m:dPr>
+              <m:begChr m:val="["/>
+              <m:sepChr m:val=""/>
+              <m:endChr m:val="]"/>
+              <m:grow/>
+            </m:dPr>
             <m:e>
               <m:r>
-                <m:t>L</m:t>
-              </m:r>
+                <m:t>A</m:t>
+              </m:r>
+              <m:r>
+                <m:rPr>
+                  <m:sty m:val="p"/>
+                </m:rPr>
+                <m:t>∣</m:t>
+              </m:r>
+              <m:sSub>
+                <m:e>
+                  <m:r>
+                    <m:t>L</m:t>
+                  </m:r>
+                </m:e>
+                <m:sub>
+                  <m:r>
+                    <m:t>i</m:t>
+                  </m:r>
+                </m:sub>
+              </m:sSub>
             </m:e>
-            <m:sub>
-              <m:r>
-                <m:t>i</m:t>
-              </m:r>
-            </m:sub>
-          </m:sSub>
-          <m:r>
-            <m:rPr>
-              <m:sty m:val="p"/>
-            </m:rPr>
-            <m:t>]</m:t>
-          </m:r>
+          </m:d>
           <m:r>
             <m:rPr>
               <m:sty m:val="p"/>
@@ -5042,32 +5064,34 @@
       </w:r>
       <m:oMath>
         <m:r>
-          <m:t>E</m:t>
-        </m:r>
-        <m:r>
           <m:rPr>
+            <m:nor/>
             <m:sty m:val="p"/>
           </m:rPr>
-          <m:t>[</m:t>
-        </m:r>
-        <m:r>
-          <m:t>A</m:t>
-        </m:r>
-        <m:r>
-          <m:rPr>
-            <m:sty m:val="p"/>
-          </m:rPr>
-          <m:t>∣</m:t>
-        </m:r>
-        <m:r>
-          <m:t>L</m:t>
-        </m:r>
-        <m:r>
-          <m:rPr>
-            <m:sty m:val="p"/>
-          </m:rPr>
-          <m:t>]</m:t>
-        </m:r>
+          <m:t>E</m:t>
+        </m:r>
+        <m:d>
+          <m:dPr>
+            <m:begChr m:val="["/>
+            <m:sepChr m:val=""/>
+            <m:endChr m:val="]"/>
+            <m:grow/>
+          </m:dPr>
+          <m:e>
+            <m:r>
+              <m:t>A</m:t>
+            </m:r>
+            <m:r>
+              <m:rPr>
+                <m:sty m:val="p"/>
+              </m:rPr>
+              <m:t>∣</m:t>
+            </m:r>
+            <m:r>
+              <m:t>L</m:t>
+            </m:r>
+          </m:e>
+        </m:d>
       </m:oMath>
       <w:r>
         <w:t xml:space="preserve"> </w:t>
@@ -5180,147 +5204,153 @@
       </w:r>
       <m:oMath>
         <m:r>
-          <m:t>E</m:t>
-        </m:r>
-        <m:r>
           <m:rPr>
+            <m:nor/>
             <m:sty m:val="p"/>
           </m:rPr>
-          <m:t>[</m:t>
-        </m:r>
-        <m:r>
-          <m:t>A</m:t>
-        </m:r>
+          <m:t>E</m:t>
+        </m:r>
+        <m:d>
+          <m:dPr>
+            <m:begChr m:val="["/>
+            <m:sepChr m:val=""/>
+            <m:endChr m:val="]"/>
+            <m:grow/>
+          </m:dPr>
+          <m:e>
+            <m:r>
+              <m:t>A</m:t>
+            </m:r>
+            <m:r>
+              <m:rPr>
+                <m:sty m:val="p"/>
+              </m:rPr>
+              <m:t>∣</m:t>
+            </m:r>
+            <m:r>
+              <m:t>L</m:t>
+            </m:r>
+          </m:e>
+        </m:d>
+      </m:oMath>
+      <w:r>
+        <w:t xml:space="preserve"> </w:t>
+      </w:r>
+      <w:r>
+        <w:t xml:space="preserve">is misspecified</w:t>
+      </w:r>
+      <w:r>
+        <w:t xml:space="preserve"> </w:t>
+      </w:r>
+      <w:r>
+        <w:t xml:space="preserve">- Need to correctly model the effect</w:t>
+      </w:r>
+      <w:r>
+        <w:t xml:space="preserve"> </w:t>
+      </w:r>
+      <m:oMath>
         <m:r>
           <m:rPr>
+            <m:nor/>
             <m:sty m:val="p"/>
           </m:rPr>
-          <m:t>∣</m:t>
-        </m:r>
-        <m:r>
-          <m:t>L</m:t>
-        </m:r>
+          <m:t>E</m:t>
+        </m:r>
+        <m:d>
+          <m:dPr>
+            <m:begChr m:val="["/>
+            <m:sepChr m:val=""/>
+            <m:endChr m:val="]"/>
+            <m:grow/>
+          </m:dPr>
+          <m:e>
+            <m:sSup>
+              <m:e>
+                <m:r>
+                  <m:t>Y</m:t>
+                </m:r>
+              </m:e>
+              <m:sup>
+                <m:r>
+                  <m:t>1</m:t>
+                </m:r>
+              </m:sup>
+            </m:sSup>
+            <m:r>
+              <m:rPr>
+                <m:sty m:val="p"/>
+              </m:rPr>
+              <m:t>−</m:t>
+            </m:r>
+            <m:sSup>
+              <m:e>
+                <m:r>
+                  <m:t>Y</m:t>
+                </m:r>
+              </m:e>
+              <m:sup>
+                <m:r>
+                  <m:t>0</m:t>
+                </m:r>
+              </m:sup>
+            </m:sSup>
+            <m:r>
+              <m:rPr>
+                <m:sty m:val="p"/>
+              </m:rPr>
+              <m:t>∣</m:t>
+            </m:r>
+            <m:r>
+              <m:t>L</m:t>
+            </m:r>
+          </m:e>
+        </m:d>
+      </m:oMath>
+      <w:r>
+        <w:t xml:space="preserve">, not the full outcome model</w:t>
+      </w:r>
+      <w:r>
+        <w:t xml:space="preserve"> </w:t>
+      </w:r>
+      <m:oMath>
         <m:r>
           <m:rPr>
+            <m:nor/>
             <m:sty m:val="p"/>
           </m:rPr>
-          <m:t>]</m:t>
-        </m:r>
-      </m:oMath>
-      <w:r>
-        <w:t xml:space="preserve"> </w:t>
-      </w:r>
-      <w:r>
-        <w:t xml:space="preserve">is misspecified</w:t>
-      </w:r>
-      <w:r>
-        <w:t xml:space="preserve"> </w:t>
-      </w:r>
-      <w:r>
-        <w:t xml:space="preserve">- Need to correctly model the effect</w:t>
-      </w:r>
-      <w:r>
-        <w:t xml:space="preserve"> </w:t>
-      </w:r>
-      <m:oMath>
-        <m:r>
           <m:t>E</m:t>
         </m:r>
-        <m:r>
-          <m:rPr>
-            <m:sty m:val="p"/>
-          </m:rPr>
-          <m:t>[</m:t>
-        </m:r>
-        <m:sSup>
+        <m:d>
+          <m:dPr>
+            <m:begChr m:val="["/>
+            <m:sepChr m:val=""/>
+            <m:endChr m:val="]"/>
+            <m:grow/>
+          </m:dPr>
           <m:e>
             <m:r>
               <m:t>Y</m:t>
             </m:r>
+            <m:r>
+              <m:rPr>
+                <m:sty m:val="p"/>
+              </m:rPr>
+              <m:t>∣</m:t>
+            </m:r>
+            <m:r>
+              <m:t>A</m:t>
+            </m:r>
+            <m:r>
+              <m:rPr>
+                <m:sty m:val="p"/>
+              </m:rPr>
+              <m:t>,</m:t>
+            </m:r>
+            <m:r>
+              <m:t>L</m:t>
+            </m:r>
           </m:e>
-          <m:sup>
-            <m:r>
-              <m:t>1</m:t>
-            </m:r>
-          </m:sup>
-        </m:sSup>
-        <m:r>
-          <m:rPr>
-            <m:sty m:val="p"/>
-          </m:rPr>
-          <m:t>−</m:t>
-        </m:r>
-        <m:sSup>
-          <m:e>
-            <m:r>
-              <m:t>Y</m:t>
-            </m:r>
-          </m:e>
-          <m:sup>
-            <m:r>
-              <m:t>0</m:t>
-            </m:r>
-          </m:sup>
-        </m:sSup>
-        <m:r>
-          <m:rPr>
-            <m:sty m:val="p"/>
-          </m:rPr>
-          <m:t>∣</m:t>
-        </m:r>
-        <m:r>
-          <m:t>L</m:t>
-        </m:r>
-        <m:r>
-          <m:rPr>
-            <m:sty m:val="p"/>
-          </m:rPr>
-          <m:t>]</m:t>
-        </m:r>
-      </m:oMath>
-      <w:r>
-        <w:t xml:space="preserve">, not the full outcome model</w:t>
-      </w:r>
-      <w:r>
-        <w:t xml:space="preserve"> </w:t>
-      </w:r>
-      <m:oMath>
-        <m:r>
-          <m:t>E</m:t>
-        </m:r>
-        <m:r>
-          <m:rPr>
-            <m:sty m:val="p"/>
-          </m:rPr>
-          <m:t>[</m:t>
-        </m:r>
-        <m:r>
-          <m:t>Y</m:t>
-        </m:r>
-        <m:r>
-          <m:rPr>
-            <m:sty m:val="p"/>
-          </m:rPr>
-          <m:t>∣</m:t>
-        </m:r>
-        <m:r>
-          <m:t>A</m:t>
-        </m:r>
-        <m:r>
-          <m:rPr>
-            <m:sty m:val="p"/>
-          </m:rPr>
-          <m:t>,</m:t>
-        </m:r>
-        <m:r>
-          <m:t>L</m:t>
-        </m:r>
-        <m:r>
-          <m:rPr>
-            <m:sty m:val="p"/>
-          </m:rPr>
-          <m:t>]</m:t>
-        </m:r>
+        </m:d>
       </m:oMath>
     </w:p>
     <w:p>
@@ -5398,56 +5428,58 @@
       </w:r>
       <m:oMath>
         <m:r>
-          <m:t>E</m:t>
-        </m:r>
-        <m:r>
           <m:rPr>
+            <m:nor/>
             <m:sty m:val="p"/>
           </m:rPr>
-          <m:t>[</m:t>
-        </m:r>
-        <m:r>
-          <m:t>H</m:t>
-        </m:r>
-        <m:r>
-          <m:rPr>
-            <m:sty m:val="p"/>
-          </m:rPr>
-          <m:t>(</m:t>
-        </m:r>
-        <m:r>
-          <m:t>ψ</m:t>
-        </m:r>
-        <m:r>
-          <m:rPr>
-            <m:sty m:val="p"/>
-          </m:rPr>
-          <m:t>)</m:t>
-        </m:r>
-        <m:r>
-          <m:rPr>
-            <m:sty m:val="p"/>
-          </m:rPr>
-          <m:t>∣</m:t>
-        </m:r>
-        <m:r>
-          <m:t>A</m:t>
-        </m:r>
-        <m:r>
-          <m:rPr>
-            <m:sty m:val="p"/>
-          </m:rPr>
-          <m:t>,</m:t>
-        </m:r>
-        <m:r>
-          <m:t>L</m:t>
-        </m:r>
-        <m:r>
-          <m:rPr>
-            <m:sty m:val="p"/>
-          </m:rPr>
-          <m:t>]</m:t>
-        </m:r>
+          <m:t>E</m:t>
+        </m:r>
+        <m:d>
+          <m:dPr>
+            <m:begChr m:val="["/>
+            <m:sepChr m:val=""/>
+            <m:endChr m:val="]"/>
+            <m:grow/>
+          </m:dPr>
+          <m:e>
+            <m:r>
+              <m:t>H</m:t>
+            </m:r>
+            <m:r>
+              <m:rPr>
+                <m:sty m:val="p"/>
+              </m:rPr>
+              <m:t>(</m:t>
+            </m:r>
+            <m:r>
+              <m:t>ψ</m:t>
+            </m:r>
+            <m:r>
+              <m:rPr>
+                <m:sty m:val="p"/>
+              </m:rPr>
+              <m:t>)</m:t>
+            </m:r>
+            <m:r>
+              <m:rPr>
+                <m:sty m:val="p"/>
+              </m:rPr>
+              <m:t>∣</m:t>
+            </m:r>
+            <m:r>
+              <m:t>A</m:t>
+            </m:r>
+            <m:r>
+              <m:rPr>
+                <m:sty m:val="p"/>
+              </m:rPr>
+              <m:t>,</m:t>
+            </m:r>
+            <m:r>
+              <m:t>L</m:t>
+            </m:r>
+          </m:e>
+        </m:d>
       </m:oMath>
       <w:r>
         <w:t xml:space="preserve"> </w:t>
@@ -5614,41 +5646,43 @@
             </w:pPr>
             <m:oMath>
               <m:r>
-                <m:t>E</m:t>
-              </m:r>
-              <m:r>
                 <m:rPr>
+                  <m:nor/>
                   <m:sty m:val="p"/>
                 </m:rPr>
-                <m:t>[</m:t>
-              </m:r>
-              <m:r>
-                <m:t>Y</m:t>
-              </m:r>
-              <m:r>
-                <m:rPr>
-                  <m:sty m:val="p"/>
-                </m:rPr>
-                <m:t>∣</m:t>
-              </m:r>
-              <m:r>
-                <m:t>A</m:t>
-              </m:r>
-              <m:r>
-                <m:rPr>
-                  <m:sty m:val="p"/>
-                </m:rPr>
-                <m:t>,</m:t>
-              </m:r>
-              <m:r>
-                <m:t>L</m:t>
-              </m:r>
-              <m:r>
-                <m:rPr>
-                  <m:sty m:val="p"/>
-                </m:rPr>
-                <m:t>]</m:t>
-              </m:r>
+                <m:t>E</m:t>
+              </m:r>
+              <m:d>
+                <m:dPr>
+                  <m:begChr m:val="["/>
+                  <m:sepChr m:val=""/>
+                  <m:endChr m:val="]"/>
+                  <m:grow/>
+                </m:dPr>
+                <m:e>
+                  <m:r>
+                    <m:t>Y</m:t>
+                  </m:r>
+                  <m:r>
+                    <m:rPr>
+                      <m:sty m:val="p"/>
+                    </m:rPr>
+                    <m:t>∣</m:t>
+                  </m:r>
+                  <m:r>
+                    <m:t>A</m:t>
+                  </m:r>
+                  <m:r>
+                    <m:rPr>
+                      <m:sty m:val="p"/>
+                    </m:rPr>
+                    <m:t>,</m:t>
+                  </m:r>
+                  <m:r>
+                    <m:t>L</m:t>
+                  </m:r>
+                </m:e>
+              </m:d>
             </m:oMath>
           </w:p>
         </w:tc>
@@ -5688,59 +5722,61 @@
             </w:pPr>
             <m:oMath>
               <m:r>
-                <m:t>E</m:t>
-              </m:r>
-              <m:r>
                 <m:rPr>
+                  <m:nor/>
                   <m:sty m:val="p"/>
                 </m:rPr>
-                <m:t>[</m:t>
-              </m:r>
-              <m:sSup>
+                <m:t>E</m:t>
+              </m:r>
+              <m:d>
+                <m:dPr>
+                  <m:begChr m:val="["/>
+                  <m:sepChr m:val=""/>
+                  <m:endChr m:val="]"/>
+                  <m:grow/>
+                </m:dPr>
                 <m:e>
-                  <m:r>
-                    <m:t>Y</m:t>
+                  <m:sSup>
+                    <m:e>
+                      <m:r>
+                        <m:t>Y</m:t>
+                      </m:r>
+                    </m:e>
+                    <m:sup>
+                      <m:r>
+                        <m:t>1</m:t>
+                      </m:r>
+                    </m:sup>
+                  </m:sSup>
+                  <m:r>
+                    <m:rPr>
+                      <m:sty m:val="p"/>
+                    </m:rPr>
+                    <m:t>−</m:t>
+                  </m:r>
+                  <m:sSup>
+                    <m:e>
+                      <m:r>
+                        <m:t>Y</m:t>
+                      </m:r>
+                    </m:e>
+                    <m:sup>
+                      <m:r>
+                        <m:t>0</m:t>
+                      </m:r>
+                    </m:sup>
+                  </m:sSup>
+                  <m:r>
+                    <m:rPr>
+                      <m:sty m:val="p"/>
+                    </m:rPr>
+                    <m:t>∣</m:t>
+                  </m:r>
+                  <m:r>
+                    <m:t>L</m:t>
                   </m:r>
                 </m:e>
-                <m:sup>
-                  <m:r>
-                    <m:t>1</m:t>
-                  </m:r>
-                </m:sup>
-              </m:sSup>
-              <m:r>
-                <m:rPr>
-                  <m:sty m:val="p"/>
-                </m:rPr>
-                <m:t>−</m:t>
-              </m:r>
-              <m:sSup>
-                <m:e>
-                  <m:r>
-                    <m:t>Y</m:t>
-                  </m:r>
-                </m:e>
-                <m:sup>
-                  <m:r>
-                    <m:t>0</m:t>
-                  </m:r>
-                </m:sup>
-              </m:sSup>
-              <m:r>
-                <m:rPr>
-                  <m:sty m:val="p"/>
-                </m:rPr>
-                <m:t>∣</m:t>
-              </m:r>
-              <m:r>
-                <m:t>L</m:t>
-              </m:r>
-              <m:r>
-                <m:rPr>
-                  <m:sty m:val="p"/>
-                </m:rPr>
-                <m:t>]</m:t>
-              </m:r>
+              </m:d>
             </m:oMath>
           </w:p>
         </w:tc>
@@ -5881,59 +5917,61 @@
       </w:r>
       <m:oMath>
         <m:r>
-          <m:t>E</m:t>
-        </m:r>
-        <m:r>
           <m:rPr>
+            <m:nor/>
             <m:sty m:val="p"/>
           </m:rPr>
-          <m:t>[</m:t>
-        </m:r>
-        <m:sSup>
+          <m:t>E</m:t>
+        </m:r>
+        <m:d>
+          <m:dPr>
+            <m:begChr m:val="["/>
+            <m:sepChr m:val=""/>
+            <m:endChr m:val="]"/>
+            <m:grow/>
+          </m:dPr>
           <m:e>
-            <m:r>
-              <m:t>Y</m:t>
+            <m:sSup>
+              <m:e>
+                <m:r>
+                  <m:t>Y</m:t>
+                </m:r>
+              </m:e>
+              <m:sup>
+                <m:r>
+                  <m:t>1</m:t>
+                </m:r>
+              </m:sup>
+            </m:sSup>
+            <m:r>
+              <m:rPr>
+                <m:sty m:val="p"/>
+              </m:rPr>
+              <m:t>−</m:t>
+            </m:r>
+            <m:sSup>
+              <m:e>
+                <m:r>
+                  <m:t>Y</m:t>
+                </m:r>
+              </m:e>
+              <m:sup>
+                <m:r>
+                  <m:t>0</m:t>
+                </m:r>
+              </m:sup>
+            </m:sSup>
+            <m:r>
+              <m:rPr>
+                <m:sty m:val="p"/>
+              </m:rPr>
+              <m:t>∣</m:t>
+            </m:r>
+            <m:r>
+              <m:t>L</m:t>
             </m:r>
           </m:e>
-          <m:sup>
-            <m:r>
-              <m:t>1</m:t>
-            </m:r>
-          </m:sup>
-        </m:sSup>
-        <m:r>
-          <m:rPr>
-            <m:sty m:val="p"/>
-          </m:rPr>
-          <m:t>−</m:t>
-        </m:r>
-        <m:sSup>
-          <m:e>
-            <m:r>
-              <m:t>Y</m:t>
-            </m:r>
-          </m:e>
-          <m:sup>
-            <m:r>
-              <m:t>0</m:t>
-            </m:r>
-          </m:sup>
-        </m:sSup>
-        <m:r>
-          <m:rPr>
-            <m:sty m:val="p"/>
-          </m:rPr>
-          <m:t>∣</m:t>
-        </m:r>
-        <m:r>
-          <m:t>L</m:t>
-        </m:r>
-        <m:r>
-          <m:rPr>
-            <m:sty m:val="p"/>
-          </m:rPr>
-          <m:t>]</m:t>
-        </m:r>
+        </m:d>
         <m:r>
           <m:rPr>
             <m:sty m:val="p"/>
@@ -6008,50 +6046,52 @@
         </m:oMathParaPr>
         <m:oMath>
           <m:r>
+            <m:rPr>
+              <m:nor/>
+              <m:sty m:val="p"/>
+            </m:rPr>
             <m:t>E</m:t>
           </m:r>
-          <m:r>
-            <m:rPr>
-              <m:sty m:val="p"/>
-            </m:rPr>
-            <m:t>[</m:t>
-          </m:r>
-          <m:sSup>
+          <m:d>
+            <m:dPr>
+              <m:begChr m:val="["/>
+              <m:sepChr m:val=""/>
+              <m:endChr m:val="]"/>
+              <m:grow/>
+            </m:dPr>
             <m:e>
-              <m:r>
-                <m:t>Y</m:t>
-              </m:r>
+              <m:sSup>
+                <m:e>
+                  <m:r>
+                    <m:t>Y</m:t>
+                  </m:r>
+                </m:e>
+                <m:sup>
+                  <m:r>
+                    <m:t>1</m:t>
+                  </m:r>
+                </m:sup>
+              </m:sSup>
+              <m:r>
+                <m:rPr>
+                  <m:sty m:val="p"/>
+                </m:rPr>
+                <m:t>−</m:t>
+              </m:r>
+              <m:sSup>
+                <m:e>
+                  <m:r>
+                    <m:t>Y</m:t>
+                  </m:r>
+                </m:e>
+                <m:sup>
+                  <m:r>
+                    <m:t>0</m:t>
+                  </m:r>
+                </m:sup>
+              </m:sSup>
             </m:e>
-            <m:sup>
-              <m:r>
-                <m:t>1</m:t>
-              </m:r>
-            </m:sup>
-          </m:sSup>
-          <m:r>
-            <m:rPr>
-              <m:sty m:val="p"/>
-            </m:rPr>
-            <m:t>−</m:t>
-          </m:r>
-          <m:sSup>
-            <m:e>
-              <m:r>
-                <m:t>Y</m:t>
-              </m:r>
-            </m:e>
-            <m:sup>
-              <m:r>
-                <m:t>0</m:t>
-              </m:r>
-            </m:sup>
-          </m:sSup>
-          <m:r>
-            <m:rPr>
-              <m:sty m:val="p"/>
-            </m:rPr>
-            <m:t>]</m:t>
-          </m:r>
+          </m:d>
           <m:r>
             <m:rPr>
               <m:sty m:val="p"/>
@@ -6077,59 +6117,61 @@
             <m:t>[</m:t>
           </m:r>
           <m:r>
+            <m:rPr>
+              <m:nor/>
+              <m:sty m:val="p"/>
+            </m:rPr>
             <m:t>E</m:t>
           </m:r>
-          <m:r>
-            <m:rPr>
-              <m:sty m:val="p"/>
-            </m:rPr>
-            <m:t>[</m:t>
-          </m:r>
-          <m:sSup>
+          <m:d>
+            <m:dPr>
+              <m:begChr m:val="["/>
+              <m:sepChr m:val=""/>
+              <m:endChr m:val="]"/>
+              <m:grow/>
+            </m:dPr>
             <m:e>
-              <m:r>
-                <m:t>Y</m:t>
+              <m:sSup>
+                <m:e>
+                  <m:r>
+                    <m:t>Y</m:t>
+                  </m:r>
+                </m:e>
+                <m:sup>
+                  <m:r>
+                    <m:t>1</m:t>
+                  </m:r>
+                </m:sup>
+              </m:sSup>
+              <m:r>
+                <m:rPr>
+                  <m:sty m:val="p"/>
+                </m:rPr>
+                <m:t>−</m:t>
+              </m:r>
+              <m:sSup>
+                <m:e>
+                  <m:r>
+                    <m:t>Y</m:t>
+                  </m:r>
+                </m:e>
+                <m:sup>
+                  <m:r>
+                    <m:t>0</m:t>
+                  </m:r>
+                </m:sup>
+              </m:sSup>
+              <m:r>
+                <m:rPr>
+                  <m:sty m:val="p"/>
+                </m:rPr>
+                <m:t>∣</m:t>
+              </m:r>
+              <m:r>
+                <m:t>L</m:t>
               </m:r>
             </m:e>
-            <m:sup>
-              <m:r>
-                <m:t>1</m:t>
-              </m:r>
-            </m:sup>
-          </m:sSup>
-          <m:r>
-            <m:rPr>
-              <m:sty m:val="p"/>
-            </m:rPr>
-            <m:t>−</m:t>
-          </m:r>
-          <m:sSup>
-            <m:e>
-              <m:r>
-                <m:t>Y</m:t>
-              </m:r>
-            </m:e>
-            <m:sup>
-              <m:r>
-                <m:t>0</m:t>
-              </m:r>
-            </m:sup>
-          </m:sSup>
-          <m:r>
-            <m:rPr>
-              <m:sty m:val="p"/>
-            </m:rPr>
-            <m:t>∣</m:t>
-          </m:r>
-          <m:r>
-            <m:t>L</m:t>
-          </m:r>
-          <m:r>
-            <m:rPr>
-              <m:sty m:val="p"/>
-            </m:rPr>
-            <m:t>]</m:t>
-          </m:r>
+          </m:d>
           <m:r>
             <m:rPr>
               <m:sty m:val="p"/>
@@ -6252,23 +6294,25 @@
             </m:sup>
           </m:sSubSup>
           <m:r>
+            <m:rPr>
+              <m:nor/>
+              <m:sty m:val="p"/>
+            </m:rPr>
             <m:t>E</m:t>
           </m:r>
-          <m:r>
-            <m:rPr>
-              <m:sty m:val="p"/>
-            </m:rPr>
-            <m:t>[</m:t>
-          </m:r>
-          <m:r>
-            <m:t>L</m:t>
-          </m:r>
-          <m:r>
-            <m:rPr>
-              <m:sty m:val="p"/>
-            </m:rPr>
-            <m:t>]</m:t>
-          </m:r>
+          <m:d>
+            <m:dPr>
+              <m:begChr m:val="["/>
+              <m:sepChr m:val=""/>
+              <m:endChr m:val="]"/>
+              <m:grow/>
+            </m:dPr>
+            <m:e>
+              <m:r>
+                <m:t>L</m:t>
+              </m:r>
+            </m:e>
+          </m:d>
         </m:oMath>
       </m:oMathPara>
     </w:p>
@@ -6302,50 +6346,52 @@
             </m:accPr>
             <m:e>
               <m:r>
-                <m:t>E</m:t>
-              </m:r>
-              <m:r>
                 <m:rPr>
+                  <m:nor/>
                   <m:sty m:val="p"/>
                 </m:rPr>
-                <m:t>[</m:t>
-              </m:r>
-              <m:sSup>
+                <m:t>E</m:t>
+              </m:r>
+              <m:d>
+                <m:dPr>
+                  <m:begChr m:val="["/>
+                  <m:sepChr m:val=""/>
+                  <m:endChr m:val="]"/>
+                  <m:grow/>
+                </m:dPr>
                 <m:e>
-                  <m:r>
-                    <m:t>Y</m:t>
-                  </m:r>
+                  <m:sSup>
+                    <m:e>
+                      <m:r>
+                        <m:t>Y</m:t>
+                      </m:r>
+                    </m:e>
+                    <m:sup>
+                      <m:r>
+                        <m:t>1</m:t>
+                      </m:r>
+                    </m:sup>
+                  </m:sSup>
+                  <m:r>
+                    <m:rPr>
+                      <m:sty m:val="p"/>
+                    </m:rPr>
+                    <m:t>−</m:t>
+                  </m:r>
+                  <m:sSup>
+                    <m:e>
+                      <m:r>
+                        <m:t>Y</m:t>
+                      </m:r>
+                    </m:e>
+                    <m:sup>
+                      <m:r>
+                        <m:t>0</m:t>
+                      </m:r>
+                    </m:sup>
+                  </m:sSup>
                 </m:e>
-                <m:sup>
-                  <m:r>
-                    <m:t>1</m:t>
-                  </m:r>
-                </m:sup>
-              </m:sSup>
-              <m:r>
-                <m:rPr>
-                  <m:sty m:val="p"/>
-                </m:rPr>
-                <m:t>−</m:t>
-              </m:r>
-              <m:sSup>
-                <m:e>
-                  <m:r>
-                    <m:t>Y</m:t>
-                  </m:r>
-                </m:e>
-                <m:sup>
-                  <m:r>
-                    <m:t>0</m:t>
-                  </m:r>
-                </m:sup>
-              </m:sSup>
-              <m:r>
-                <m:rPr>
-                  <m:sty m:val="p"/>
-                </m:rPr>
-                <m:t>]</m:t>
-              </m:r>
+              </m:d>
             </m:e>
           </m:acc>
           <m:r>
@@ -6571,68 +6617,70 @@
         </m:oMathParaPr>
         <m:oMath>
           <m:r>
+            <m:rPr>
+              <m:nor/>
+              <m:sty m:val="p"/>
+            </m:rPr>
             <m:t>E</m:t>
           </m:r>
-          <m:r>
-            <m:rPr>
-              <m:sty m:val="p"/>
-            </m:rPr>
-            <m:t>[</m:t>
-          </m:r>
-          <m:sSup>
+          <m:d>
+            <m:dPr>
+              <m:begChr m:val="["/>
+              <m:sepChr m:val=""/>
+              <m:endChr m:val="]"/>
+              <m:grow/>
+            </m:dPr>
             <m:e>
-              <m:r>
-                <m:t>Y</m:t>
+              <m:sSup>
+                <m:e>
+                  <m:r>
+                    <m:t>Y</m:t>
+                  </m:r>
+                </m:e>
+                <m:sup>
+                  <m:r>
+                    <m:t>1</m:t>
+                  </m:r>
+                </m:sup>
+              </m:sSup>
+              <m:r>
+                <m:rPr>
+                  <m:sty m:val="p"/>
+                </m:rPr>
+                <m:t>−</m:t>
+              </m:r>
+              <m:sSup>
+                <m:e>
+                  <m:r>
+                    <m:t>Y</m:t>
+                  </m:r>
+                </m:e>
+                <m:sup>
+                  <m:r>
+                    <m:t>0</m:t>
+                  </m:r>
+                </m:sup>
+              </m:sSup>
+              <m:r>
+                <m:rPr>
+                  <m:sty m:val="p"/>
+                </m:rPr>
+                <m:t>∣</m:t>
+              </m:r>
+              <m:r>
+                <m:t>L</m:t>
+              </m:r>
+              <m:r>
+                <m:rPr>
+                  <m:sty m:val="p"/>
+                </m:rPr>
+                <m:t>=</m:t>
+              </m:r>
+              <m:r>
+                <m:t>ℓ</m:t>
               </m:r>
             </m:e>
-            <m:sup>
-              <m:r>
-                <m:t>1</m:t>
-              </m:r>
-            </m:sup>
-          </m:sSup>
-          <m:r>
-            <m:rPr>
-              <m:sty m:val="p"/>
-            </m:rPr>
-            <m:t>−</m:t>
-          </m:r>
-          <m:sSup>
-            <m:e>
-              <m:r>
-                <m:t>Y</m:t>
-              </m:r>
-            </m:e>
-            <m:sup>
-              <m:r>
-                <m:t>0</m:t>
-              </m:r>
-            </m:sup>
-          </m:sSup>
-          <m:r>
-            <m:rPr>
-              <m:sty m:val="p"/>
-            </m:rPr>
-            <m:t>∣</m:t>
-          </m:r>
-          <m:r>
-            <m:t>L</m:t>
-          </m:r>
-          <m:r>
-            <m:rPr>
-              <m:sty m:val="p"/>
-            </m:rPr>
-            <m:t>=</m:t>
-          </m:r>
-          <m:r>
-            <m:t>ℓ</m:t>
-          </m:r>
-          <m:r>
-            <m:rPr>
-              <m:sty m:val="p"/>
-            </m:rPr>
-            <m:t>]</m:t>
-          </m:r>
+          </m:d>
           <m:r>
             <m:rPr>
               <m:sty m:val="p"/>
@@ -6711,68 +6759,70 @@
         </m:oMathParaPr>
         <m:oMath>
           <m:r>
+            <m:rPr>
+              <m:nor/>
+              <m:sty m:val="p"/>
+            </m:rPr>
             <m:t>E</m:t>
           </m:r>
-          <m:r>
-            <m:rPr>
-              <m:sty m:val="p"/>
-            </m:rPr>
-            <m:t>[</m:t>
-          </m:r>
-          <m:sSup>
+          <m:d>
+            <m:dPr>
+              <m:begChr m:val="["/>
+              <m:sepChr m:val=""/>
+              <m:endChr m:val="]"/>
+              <m:grow/>
+            </m:dPr>
             <m:e>
-              <m:r>
-                <m:t>Y</m:t>
+              <m:sSup>
+                <m:e>
+                  <m:r>
+                    <m:t>Y</m:t>
+                  </m:r>
+                </m:e>
+                <m:sup>
+                  <m:r>
+                    <m:t>1</m:t>
+                  </m:r>
+                </m:sup>
+              </m:sSup>
+              <m:r>
+                <m:rPr>
+                  <m:sty m:val="p"/>
+                </m:rPr>
+                <m:t>−</m:t>
+              </m:r>
+              <m:sSup>
+                <m:e>
+                  <m:r>
+                    <m:t>Y</m:t>
+                  </m:r>
+                </m:e>
+                <m:sup>
+                  <m:r>
+                    <m:t>0</m:t>
+                  </m:r>
+                </m:sup>
+              </m:sSup>
+              <m:r>
+                <m:rPr>
+                  <m:sty m:val="p"/>
+                </m:rPr>
+                <m:t>∣</m:t>
+              </m:r>
+              <m:r>
+                <m:t>A</m:t>
+              </m:r>
+              <m:r>
+                <m:rPr>
+                  <m:sty m:val="p"/>
+                </m:rPr>
+                <m:t>=</m:t>
+              </m:r>
+              <m:r>
+                <m:t>1</m:t>
               </m:r>
             </m:e>
-            <m:sup>
-              <m:r>
-                <m:t>1</m:t>
-              </m:r>
-            </m:sup>
-          </m:sSup>
-          <m:r>
-            <m:rPr>
-              <m:sty m:val="p"/>
-            </m:rPr>
-            <m:t>−</m:t>
-          </m:r>
-          <m:sSup>
-            <m:e>
-              <m:r>
-                <m:t>Y</m:t>
-              </m:r>
-            </m:e>
-            <m:sup>
-              <m:r>
-                <m:t>0</m:t>
-              </m:r>
-            </m:sup>
-          </m:sSup>
-          <m:r>
-            <m:rPr>
-              <m:sty m:val="p"/>
-            </m:rPr>
-            <m:t>∣</m:t>
-          </m:r>
-          <m:r>
-            <m:t>A</m:t>
-          </m:r>
-          <m:r>
-            <m:rPr>
-              <m:sty m:val="p"/>
-            </m:rPr>
-            <m:t>=</m:t>
-          </m:r>
-          <m:r>
-            <m:t>1</m:t>
-          </m:r>
-          <m:r>
-            <m:rPr>
-              <m:sty m:val="p"/>
-            </m:rPr>
-            <m:t>]</m:t>
-          </m:r>
+          </m:d>
           <m:r>
             <m:rPr>
               <m:sty m:val="p"/>
@@ -6818,41 +6868,43 @@
             </m:sup>
           </m:sSubSup>
           <m:r>
+            <m:rPr>
+              <m:nor/>
+              <m:sty m:val="p"/>
+            </m:rPr>
             <m:t>E</m:t>
           </m:r>
-          <m:r>
-            <m:rPr>
-              <m:sty m:val="p"/>
-            </m:rPr>
-            <m:t>[</m:t>
-          </m:r>
-          <m:r>
-            <m:t>L</m:t>
-          </m:r>
-          <m:r>
-            <m:rPr>
-              <m:sty m:val="p"/>
-            </m:rPr>
-            <m:t>∣</m:t>
-          </m:r>
-          <m:r>
-            <m:t>A</m:t>
-          </m:r>
-          <m:r>
-            <m:rPr>
-              <m:sty m:val="p"/>
-            </m:rPr>
-            <m:t>=</m:t>
-          </m:r>
-          <m:r>
-            <m:t>1</m:t>
-          </m:r>
-          <m:r>
-            <m:rPr>
-              <m:sty m:val="p"/>
-            </m:rPr>
-            <m:t>]</m:t>
-          </m:r>
+          <m:d>
+            <m:dPr>
+              <m:begChr m:val="["/>
+              <m:sepChr m:val=""/>
+              <m:endChr m:val="]"/>
+              <m:grow/>
+            </m:dPr>
+            <m:e>
+              <m:r>
+                <m:t>L</m:t>
+              </m:r>
+              <m:r>
+                <m:rPr>
+                  <m:sty m:val="p"/>
+                </m:rPr>
+                <m:t>∣</m:t>
+              </m:r>
+              <m:r>
+                <m:t>A</m:t>
+              </m:r>
+              <m:r>
+                <m:rPr>
+                  <m:sty m:val="p"/>
+                </m:rPr>
+                <m:t>=</m:t>
+              </m:r>
+              <m:r>
+                <m:t>1</m:t>
+              </m:r>
+            </m:e>
+          </m:d>
         </m:oMath>
       </m:oMathPara>
     </w:p>
@@ -6886,68 +6938,70 @@
             </m:accPr>
             <m:e>
               <m:r>
-                <m:t>E</m:t>
-              </m:r>
-              <m:r>
                 <m:rPr>
+                  <m:nor/>
                   <m:sty m:val="p"/>
                 </m:rPr>
-                <m:t>[</m:t>
-              </m:r>
-              <m:sSup>
+                <m:t>E</m:t>
+              </m:r>
+              <m:d>
+                <m:dPr>
+                  <m:begChr m:val="["/>
+                  <m:sepChr m:val=""/>
+                  <m:endChr m:val="]"/>
+                  <m:grow/>
+                </m:dPr>
                 <m:e>
-                  <m:r>
-                    <m:t>Y</m:t>
+                  <m:sSup>
+                    <m:e>
+                      <m:r>
+                        <m:t>Y</m:t>
+                      </m:r>
+                    </m:e>
+                    <m:sup>
+                      <m:r>
+                        <m:t>1</m:t>
+                      </m:r>
+                    </m:sup>
+                  </m:sSup>
+                  <m:r>
+                    <m:rPr>
+                      <m:sty m:val="p"/>
+                    </m:rPr>
+                    <m:t>−</m:t>
+                  </m:r>
+                  <m:sSup>
+                    <m:e>
+                      <m:r>
+                        <m:t>Y</m:t>
+                      </m:r>
+                    </m:e>
+                    <m:sup>
+                      <m:r>
+                        <m:t>0</m:t>
+                      </m:r>
+                    </m:sup>
+                  </m:sSup>
+                  <m:r>
+                    <m:rPr>
+                      <m:sty m:val="p"/>
+                    </m:rPr>
+                    <m:t>∣</m:t>
+                  </m:r>
+                  <m:r>
+                    <m:t>A</m:t>
+                  </m:r>
+                  <m:r>
+                    <m:rPr>
+                      <m:sty m:val="p"/>
+                    </m:rPr>
+                    <m:t>=</m:t>
+                  </m:r>
+                  <m:r>
+                    <m:t>1</m:t>
                   </m:r>
                 </m:e>
-                <m:sup>
-                  <m:r>
-                    <m:t>1</m:t>
-                  </m:r>
-                </m:sup>
-              </m:sSup>
-              <m:r>
-                <m:rPr>
-                  <m:sty m:val="p"/>
-                </m:rPr>
-                <m:t>−</m:t>
-              </m:r>
-              <m:sSup>
-                <m:e>
-                  <m:r>
-                    <m:t>Y</m:t>
-                  </m:r>
-                </m:e>
-                <m:sup>
-                  <m:r>
-                    <m:t>0</m:t>
-                  </m:r>
-                </m:sup>
-              </m:sSup>
-              <m:r>
-                <m:rPr>
-                  <m:sty m:val="p"/>
-                </m:rPr>
-                <m:t>∣</m:t>
-              </m:r>
-              <m:r>
-                <m:t>A</m:t>
-              </m:r>
-              <m:r>
-                <m:rPr>
-                  <m:sty m:val="p"/>
-                </m:rPr>
-                <m:t>=</m:t>
-              </m:r>
-              <m:r>
-                <m:t>1</m:t>
-              </m:r>
-              <m:r>
-                <m:rPr>
-                  <m:sty m:val="p"/>
-                </m:rPr>
-                <m:t>]</m:t>
-              </m:r>
+              </m:d>
             </m:e>
           </m:acc>
           <m:r>
@@ -7119,59 +7173,61 @@
       </w:r>
       <m:oMath>
         <m:r>
-          <m:t>E</m:t>
-        </m:r>
-        <m:r>
           <m:rPr>
+            <m:nor/>
             <m:sty m:val="p"/>
           </m:rPr>
-          <m:t>[</m:t>
-        </m:r>
-        <m:sSup>
+          <m:t>E</m:t>
+        </m:r>
+        <m:d>
+          <m:dPr>
+            <m:begChr m:val="["/>
+            <m:sepChr m:val=""/>
+            <m:endChr m:val="]"/>
+            <m:grow/>
+          </m:dPr>
           <m:e>
-            <m:r>
-              <m:t>Y</m:t>
+            <m:sSup>
+              <m:e>
+                <m:r>
+                  <m:t>Y</m:t>
+                </m:r>
+              </m:e>
+              <m:sup>
+                <m:r>
+                  <m:t>1</m:t>
+                </m:r>
+              </m:sup>
+            </m:sSup>
+            <m:r>
+              <m:rPr>
+                <m:sty m:val="p"/>
+              </m:rPr>
+              <m:t>−</m:t>
+            </m:r>
+            <m:sSup>
+              <m:e>
+                <m:r>
+                  <m:t>Y</m:t>
+                </m:r>
+              </m:e>
+              <m:sup>
+                <m:r>
+                  <m:t>0</m:t>
+                </m:r>
+              </m:sup>
+            </m:sSup>
+            <m:r>
+              <m:rPr>
+                <m:sty m:val="p"/>
+              </m:rPr>
+              <m:t>∣</m:t>
+            </m:r>
+            <m:r>
+              <m:t>L</m:t>
             </m:r>
           </m:e>
-          <m:sup>
-            <m:r>
-              <m:t>1</m:t>
-            </m:r>
-          </m:sup>
-        </m:sSup>
-        <m:r>
-          <m:rPr>
-            <m:sty m:val="p"/>
-          </m:rPr>
-          <m:t>−</m:t>
-        </m:r>
-        <m:sSup>
-          <m:e>
-            <m:r>
-              <m:t>Y</m:t>
-            </m:r>
-          </m:e>
-          <m:sup>
-            <m:r>
-              <m:t>0</m:t>
-            </m:r>
-          </m:sup>
-        </m:sSup>
-        <m:r>
-          <m:rPr>
-            <m:sty m:val="p"/>
-          </m:rPr>
-          <m:t>∣</m:t>
-        </m:r>
-        <m:r>
-          <m:t>L</m:t>
-        </m:r>
-        <m:r>
-          <m:rPr>
-            <m:sty m:val="p"/>
-          </m:rPr>
-          <m:t>]</m:t>
-        </m:r>
+        </m:d>
       </m:oMath>
       <w:r>
         <w:t xml:space="preserve"> </w:t>
@@ -7196,50 +7252,52 @@
       </w:r>
       <m:oMath>
         <m:r>
-          <m:t>E</m:t>
-        </m:r>
-        <m:r>
           <m:rPr>
+            <m:nor/>
             <m:sty m:val="p"/>
           </m:rPr>
-          <m:t>[</m:t>
-        </m:r>
-        <m:sSup>
+          <m:t>E</m:t>
+        </m:r>
+        <m:d>
+          <m:dPr>
+            <m:begChr m:val="["/>
+            <m:sepChr m:val=""/>
+            <m:endChr m:val="]"/>
+            <m:grow/>
+          </m:dPr>
           <m:e>
-            <m:r>
-              <m:t>Y</m:t>
-            </m:r>
+            <m:sSup>
+              <m:e>
+                <m:r>
+                  <m:t>Y</m:t>
+                </m:r>
+              </m:e>
+              <m:sup>
+                <m:r>
+                  <m:t>1</m:t>
+                </m:r>
+              </m:sup>
+            </m:sSup>
+            <m:r>
+              <m:rPr>
+                <m:sty m:val="p"/>
+              </m:rPr>
+              <m:t>−</m:t>
+            </m:r>
+            <m:sSup>
+              <m:e>
+                <m:r>
+                  <m:t>Y</m:t>
+                </m:r>
+              </m:e>
+              <m:sup>
+                <m:r>
+                  <m:t>0</m:t>
+                </m:r>
+              </m:sup>
+            </m:sSup>
           </m:e>
-          <m:sup>
-            <m:r>
-              <m:t>1</m:t>
-            </m:r>
-          </m:sup>
-        </m:sSup>
-        <m:r>
-          <m:rPr>
-            <m:sty m:val="p"/>
-          </m:rPr>
-          <m:t>−</m:t>
-        </m:r>
-        <m:sSup>
-          <m:e>
-            <m:r>
-              <m:t>Y</m:t>
-            </m:r>
-          </m:e>
-          <m:sup>
-            <m:r>
-              <m:t>0</m:t>
-            </m:r>
-          </m:sup>
-        </m:sSup>
-        <m:r>
-          <m:rPr>
-            <m:sty m:val="p"/>
-          </m:rPr>
-          <m:t>]</m:t>
-        </m:r>
+        </m:d>
       </m:oMath>
     </w:p>
     <w:p>
@@ -7327,59 +7385,61 @@
         </m:oMathParaPr>
         <m:oMath>
           <m:r>
+            <m:rPr>
+              <m:nor/>
+              <m:sty m:val="p"/>
+            </m:rPr>
             <m:t>E</m:t>
           </m:r>
-          <m:r>
-            <m:rPr>
-              <m:sty m:val="p"/>
-            </m:rPr>
-            <m:t>[</m:t>
-          </m:r>
-          <m:sSup>
+          <m:d>
+            <m:dPr>
+              <m:begChr m:val="["/>
+              <m:sepChr m:val=""/>
+              <m:endChr m:val="]"/>
+              <m:grow/>
+            </m:dPr>
             <m:e>
-              <m:r>
-                <m:t>Y</m:t>
+              <m:sSup>
+                <m:e>
+                  <m:r>
+                    <m:t>Y</m:t>
+                  </m:r>
+                </m:e>
+                <m:sup>
+                  <m:r>
+                    <m:t>1</m:t>
+                  </m:r>
+                </m:sup>
+              </m:sSup>
+              <m:r>
+                <m:rPr>
+                  <m:sty m:val="p"/>
+                </m:rPr>
+                <m:t>−</m:t>
+              </m:r>
+              <m:sSup>
+                <m:e>
+                  <m:r>
+                    <m:t>Y</m:t>
+                  </m:r>
+                </m:e>
+                <m:sup>
+                  <m:r>
+                    <m:t>0</m:t>
+                  </m:r>
+                </m:sup>
+              </m:sSup>
+              <m:r>
+                <m:rPr>
+                  <m:sty m:val="p"/>
+                </m:rPr>
+                <m:t>∣</m:t>
+              </m:r>
+              <m:r>
+                <m:t>L</m:t>
               </m:r>
             </m:e>
-            <m:sup>
-              <m:r>
-                <m:t>1</m:t>
-              </m:r>
-            </m:sup>
-          </m:sSup>
-          <m:r>
-            <m:rPr>
-              <m:sty m:val="p"/>
-            </m:rPr>
-            <m:t>−</m:t>
-          </m:r>
-          <m:sSup>
-            <m:e>
-              <m:r>
-                <m:t>Y</m:t>
-              </m:r>
-            </m:e>
-            <m:sup>
-              <m:r>
-                <m:t>0</m:t>
-              </m:r>
-            </m:sup>
-          </m:sSup>
-          <m:r>
-            <m:rPr>
-              <m:sty m:val="p"/>
-            </m:rPr>
-            <m:t>∣</m:t>
-          </m:r>
-          <m:r>
-            <m:t>L</m:t>
-          </m:r>
-          <m:r>
-            <m:rPr>
-              <m:sty m:val="p"/>
-            </m:rPr>
-            <m:t>]</m:t>
-          </m:r>
+          </m:d>
           <m:r>
             <m:rPr>
               <m:sty m:val="p"/>
@@ -8210,41 +8270,43 @@
           <m:t>−</m:t>
         </m:r>
         <m:r>
-          <m:t>E</m:t>
-        </m:r>
-        <m:r>
           <m:rPr>
+            <m:nor/>
             <m:sty m:val="p"/>
           </m:rPr>
-          <m:t>[</m:t>
-        </m:r>
-        <m:r>
-          <m:t>A</m:t>
-        </m:r>
-        <m:r>
-          <m:rPr>
-            <m:sty m:val="p"/>
-          </m:rPr>
-          <m:t>∣</m:t>
-        </m:r>
-        <m:sSub>
+          <m:t>E</m:t>
+        </m:r>
+        <m:d>
+          <m:dPr>
+            <m:begChr m:val="["/>
+            <m:sepChr m:val=""/>
+            <m:endChr m:val="]"/>
+            <m:grow/>
+          </m:dPr>
           <m:e>
             <m:r>
-              <m:t>L</m:t>
-            </m:r>
+              <m:t>A</m:t>
+            </m:r>
+            <m:r>
+              <m:rPr>
+                <m:sty m:val="p"/>
+              </m:rPr>
+              <m:t>∣</m:t>
+            </m:r>
+            <m:sSub>
+              <m:e>
+                <m:r>
+                  <m:t>L</m:t>
+                </m:r>
+              </m:e>
+              <m:sub>
+                <m:r>
+                  <m:t>i</m:t>
+                </m:r>
+              </m:sub>
+            </m:sSub>
           </m:e>
-          <m:sub>
-            <m:r>
-              <m:t>i</m:t>
-            </m:r>
-          </m:sub>
-        </m:sSub>
-        <m:r>
-          <m:rPr>
-            <m:sty m:val="p"/>
-          </m:rPr>
-          <m:t>]</m:t>
-        </m:r>
+        </m:d>
         <m:r>
           <m:rPr>
             <m:sty m:val="p"/>
@@ -9442,59 +9504,61 @@
       </w:r>
       <m:oMath>
         <m:r>
-          <m:t>E</m:t>
-        </m:r>
-        <m:r>
           <m:rPr>
+            <m:nor/>
             <m:sty m:val="p"/>
           </m:rPr>
-          <m:t>[</m:t>
-        </m:r>
-        <m:sSup>
+          <m:t>E</m:t>
+        </m:r>
+        <m:d>
+          <m:dPr>
+            <m:begChr m:val="["/>
+            <m:sepChr m:val=""/>
+            <m:endChr m:val="]"/>
+            <m:grow/>
+          </m:dPr>
           <m:e>
-            <m:r>
-              <m:t>Y</m:t>
+            <m:sSup>
+              <m:e>
+                <m:r>
+                  <m:t>Y</m:t>
+                </m:r>
+              </m:e>
+              <m:sup>
+                <m:r>
+                  <m:t>1</m:t>
+                </m:r>
+              </m:sup>
+            </m:sSup>
+            <m:r>
+              <m:rPr>
+                <m:sty m:val="p"/>
+              </m:rPr>
+              <m:t>−</m:t>
+            </m:r>
+            <m:sSup>
+              <m:e>
+                <m:r>
+                  <m:t>Y</m:t>
+                </m:r>
+              </m:e>
+              <m:sup>
+                <m:r>
+                  <m:t>0</m:t>
+                </m:r>
+              </m:sup>
+            </m:sSup>
+            <m:r>
+              <m:rPr>
+                <m:sty m:val="p"/>
+              </m:rPr>
+              <m:t>∣</m:t>
+            </m:r>
+            <m:r>
+              <m:t>L</m:t>
             </m:r>
           </m:e>
-          <m:sup>
-            <m:r>
-              <m:t>1</m:t>
-            </m:r>
-          </m:sup>
-        </m:sSup>
-        <m:r>
-          <m:rPr>
-            <m:sty m:val="p"/>
-          </m:rPr>
-          <m:t>−</m:t>
-        </m:r>
-        <m:sSup>
-          <m:e>
-            <m:r>
-              <m:t>Y</m:t>
-            </m:r>
-          </m:e>
-          <m:sup>
-            <m:r>
-              <m:t>0</m:t>
-            </m:r>
-          </m:sup>
-        </m:sSup>
-        <m:r>
-          <m:rPr>
-            <m:sty m:val="p"/>
-          </m:rPr>
-          <m:t>∣</m:t>
-        </m:r>
-        <m:r>
-          <m:t>L</m:t>
-        </m:r>
-        <m:r>
-          <m:rPr>
-            <m:sty m:val="p"/>
-          </m:rPr>
-          <m:t>]</m:t>
-        </m:r>
+        </m:d>
       </m:oMath>
       <w:r>
         <w:t xml:space="preserve">. We can average to get marginal effects.</w:t>
@@ -9537,50 +9601,52 @@
         </m:oMathParaPr>
         <m:oMath>
           <m:r>
+            <m:rPr>
+              <m:nor/>
+              <m:sty m:val="p"/>
+            </m:rPr>
             <m:t>E</m:t>
           </m:r>
-          <m:r>
-            <m:rPr>
-              <m:sty m:val="p"/>
-            </m:rPr>
-            <m:t>[</m:t>
-          </m:r>
-          <m:sSup>
+          <m:d>
+            <m:dPr>
+              <m:begChr m:val="["/>
+              <m:sepChr m:val=""/>
+              <m:endChr m:val="]"/>
+              <m:grow/>
+            </m:dPr>
             <m:e>
-              <m:r>
-                <m:t>Y</m:t>
-              </m:r>
+              <m:sSup>
+                <m:e>
+                  <m:r>
+                    <m:t>Y</m:t>
+                  </m:r>
+                </m:e>
+                <m:sup>
+                  <m:r>
+                    <m:t>1</m:t>
+                  </m:r>
+                </m:sup>
+              </m:sSup>
+              <m:r>
+                <m:rPr>
+                  <m:sty m:val="p"/>
+                </m:rPr>
+                <m:t>−</m:t>
+              </m:r>
+              <m:sSup>
+                <m:e>
+                  <m:r>
+                    <m:t>Y</m:t>
+                  </m:r>
+                </m:e>
+                <m:sup>
+                  <m:r>
+                    <m:t>0</m:t>
+                  </m:r>
+                </m:sup>
+              </m:sSup>
             </m:e>
-            <m:sup>
-              <m:r>
-                <m:t>1</m:t>
-              </m:r>
-            </m:sup>
-          </m:sSup>
-          <m:r>
-            <m:rPr>
-              <m:sty m:val="p"/>
-            </m:rPr>
-            <m:t>−</m:t>
-          </m:r>
-          <m:sSup>
-            <m:e>
-              <m:r>
-                <m:t>Y</m:t>
-              </m:r>
-            </m:e>
-            <m:sup>
-              <m:r>
-                <m:t>0</m:t>
-              </m:r>
-            </m:sup>
-          </m:sSup>
-          <m:r>
-            <m:rPr>
-              <m:sty m:val="p"/>
-            </m:rPr>
-            <m:t>]</m:t>
-          </m:r>
+          </m:d>
         </m:oMath>
       </m:oMathPara>
     </w:p>
@@ -9623,59 +9689,61 @@
         </m:oMathParaPr>
         <m:oMath>
           <m:r>
+            <m:rPr>
+              <m:nor/>
+              <m:sty m:val="p"/>
+            </m:rPr>
             <m:t>E</m:t>
           </m:r>
-          <m:r>
-            <m:rPr>
-              <m:sty m:val="p"/>
-            </m:rPr>
-            <m:t>[</m:t>
-          </m:r>
-          <m:sSup>
+          <m:d>
+            <m:dPr>
+              <m:begChr m:val="["/>
+              <m:sepChr m:val=""/>
+              <m:endChr m:val="]"/>
+              <m:grow/>
+            </m:dPr>
             <m:e>
-              <m:r>
-                <m:t>Y</m:t>
+              <m:sSup>
+                <m:e>
+                  <m:r>
+                    <m:t>Y</m:t>
+                  </m:r>
+                </m:e>
+                <m:sup>
+                  <m:r>
+                    <m:t>1</m:t>
+                  </m:r>
+                </m:sup>
+              </m:sSup>
+              <m:r>
+                <m:rPr>
+                  <m:sty m:val="p"/>
+                </m:rPr>
+                <m:t>−</m:t>
+              </m:r>
+              <m:sSup>
+                <m:e>
+                  <m:r>
+                    <m:t>Y</m:t>
+                  </m:r>
+                </m:e>
+                <m:sup>
+                  <m:r>
+                    <m:t>0</m:t>
+                  </m:r>
+                </m:sup>
+              </m:sSup>
+              <m:r>
+                <m:rPr>
+                  <m:sty m:val="p"/>
+                </m:rPr>
+                <m:t>∣</m:t>
+              </m:r>
+              <m:r>
+                <m:t>L</m:t>
               </m:r>
             </m:e>
-            <m:sup>
-              <m:r>
-                <m:t>1</m:t>
-              </m:r>
-            </m:sup>
-          </m:sSup>
-          <m:r>
-            <m:rPr>
-              <m:sty m:val="p"/>
-            </m:rPr>
-            <m:t>−</m:t>
-          </m:r>
-          <m:sSup>
-            <m:e>
-              <m:r>
-                <m:t>Y</m:t>
-              </m:r>
-            </m:e>
-            <m:sup>
-              <m:r>
-                <m:t>0</m:t>
-              </m:r>
-            </m:sup>
-          </m:sSup>
-          <m:r>
-            <m:rPr>
-              <m:sty m:val="p"/>
-            </m:rPr>
-            <m:t>∣</m:t>
-          </m:r>
-          <m:r>
-            <m:t>L</m:t>
-          </m:r>
-          <m:r>
-            <m:rPr>
-              <m:sty m:val="p"/>
-            </m:rPr>
-            <m:t>]</m:t>
-          </m:r>
+          </m:d>
         </m:oMath>
       </m:oMathPara>
     </w:p>
@@ -9847,41 +9915,43 @@
             </w:r>
             <m:oMath>
               <m:r>
-                <m:t>E</m:t>
-              </m:r>
-              <m:r>
                 <m:rPr>
+                  <m:nor/>
                   <m:sty m:val="p"/>
                 </m:rPr>
-                <m:t>[</m:t>
-              </m:r>
-              <m:sSup>
+                <m:t>E</m:t>
+              </m:r>
+              <m:d>
+                <m:dPr>
+                  <m:begChr m:val="["/>
+                  <m:sepChr m:val=""/>
+                  <m:endChr m:val="]"/>
+                  <m:grow/>
+                </m:dPr>
                 <m:e>
-                  <m:r>
-                    <m:t>Y</m:t>
+                  <m:sSup>
+                    <m:e>
+                      <m:r>
+                        <m:t>Y</m:t>
+                      </m:r>
+                    </m:e>
+                    <m:sup>
+                      <m:r>
+                        <m:t>a</m:t>
+                      </m:r>
+                    </m:sup>
+                  </m:sSup>
+                  <m:r>
+                    <m:rPr>
+                      <m:sty m:val="p"/>
+                    </m:rPr>
+                    <m:t>∣</m:t>
+                  </m:r>
+                  <m:r>
+                    <m:t>V</m:t>
                   </m:r>
                 </m:e>
-                <m:sup>
-                  <m:r>
-                    <m:t>a</m:t>
-                  </m:r>
-                </m:sup>
-              </m:sSup>
-              <m:r>
-                <m:rPr>
-                  <m:sty m:val="p"/>
-                </m:rPr>
-                <m:t>∣</m:t>
-              </m:r>
-              <m:r>
-                <m:t>V</m:t>
-              </m:r>
-              <m:r>
-                <m:rPr>
-                  <m:sty m:val="p"/>
-                </m:rPr>
-                <m:t>]</m:t>
-              </m:r>
+              </m:d>
             </m:oMath>
             <w:r>
               <w:t xml:space="preserve"> </w:t>
@@ -10018,59 +10088,61 @@
       </w:r>
       <m:oMath>
         <m:r>
-          <m:t>E</m:t>
-        </m:r>
-        <m:r>
           <m:rPr>
+            <m:nor/>
             <m:sty m:val="p"/>
           </m:rPr>
-          <m:t>[</m:t>
-        </m:r>
-        <m:sSup>
+          <m:t>E</m:t>
+        </m:r>
+        <m:d>
+          <m:dPr>
+            <m:begChr m:val="["/>
+            <m:sepChr m:val=""/>
+            <m:endChr m:val="]"/>
+            <m:grow/>
+          </m:dPr>
           <m:e>
-            <m:r>
-              <m:t>Y</m:t>
+            <m:sSup>
+              <m:e>
+                <m:r>
+                  <m:t>Y</m:t>
+                </m:r>
+              </m:e>
+              <m:sup>
+                <m:r>
+                  <m:t>1</m:t>
+                </m:r>
+              </m:sup>
+            </m:sSup>
+            <m:r>
+              <m:rPr>
+                <m:sty m:val="p"/>
+              </m:rPr>
+              <m:t>−</m:t>
+            </m:r>
+            <m:sSup>
+              <m:e>
+                <m:r>
+                  <m:t>Y</m:t>
+                </m:r>
+              </m:e>
+              <m:sup>
+                <m:r>
+                  <m:t>0</m:t>
+                </m:r>
+              </m:sup>
+            </m:sSup>
+            <m:r>
+              <m:rPr>
+                <m:sty m:val="p"/>
+              </m:rPr>
+              <m:t>∣</m:t>
+            </m:r>
+            <m:r>
+              <m:t>L</m:t>
             </m:r>
           </m:e>
-          <m:sup>
-            <m:r>
-              <m:t>1</m:t>
-            </m:r>
-          </m:sup>
-        </m:sSup>
-        <m:r>
-          <m:rPr>
-            <m:sty m:val="p"/>
-          </m:rPr>
-          <m:t>−</m:t>
-        </m:r>
-        <m:sSup>
-          <m:e>
-            <m:r>
-              <m:t>Y</m:t>
-            </m:r>
-          </m:e>
-          <m:sup>
-            <m:r>
-              <m:t>0</m:t>
-            </m:r>
-          </m:sup>
-        </m:sSup>
-        <m:r>
-          <m:rPr>
-            <m:sty m:val="p"/>
-          </m:rPr>
-          <m:t>∣</m:t>
-        </m:r>
-        <m:r>
-          <m:t>L</m:t>
-        </m:r>
-        <m:r>
-          <m:rPr>
-            <m:sty m:val="p"/>
-          </m:rPr>
-          <m:t>]</m:t>
-        </m:r>
+        </m:d>
       </m:oMath>
       <w:r>
         <w:t xml:space="preserve"> </w:t>

--- a/chapters/14-g-estimation-structural-nested-models.docx
+++ b/chapters/14-g-estimation-structural-nested-models.docx
@@ -5608,6 +5608,9 @@
                 <m:t>]</m:t>
               </m:r>
             </m:oMath>
+            <w:r>
+              <w:t xml:space="preserve">​</w:t>
+            </w:r>
           </w:p>
         </w:tc>
         <w:tc>
@@ -5684,6 +5687,9 @@
                 </m:e>
               </m:d>
             </m:oMath>
+            <w:r>
+              <w:t xml:space="preserve">​</w:t>
+            </w:r>
           </w:p>
         </w:tc>
         <w:tc>
@@ -5778,6 +5784,9 @@
                 </m:e>
               </m:d>
             </m:oMath>
+            <w:r>
+              <w:t xml:space="preserve">​</w:t>
+            </w:r>
           </w:p>
         </w:tc>
         <w:tc>
